--- a/por/docx/62.content.docx
+++ b/por/docx/62.content.docx
@@ -11,6 +11,15 @@
         <w:pStyle w:val="Heading2"/>
       </w:pPr>
       <w:r>
+        <w:t>Resource: Notas de Estudo (Tyndale)</w:t>
+      </w:r>
+      <w:r/>
+    </w:p>
+    <w:p>
+      <w:pPr>
+        <w:pStyle w:val="Heading2"/>
+      </w:pPr>
+      <w:r>
         <w:t>License Information</w:t>
       </w:r>
       <w:r/>
@@ -21,7 +30,7 @@
         <w:rPr>
           <w:b/>
         </w:rPr>
-        <w:t>Study Notes (Tyndale)</w:t>
+        <w:t>Notas de Estudo (Tyndale)</w:t>
       </w:r>
       <w:r>
         <w:t xml:space="preserve"> (Portuguese) is based on</w:t>
@@ -74,7 +83,7 @@
         <w:pStyle w:val="Heading1"/>
       </w:pPr>
       <w:r>
-        <w:t>Study Notes (Tyndale)</w:t>
+        <w:t>Notas de Estudo (Tyndale)</w:t>
       </w:r>
     </w:p>
     <w:p>
@@ -83,6 +92,51 @@
           <w:headerReference w:type="even" r:id="rId8"/>
           <w:headerReference w:type="default" r:id="rId9"/>
           <w:footerReference w:type="default" r:id="rId10"/>
+          <w:footnotePr>
+            <w:numRestart w:val="eachSect"/>
+          </w:footnotePr>
+          <w:type w:val="continuous"/>
+          <w:pgSz w:w="12240" w:h="15840" w:code="1"/>
+          <w:pgMar w:top="1440" w:right="1440" w:bottom="1440" w:left="1440" w:header="504" w:footer="504" w:gutter="0"/>
+          <w:cols w:space="708"/>
+          <w:titlePg/>
+          <w:docGrid w:linePitch="360"/>
+        </w:sectPr>
+      </w:pPr>
+    </w:p>
+    <w:p>
+      <w:r/>
+    </w:p>
+    <w:p>
+      <w:pPr>
+        <w:pStyle w:val="Heading2"/>
+      </w:pPr>
+      <w:r>
+        <w:t>1JN</w:t>
+      </w:r>
+      <w:r/>
+    </w:p>
+    <w:p>
+      <w:r/>
+      <w:r>
+        <w:rPr>
+          <w:i/>
+        </w:rPr>
+        <w:t>1 João 1.1, 1 João 1.1–4, 1 João 1.2, 1 João 1.3, 1 João 1.4, 1 João 1.5, 1 João 1.5–2.6, 1 João 1.6, 1 João 1.7, 1 João 1.8, 1 João 1.9, 1 João 1.10, 1 João 2.1, 1 João 2.2, 1 João 2.3–6, 1 João 2.7–11, 1 João 2.8, 1 João 2.9, 1 João 2.9–11, 1 João 2.10, 1 João 2.12–14, 1 João 2.15–17, 1 João 2.18, 1 João 2.19, 1 João 2.20–23, 1 João 2.22, 1 João 2.24–25, 1 João 2.28–29, 1 João 3.1–3, 1 João 3.4–10, 1 João 3.6, 1 João 3.8, 1 João 3.9–10, 1 João 3.11–22, 1 João 3.12–13, 1 João 3.14, 1 João 3.16–18, 1 João 3.19–22, 1 João 3.23–24, 1 João 4.1, 1 João 4.1–6, 1 João 4.2, 1 João 4.5, 1 João 4.6, 1 João 4.7–21, 1 João 4.8, 1 João 4.9–10, 1 João 4.11–12, 1 João 4.15, 1 João 4.17, 1 João 4.18, 1 João 4.19, 1 João 5.1–5, 1 João 5.6, 1 João 5.7–8, 1 João 5.11–12, 1 João 5.16, 1 João 5.17, 1 João 5.20, 1 João 5.21</w:t>
+      </w:r>
+      <w:r/>
+    </w:p>
+    <w:p>
+      <w:r/>
+      <w:r>
+        <w:t xml:space="preserve"> </w:t>
+      </w:r>
+      <w:r/>
+      <w:r/>
+    </w:p>
+    <w:p>
+      <w:pPr>
+        <w:sectPr>
           <w:footnotePr>
             <w:numRestart w:val="eachSect"/>
           </w:footnotePr>

--- a/por/docx/62.content.docx
+++ b/por/docx/62.content.docx
@@ -4,49 +4,89 @@
   <w:body>
     <w:p/>
     <w:p>
-      <w:r/>
+      <w:pPr/>
+      <w:r>
+        <w:rPr>
+          <w:lang w:val="pt_PT" w:bidi="pt_PT"/>
+        </w:rPr>
+      </w:r>
     </w:p>
     <w:p>
       <w:pPr>
         <w:pStyle w:val="Heading2"/>
       </w:pPr>
       <w:r>
+        <w:rPr>
+          <w:lang w:val="pt_PT" w:bidi="pt_PT"/>
+        </w:rPr>
         <w:t>Resource: Notas de Estudo (Tyndale)</w:t>
       </w:r>
-      <w:r/>
+      <w:r>
+        <w:rPr>
+          <w:lang w:val="pt_PT" w:bidi="pt_PT"/>
+        </w:rPr>
+      </w:r>
     </w:p>
     <w:p>
       <w:pPr>
         <w:pStyle w:val="Heading2"/>
       </w:pPr>
       <w:r>
+        <w:rPr>
+          <w:lang w:val="pt_PT" w:bidi="pt_PT"/>
+        </w:rPr>
         <w:t>License Information</w:t>
       </w:r>
-      <w:r/>
-    </w:p>
-    <w:p>
-      <w:r/>
+      <w:r>
+        <w:rPr>
+          <w:lang w:val="pt_PT" w:bidi="pt_PT"/>
+        </w:rPr>
+      </w:r>
+    </w:p>
+    <w:p>
+      <w:pPr/>
+      <w:r>
+        <w:rPr>
+          <w:lang w:val="pt_PT" w:bidi="pt_PT"/>
+        </w:rPr>
+      </w:r>
       <w:r>
         <w:rPr>
           <w:b/>
+          <w:lang w:val="pt_PT" w:bidi="pt_PT"/>
         </w:rPr>
         <w:t>Notas de Estudo (Tyndale)</w:t>
       </w:r>
       <w:r>
+        <w:rPr>
+          <w:lang w:val="pt_PT" w:bidi="pt_PT"/>
+        </w:rPr>
         <w:t xml:space="preserve"> (Portuguese) is based on</w:t>
       </w:r>
       <w:r>
+        <w:rPr>
+          <w:lang w:val="pt_PT" w:bidi="pt_PT"/>
+        </w:rPr>
         <w:t xml:space="preserve">: </w:t>
       </w:r>
       <w:r>
+        <w:rPr>
+          <w:lang w:val="pt_PT" w:bidi="pt_PT"/>
+        </w:rPr>
         <w:t>Tyndale Open Study Notes</w:t>
       </w:r>
       <w:r>
+        <w:rPr>
+          <w:lang w:val="pt_PT" w:bidi="pt_PT"/>
+        </w:rPr>
         <w:t xml:space="preserve">, </w:t>
       </w:r>
       <w:hyperlink r:id="rId13">
         <w:r>
           <w:rPr>
+            <w:lang w:val="pt_PT" w:bidi="pt_PT"/>
+          </w:rPr>
+          <w:rPr>
             <w:color w:val="0000EE"/>
             <w:u w:val="single"/>
           </w:rPr>
@@ -54,11 +94,17 @@
         </w:r>
       </w:hyperlink>
       <w:r>
+        <w:rPr>
+          <w:lang w:val="pt_PT" w:bidi="pt_PT"/>
+        </w:rPr>
         <w:t xml:space="preserve">, 2019, which is licensed under a </w:t>
       </w:r>
       <w:hyperlink r:id="rId14">
         <w:r>
           <w:rPr>
+            <w:lang w:val="pt_PT" w:bidi="pt_PT"/>
+          </w:rPr>
+          <w:rPr>
             <w:color w:val="0000EE"/>
             <w:u w:val="single"/>
           </w:rPr>
@@ -66,23 +112,49 @@
         </w:r>
       </w:hyperlink>
       <w:r>
+        <w:rPr>
+          <w:lang w:val="pt_PT" w:bidi="pt_PT"/>
+        </w:rPr>
         <w:t>.</w:t>
       </w:r>
-      <w:r/>
-    </w:p>
-    <w:p>
-      <w:r/>
-      <w:r>
+      <w:r>
+        <w:rPr>
+          <w:lang w:val="pt_PT" w:bidi="pt_PT"/>
+        </w:rPr>
+      </w:r>
+    </w:p>
+    <w:p>
+      <w:pPr/>
+      <w:r>
+        <w:rPr>
+          <w:lang w:val="pt_PT" w:bidi="pt_PT"/>
+        </w:rPr>
+      </w:r>
+      <w:r>
+        <w:rPr>
+          <w:lang w:val="pt_PT" w:bidi="pt_PT"/>
+        </w:rPr>
         <w:t>This PDF version is provided under the same license.</w:t>
       </w:r>
-      <w:r/>
-      <w:r/>
+      <w:r>
+        <w:rPr>
+          <w:lang w:val="pt_PT" w:bidi="pt_PT"/>
+        </w:rPr>
+      </w:r>
+      <w:r>
+        <w:rPr>
+          <w:lang w:val="pt_PT" w:bidi="pt_PT"/>
+        </w:rPr>
+      </w:r>
     </w:p>
     <w:p>
       <w:pPr>
         <w:pStyle w:val="Heading1"/>
       </w:pPr>
       <w:r>
+        <w:rPr>
+          <w:lang w:val="pt_PT" w:bidi="pt_PT"/>
+        </w:rPr>
         <w:t>Notas de Estudo (Tyndale)</w:t>
       </w:r>
     </w:p>
@@ -105,34 +177,72 @@
       </w:pPr>
     </w:p>
     <w:p>
-      <w:r/>
+      <w:pPr/>
+      <w:r>
+        <w:rPr>
+          <w:lang w:val="pt_PT" w:bidi="pt_PT"/>
+        </w:rPr>
+      </w:r>
     </w:p>
     <w:p>
       <w:pPr>
         <w:pStyle w:val="Heading2"/>
       </w:pPr>
       <w:r>
+        <w:rPr>
+          <w:lang w:val="pt_PT" w:bidi="pt_PT"/>
+        </w:rPr>
         <w:t>1JN</w:t>
       </w:r>
-      <w:r/>
-    </w:p>
-    <w:p>
-      <w:r/>
+      <w:r>
+        <w:rPr>
+          <w:lang w:val="pt_PT" w:bidi="pt_PT"/>
+        </w:rPr>
+      </w:r>
+    </w:p>
+    <w:p>
+      <w:pPr/>
+      <w:r>
+        <w:rPr>
+          <w:lang w:val="pt_PT" w:bidi="pt_PT"/>
+        </w:rPr>
+      </w:r>
       <w:r>
         <w:rPr>
           <w:i/>
+          <w:lang w:val="pt_PT" w:bidi="pt_PT"/>
         </w:rPr>
         <w:t>1 João 1.1, 1 João 1.1–4, 1 João 1.2, 1 João 1.3, 1 João 1.4, 1 João 1.5, 1 João 1.5–2.6, 1 João 1.6, 1 João 1.7, 1 João 1.8, 1 João 1.9, 1 João 1.10, 1 João 2.1, 1 João 2.2, 1 João 2.3–6, 1 João 2.7–11, 1 João 2.8, 1 João 2.9, 1 João 2.9–11, 1 João 2.10, 1 João 2.12–14, 1 João 2.15–17, 1 João 2.18, 1 João 2.19, 1 João 2.20–23, 1 João 2.22, 1 João 2.24–25, 1 João 2.28–29, 1 João 3.1–3, 1 João 3.4–10, 1 João 3.6, 1 João 3.8, 1 João 3.9–10, 1 João 3.11–22, 1 João 3.12–13, 1 João 3.14, 1 João 3.16–18, 1 João 3.19–22, 1 João 3.23–24, 1 João 4.1, 1 João 4.1–6, 1 João 4.2, 1 João 4.5, 1 João 4.6, 1 João 4.7–21, 1 João 4.8, 1 João 4.9–10, 1 João 4.11–12, 1 João 4.15, 1 João 4.17, 1 João 4.18, 1 João 4.19, 1 João 5.1–5, 1 João 5.6, 1 João 5.7–8, 1 João 5.11–12, 1 João 5.16, 1 João 5.17, 1 João 5.20, 1 João 5.21</w:t>
       </w:r>
-      <w:r/>
-    </w:p>
-    <w:p>
-      <w:r/>
-      <w:r>
+      <w:r>
+        <w:rPr>
+          <w:lang w:val="pt_PT" w:bidi="pt_PT"/>
+        </w:rPr>
+      </w:r>
+    </w:p>
+    <w:p>
+      <w:pPr/>
+      <w:r>
+        <w:rPr>
+          <w:lang w:val="pt_PT" w:bidi="pt_PT"/>
+        </w:rPr>
+      </w:r>
+      <w:r>
+        <w:rPr>
+          <w:lang w:val="pt_PT" w:bidi="pt_PT"/>
+        </w:rPr>
         <w:t xml:space="preserve"> </w:t>
       </w:r>
-      <w:r/>
-      <w:r/>
+      <w:r>
+        <w:rPr>
+          <w:lang w:val="pt_PT" w:bidi="pt_PT"/>
+        </w:rPr>
+      </w:r>
+      <w:r>
+        <w:rPr>
+          <w:lang w:val="pt_PT" w:bidi="pt_PT"/>
+        </w:rPr>
+      </w:r>
     </w:p>
     <w:p>
       <w:pPr>
@@ -150,25 +260,48 @@
       </w:pPr>
     </w:p>
     <w:p>
-      <w:r/>
+      <w:pPr/>
+      <w:r>
+        <w:rPr>
+          <w:lang w:val="pt_PT" w:bidi="pt_PT"/>
+        </w:rPr>
+      </w:r>
     </w:p>
     <w:p>
       <w:pPr>
         <w:pStyle w:val="Heading2"/>
       </w:pPr>
       <w:r>
+        <w:rPr>
+          <w:lang w:val="pt_PT" w:bidi="pt_PT"/>
+        </w:rPr>
         <w:t>1 João 1.1</w:t>
       </w:r>
-      <w:r/>
-    </w:p>
-    <w:p>
-      <w:r/>
-      <w:r>
+      <w:r>
+        <w:rPr>
+          <w:lang w:val="pt_PT" w:bidi="pt_PT"/>
+        </w:rPr>
+      </w:r>
+    </w:p>
+    <w:p>
+      <w:pPr/>
+      <w:r>
+        <w:rPr>
+          <w:lang w:val="pt_PT" w:bidi="pt_PT"/>
+        </w:rPr>
+      </w:r>
+      <w:r>
+        <w:rPr>
+          <w:lang w:val="pt_PT" w:bidi="pt_PT"/>
+        </w:rPr>
         <w:t>Proclamamos a vocês aquele que existiu desde o princípio: Ou seja, desde antes do tempo começar, eternamente (</w:t>
       </w:r>
       <w:hyperlink r:id="rId15">
         <w:r>
           <w:rPr>
+            <w:lang w:val="pt_PT" w:bidi="pt_PT"/>
+          </w:rPr>
+          <w:rPr>
             <w:color w:val="0000EE"/>
             <w:u w:val="single"/>
           </w:rPr>
@@ -176,11 +309,17 @@
         </w:r>
       </w:hyperlink>
       <w:r>
+        <w:rPr>
+          <w:lang w:val="pt_PT" w:bidi="pt_PT"/>
+        </w:rPr>
         <w:t>). Quando Jesus veio em carne (</w:t>
       </w:r>
       <w:hyperlink r:id="rId16">
         <w:r>
           <w:rPr>
+            <w:lang w:val="pt_PT" w:bidi="pt_PT"/>
+          </w:rPr>
+          <w:rPr>
             <w:color w:val="0000EE"/>
             <w:u w:val="single"/>
           </w:rPr>
@@ -188,11 +327,17 @@
         </w:r>
       </w:hyperlink>
       <w:r>
+        <w:rPr>
+          <w:lang w:val="pt_PT" w:bidi="pt_PT"/>
+        </w:rPr>
         <w:t xml:space="preserve">), os apóstolos o viram … e o tocaram. Esta afirmação de que eles realmente tocaram a Palavra da vida é importante porque o Gnosticismo e o Docetismo (heresias cristãs primitivas) negavam que Cristo fosse verdadeiramente um ser humano (veja </w:t>
       </w:r>
       <w:hyperlink r:id="rId17">
         <w:r>
           <w:rPr>
+            <w:lang w:val="pt_PT" w:bidi="pt_PT"/>
+          </w:rPr>
+          <w:rPr>
             <w:color w:val="0000EE"/>
             <w:u w:val="single"/>
           </w:rPr>
@@ -200,11 +345,17 @@
         </w:r>
       </w:hyperlink>
       <w:r>
+        <w:rPr>
+          <w:lang w:val="pt_PT" w:bidi="pt_PT"/>
+        </w:rPr>
         <w:t>). Jesus, o Filho de Deus, é a expressão pessoal do Deus invisível e o doador da vida eterna (</w:t>
       </w:r>
       <w:hyperlink r:id="rId18">
         <w:r>
           <w:rPr>
+            <w:lang w:val="pt_PT" w:bidi="pt_PT"/>
+          </w:rPr>
+          <w:rPr>
             <w:color w:val="0000EE"/>
             <w:u w:val="single"/>
           </w:rPr>
@@ -212,31 +363,65 @@
         </w:r>
       </w:hyperlink>
       <w:r>
+        <w:rPr>
+          <w:lang w:val="pt_PT" w:bidi="pt_PT"/>
+        </w:rPr>
         <w:t>).</w:t>
       </w:r>
-      <w:r/>
-      <w:r/>
-    </w:p>
-    <w:p>
-      <w:r/>
+      <w:r>
+        <w:rPr>
+          <w:lang w:val="pt_PT" w:bidi="pt_PT"/>
+        </w:rPr>
+      </w:r>
+      <w:r>
+        <w:rPr>
+          <w:lang w:val="pt_PT" w:bidi="pt_PT"/>
+        </w:rPr>
+      </w:r>
+    </w:p>
+    <w:p>
+      <w:pPr/>
+      <w:r>
+        <w:rPr>
+          <w:lang w:val="pt_PT" w:bidi="pt_PT"/>
+        </w:rPr>
+      </w:r>
     </w:p>
     <w:p>
       <w:pPr>
         <w:pStyle w:val="Heading2"/>
       </w:pPr>
       <w:r>
+        <w:rPr>
+          <w:lang w:val="pt_PT" w:bidi="pt_PT"/>
+        </w:rPr>
         <w:t>1 João 1.1–4</w:t>
       </w:r>
-      <w:r/>
-    </w:p>
-    <w:p>
-      <w:r/>
-      <w:r>
+      <w:r>
+        <w:rPr>
+          <w:lang w:val="pt_PT" w:bidi="pt_PT"/>
+        </w:rPr>
+      </w:r>
+    </w:p>
+    <w:p>
+      <w:pPr/>
+      <w:r>
+        <w:rPr>
+          <w:lang w:val="pt_PT" w:bidi="pt_PT"/>
+        </w:rPr>
+      </w:r>
+      <w:r>
+        <w:rPr>
+          <w:lang w:val="pt_PT" w:bidi="pt_PT"/>
+        </w:rPr>
         <w:t>Este prólogo poético reflete a mensagem do prólogo do Evangelho de João (</w:t>
       </w:r>
       <w:hyperlink r:id="rId19">
         <w:r>
           <w:rPr>
+            <w:lang w:val="pt_PT" w:bidi="pt_PT"/>
+          </w:rPr>
+          <w:rPr>
             <w:color w:val="0000EE"/>
             <w:u w:val="single"/>
           </w:rPr>
@@ -244,31 +429,65 @@
         </w:r>
       </w:hyperlink>
       <w:r>
+        <w:rPr>
+          <w:lang w:val="pt_PT" w:bidi="pt_PT"/>
+        </w:rPr>
         <w:t>). • O "nós" que ocorre ao longo do prólogo refere-se a João e aos outros apóstolos, e talvez a outros cristãos que tinham visto e tocado Jesus Cristo. Os apóstolos estavam entre as testemunhas oculares de Jesus e tinham comunhão pessoal com Deus através dele. João, representando os apóstolos, agora convida os leitores a se juntarem a essa comunhão.</w:t>
       </w:r>
-      <w:r/>
-      <w:r/>
-    </w:p>
-    <w:p>
-      <w:r/>
+      <w:r>
+        <w:rPr>
+          <w:lang w:val="pt_PT" w:bidi="pt_PT"/>
+        </w:rPr>
+      </w:r>
+      <w:r>
+        <w:rPr>
+          <w:lang w:val="pt_PT" w:bidi="pt_PT"/>
+        </w:rPr>
+      </w:r>
+    </w:p>
+    <w:p>
+      <w:pPr/>
+      <w:r>
+        <w:rPr>
+          <w:lang w:val="pt_PT" w:bidi="pt_PT"/>
+        </w:rPr>
+      </w:r>
     </w:p>
     <w:p>
       <w:pPr>
         <w:pStyle w:val="Heading2"/>
       </w:pPr>
       <w:r>
+        <w:rPr>
+          <w:lang w:val="pt_PT" w:bidi="pt_PT"/>
+        </w:rPr>
         <w:t>1 João 1.2</w:t>
       </w:r>
-      <w:r/>
-    </w:p>
-    <w:p>
-      <w:r/>
-      <w:r>
+      <w:r>
+        <w:rPr>
+          <w:lang w:val="pt_PT" w:bidi="pt_PT"/>
+        </w:rPr>
+      </w:r>
+    </w:p>
+    <w:p>
+      <w:pPr/>
+      <w:r>
+        <w:rPr>
+          <w:lang w:val="pt_PT" w:bidi="pt_PT"/>
+        </w:rPr>
+      </w:r>
+      <w:r>
+        <w:rPr>
+          <w:lang w:val="pt_PT" w:bidi="pt_PT"/>
+        </w:rPr>
         <w:t xml:space="preserve">a própria vida (Grego zōē): Em todo o Novo Testamento, esta palavra é usada para designar a vida eterna de Deus (p.ex., </w:t>
       </w:r>
       <w:hyperlink r:id="rId20">
         <w:r>
           <w:rPr>
+            <w:lang w:val="pt_PT" w:bidi="pt_PT"/>
+          </w:rPr>
+          <w:rPr>
             <w:color w:val="0000EE"/>
             <w:u w:val="single"/>
           </w:rPr>
@@ -276,60 +495,126 @@
         </w:r>
       </w:hyperlink>
       <w:r>
+        <w:rPr>
+          <w:lang w:val="pt_PT" w:bidi="pt_PT"/>
+        </w:rPr>
         <w:t>). Esta vida reside em Cristo, e ele a disponibiliza para todos que acreditam nele. • Este … foi revelado a nós: Jesus, o Cristo, foi conhecido por seus apóstolos como um ser humano durante seu ministério terrestre.</w:t>
       </w:r>
-      <w:r/>
-      <w:r/>
-    </w:p>
-    <w:p>
-      <w:r/>
+      <w:r>
+        <w:rPr>
+          <w:lang w:val="pt_PT" w:bidi="pt_PT"/>
+        </w:rPr>
+      </w:r>
+      <w:r>
+        <w:rPr>
+          <w:lang w:val="pt_PT" w:bidi="pt_PT"/>
+        </w:rPr>
+      </w:r>
+    </w:p>
+    <w:p>
+      <w:pPr/>
+      <w:r>
+        <w:rPr>
+          <w:lang w:val="pt_PT" w:bidi="pt_PT"/>
+        </w:rPr>
+      </w:r>
     </w:p>
     <w:p>
       <w:pPr>
         <w:pStyle w:val="Heading2"/>
       </w:pPr>
       <w:r>
+        <w:rPr>
+          <w:lang w:val="pt_PT" w:bidi="pt_PT"/>
+        </w:rPr>
         <w:t>1 João 1.3</w:t>
       </w:r>
-      <w:r/>
-    </w:p>
-    <w:p>
-      <w:r/>
-      <w:r>
+      <w:r>
+        <w:rPr>
+          <w:lang w:val="pt_PT" w:bidi="pt_PT"/>
+        </w:rPr>
+      </w:r>
+    </w:p>
+    <w:p>
+      <w:pPr/>
+      <w:r>
+        <w:rPr>
+          <w:lang w:val="pt_PT" w:bidi="pt_PT"/>
+        </w:rPr>
+      </w:r>
+      <w:r>
+        <w:rPr>
+          <w:lang w:val="pt_PT" w:bidi="pt_PT"/>
+        </w:rPr>
         <w:t>o que nós realmente vimos: A Palavra da vida, como homem, revelou Deus aos apóstolos. • nossa comunhão é com o Pai e com seu Filho: Uma vez que o Espírito regenerou os apóstolos, eles entraram em comunhão espiritual com o Pai e o Filho. • para que você possa ter comunhão conosco: Quem entrou em comunhão com os apóstolos ao se associar com eles enquanto estavam vivos, ou entra agora ao permanecer em seus ensinamentos, tem comunhão com o Pai e o Filho através deles.</w:t>
       </w:r>
-      <w:r/>
-      <w:r/>
-    </w:p>
-    <w:p>
-      <w:r/>
+      <w:r>
+        <w:rPr>
+          <w:lang w:val="pt_PT" w:bidi="pt_PT"/>
+        </w:rPr>
+      </w:r>
+      <w:r>
+        <w:rPr>
+          <w:lang w:val="pt_PT" w:bidi="pt_PT"/>
+        </w:rPr>
+      </w:r>
+    </w:p>
+    <w:p>
+      <w:pPr/>
+      <w:r>
+        <w:rPr>
+          <w:lang w:val="pt_PT" w:bidi="pt_PT"/>
+        </w:rPr>
+      </w:r>
     </w:p>
     <w:p>
       <w:pPr>
         <w:pStyle w:val="Heading2"/>
       </w:pPr>
       <w:r>
+        <w:rPr>
+          <w:lang w:val="pt_PT" w:bidi="pt_PT"/>
+        </w:rPr>
         <w:t>1 João 1.4</w:t>
       </w:r>
-      <w:r/>
-    </w:p>
-    <w:p>
-      <w:r/>
-      <w:r>
+      <w:r>
+        <w:rPr>
+          <w:lang w:val="pt_PT" w:bidi="pt_PT"/>
+        </w:rPr>
+      </w:r>
+    </w:p>
+    <w:p>
+      <w:pPr/>
+      <w:r>
+        <w:rPr>
+          <w:lang w:val="pt_PT" w:bidi="pt_PT"/>
+        </w:rPr>
+      </w:r>
+      <w:r>
+        <w:rPr>
+          <w:lang w:val="pt_PT" w:bidi="pt_PT"/>
+        </w:rPr>
         <w:t xml:space="preserve">para que vocês possam compartilhar plenamente a nossa alegria: A </w:t>
       </w:r>
       <w:r>
         <w:rPr>
           <w:i/>
+          <w:lang w:val="pt_PT" w:bidi="pt_PT"/>
         </w:rPr>
         <w:t>alegria</w:t>
       </w:r>
       <w:r>
+        <w:rPr>
+          <w:lang w:val="pt_PT" w:bidi="pt_PT"/>
+        </w:rPr>
         <w:t xml:space="preserve"> que os apóstolos têm vem de sua comunhão com Deus Pai e o Filho (</w:t>
       </w:r>
       <w:hyperlink r:id="rId21">
         <w:r>
           <w:rPr>
+            <w:lang w:val="pt_PT" w:bidi="pt_PT"/>
+          </w:rPr>
+          <w:rPr>
             <w:color w:val="0000EE"/>
             <w:u w:val="single"/>
           </w:rPr>
@@ -337,49 +622,91 @@
         </w:r>
       </w:hyperlink>
       <w:r>
+        <w:rPr>
+          <w:lang w:val="pt_PT" w:bidi="pt_PT"/>
+        </w:rPr>
         <w:t xml:space="preserve">). Os leitores </w:t>
       </w:r>
       <w:r>
         <w:rPr>
           <w:i/>
+          <w:lang w:val="pt_PT" w:bidi="pt_PT"/>
         </w:rPr>
         <w:t>compartilharão</w:t>
       </w:r>
       <w:r>
+        <w:rPr>
+          <w:lang w:val="pt_PT" w:bidi="pt_PT"/>
+        </w:rPr>
         <w:t xml:space="preserve"> essa alegria ao entrarem na mesma comunhão.</w:t>
       </w:r>
-      <w:r/>
-      <w:r/>
-    </w:p>
-    <w:p>
-      <w:r/>
+      <w:r>
+        <w:rPr>
+          <w:lang w:val="pt_PT" w:bidi="pt_PT"/>
+        </w:rPr>
+      </w:r>
+      <w:r>
+        <w:rPr>
+          <w:lang w:val="pt_PT" w:bidi="pt_PT"/>
+        </w:rPr>
+      </w:r>
+    </w:p>
+    <w:p>
+      <w:pPr/>
+      <w:r>
+        <w:rPr>
+          <w:lang w:val="pt_PT" w:bidi="pt_PT"/>
+        </w:rPr>
+      </w:r>
     </w:p>
     <w:p>
       <w:pPr>
         <w:pStyle w:val="Heading2"/>
       </w:pPr>
       <w:r>
+        <w:rPr>
+          <w:lang w:val="pt_PT" w:bidi="pt_PT"/>
+        </w:rPr>
         <w:t>1 João 1.5</w:t>
       </w:r>
-      <w:r/>
-    </w:p>
-    <w:p>
-      <w:r/>
-      <w:r>
+      <w:r>
+        <w:rPr>
+          <w:lang w:val="pt_PT" w:bidi="pt_PT"/>
+        </w:rPr>
+      </w:r>
+    </w:p>
+    <w:p>
+      <w:pPr/>
+      <w:r>
+        <w:rPr>
+          <w:lang w:val="pt_PT" w:bidi="pt_PT"/>
+        </w:rPr>
+      </w:r>
+      <w:r>
+        <w:rPr>
+          <w:lang w:val="pt_PT" w:bidi="pt_PT"/>
+        </w:rPr>
         <w:t xml:space="preserve">Deus é luz: Esta </w:t>
       </w:r>
       <w:r>
         <w:rPr>
           <w:i/>
+          <w:lang w:val="pt_PT" w:bidi="pt_PT"/>
         </w:rPr>
         <w:t>luz</w:t>
       </w:r>
       <w:r>
+        <w:rPr>
+          <w:lang w:val="pt_PT" w:bidi="pt_PT"/>
+        </w:rPr>
         <w:t xml:space="preserve"> brilhou através de Jesus Cristo para todos com quem ele entrou em contato, para expor seus pecados e iluminar a natureza moral e o caráter de Deus (veja </w:t>
       </w:r>
       <w:hyperlink r:id="rId22">
         <w:r>
           <w:rPr>
+            <w:lang w:val="pt_PT" w:bidi="pt_PT"/>
+          </w:rPr>
+          <w:rPr>
             <w:color w:val="0000EE"/>
             <w:u w:val="single"/>
           </w:rPr>
@@ -387,11 +714,17 @@
         </w:r>
       </w:hyperlink>
       <w:r>
+        <w:rPr>
+          <w:lang w:val="pt_PT" w:bidi="pt_PT"/>
+        </w:rPr>
         <w:t>,</w:t>
       </w:r>
       <w:hyperlink r:id="rId23">
         <w:r>
           <w:rPr>
+            <w:lang w:val="pt_PT" w:bidi="pt_PT"/>
+          </w:rPr>
+          <w:rPr>
             <w:color w:val="0000EE"/>
             <w:u w:val="single"/>
           </w:rPr>
@@ -399,11 +732,17 @@
         </w:r>
       </w:hyperlink>
       <w:r>
+        <w:rPr>
+          <w:lang w:val="pt_PT" w:bidi="pt_PT"/>
+        </w:rPr>
         <w:t xml:space="preserve">; </w:t>
       </w:r>
       <w:hyperlink r:id="rId24">
         <w:r>
           <w:rPr>
+            <w:lang w:val="pt_PT" w:bidi="pt_PT"/>
+          </w:rPr>
+          <w:rPr>
             <w:color w:val="0000EE"/>
             <w:u w:val="single"/>
           </w:rPr>
@@ -411,11 +750,17 @@
         </w:r>
       </w:hyperlink>
       <w:r>
+        <w:rPr>
+          <w:lang w:val="pt_PT" w:bidi="pt_PT"/>
+        </w:rPr>
         <w:t xml:space="preserve">; </w:t>
       </w:r>
       <w:hyperlink r:id="rId25">
         <w:r>
           <w:rPr>
+            <w:lang w:val="pt_PT" w:bidi="pt_PT"/>
+          </w:rPr>
+          <w:rPr>
             <w:color w:val="0000EE"/>
             <w:u w:val="single"/>
           </w:rPr>
@@ -423,11 +768,17 @@
         </w:r>
       </w:hyperlink>
       <w:r>
+        <w:rPr>
+          <w:lang w:val="pt_PT" w:bidi="pt_PT"/>
+        </w:rPr>
         <w:t xml:space="preserve">; </w:t>
       </w:r>
       <w:hyperlink r:id="rId26">
         <w:r>
           <w:rPr>
+            <w:lang w:val="pt_PT" w:bidi="pt_PT"/>
+          </w:rPr>
+          <w:rPr>
             <w:color w:val="0000EE"/>
             <w:u w:val="single"/>
           </w:rPr>
@@ -435,11 +786,17 @@
         </w:r>
       </w:hyperlink>
       <w:r>
+        <w:rPr>
+          <w:lang w:val="pt_PT" w:bidi="pt_PT"/>
+        </w:rPr>
         <w:t xml:space="preserve">; </w:t>
       </w:r>
       <w:hyperlink r:id="rId27">
         <w:r>
           <w:rPr>
+            <w:lang w:val="pt_PT" w:bidi="pt_PT"/>
+          </w:rPr>
+          <w:rPr>
             <w:color w:val="0000EE"/>
             <w:u w:val="single"/>
           </w:rPr>
@@ -447,11 +804,17 @@
         </w:r>
       </w:hyperlink>
       <w:r>
+        <w:rPr>
+          <w:lang w:val="pt_PT" w:bidi="pt_PT"/>
+        </w:rPr>
         <w:t>,</w:t>
       </w:r>
       <w:hyperlink r:id="rId28">
         <w:r>
           <w:rPr>
+            <w:lang w:val="pt_PT" w:bidi="pt_PT"/>
+          </w:rPr>
+          <w:rPr>
             <w:color w:val="0000EE"/>
             <w:u w:val="single"/>
           </w:rPr>
@@ -459,11 +822,17 @@
         </w:r>
       </w:hyperlink>
       <w:r>
+        <w:rPr>
+          <w:lang w:val="pt_PT" w:bidi="pt_PT"/>
+        </w:rPr>
         <w:t>). Nos escritos de João, “luz” representa a santidade de Deus e Apocalipse. É o oposto do falso ensino e da vida indisciplinada, que é “escuridão” (</w:t>
       </w:r>
       <w:hyperlink r:id="rId29">
         <w:r>
           <w:rPr>
+            <w:lang w:val="pt_PT" w:bidi="pt_PT"/>
+          </w:rPr>
+          <w:rPr>
             <w:color w:val="0000EE"/>
             <w:u w:val="single"/>
           </w:rPr>
@@ -471,31 +840,65 @@
         </w:r>
       </w:hyperlink>
       <w:r>
+        <w:rPr>
+          <w:lang w:val="pt_PT" w:bidi="pt_PT"/>
+        </w:rPr>
         <w:t>).</w:t>
       </w:r>
-      <w:r/>
-      <w:r/>
-    </w:p>
-    <w:p>
-      <w:r/>
+      <w:r>
+        <w:rPr>
+          <w:lang w:val="pt_PT" w:bidi="pt_PT"/>
+        </w:rPr>
+      </w:r>
+      <w:r>
+        <w:rPr>
+          <w:lang w:val="pt_PT" w:bidi="pt_PT"/>
+        </w:rPr>
+      </w:r>
+    </w:p>
+    <w:p>
+      <w:pPr/>
+      <w:r>
+        <w:rPr>
+          <w:lang w:val="pt_PT" w:bidi="pt_PT"/>
+        </w:rPr>
+      </w:r>
     </w:p>
     <w:p>
       <w:pPr>
         <w:pStyle w:val="Heading2"/>
       </w:pPr>
       <w:r>
+        <w:rPr>
+          <w:lang w:val="pt_PT" w:bidi="pt_PT"/>
+        </w:rPr>
         <w:t>1 João 1.5–2.6</w:t>
       </w:r>
-      <w:r/>
-    </w:p>
-    <w:p>
-      <w:r/>
-      <w:r>
+      <w:r>
+        <w:rPr>
+          <w:lang w:val="pt_PT" w:bidi="pt_PT"/>
+        </w:rPr>
+      </w:r>
+    </w:p>
+    <w:p>
+      <w:pPr/>
+      <w:r>
+        <w:rPr>
+          <w:lang w:val="pt_PT" w:bidi="pt_PT"/>
+        </w:rPr>
+      </w:r>
+      <w:r>
+        <w:rPr>
+          <w:lang w:val="pt_PT" w:bidi="pt_PT"/>
+        </w:rPr>
         <w:t xml:space="preserve">Aqui João foca no primeiro aspecto de viver em comunhão com Deus. Viver na luz significa que os crentes reconhecerão que são pecadores, mas também perceberão que Jesus é seu Advogado para torná-los justos diante de Deus (veja </w:t>
       </w:r>
       <w:hyperlink r:id="rId30">
         <w:r>
           <w:rPr>
+            <w:lang w:val="pt_PT" w:bidi="pt_PT"/>
+          </w:rPr>
+          <w:rPr>
             <w:color w:val="0000EE"/>
             <w:u w:val="single"/>
           </w:rPr>
@@ -503,31 +906,65 @@
         </w:r>
       </w:hyperlink>
       <w:r>
+        <w:rPr>
+          <w:lang w:val="pt_PT" w:bidi="pt_PT"/>
+        </w:rPr>
         <w:t>).</w:t>
       </w:r>
-      <w:r/>
-      <w:r/>
-    </w:p>
-    <w:p>
-      <w:r/>
+      <w:r>
+        <w:rPr>
+          <w:lang w:val="pt_PT" w:bidi="pt_PT"/>
+        </w:rPr>
+      </w:r>
+      <w:r>
+        <w:rPr>
+          <w:lang w:val="pt_PT" w:bidi="pt_PT"/>
+        </w:rPr>
+      </w:r>
+    </w:p>
+    <w:p>
+      <w:pPr/>
+      <w:r>
+        <w:rPr>
+          <w:lang w:val="pt_PT" w:bidi="pt_PT"/>
+        </w:rPr>
+      </w:r>
     </w:p>
     <w:p>
       <w:pPr>
         <w:pStyle w:val="Heading2"/>
       </w:pPr>
       <w:r>
+        <w:rPr>
+          <w:lang w:val="pt_PT" w:bidi="pt_PT"/>
+        </w:rPr>
         <w:t>1 João 1.6</w:t>
       </w:r>
-      <w:r/>
-    </w:p>
-    <w:p>
-      <w:r/>
-      <w:r>
+      <w:r>
+        <w:rPr>
+          <w:lang w:val="pt_PT" w:bidi="pt_PT"/>
+        </w:rPr>
+      </w:r>
+    </w:p>
+    <w:p>
+      <w:pPr/>
+      <w:r>
+        <w:rPr>
+          <w:lang w:val="pt_PT" w:bidi="pt_PT"/>
+        </w:rPr>
+      </w:r>
+      <w:r>
+        <w:rPr>
+          <w:lang w:val="pt_PT" w:bidi="pt_PT"/>
+        </w:rPr>
         <w:t>Esta é a primeira de várias instâncias em que João desafia as alegações dos gnósticos, que haviam se afastado da comunhão apostólica e, assim, estavam vivendo em escuridão espiritual. Eles afirmavam ter comunhão com Deus, mas não expressavam seu caráter, que é luz. Jesus havia alertado os líderes judeus de sua época para não deixarem que a luz que pensavam ter fosse escuridão (</w:t>
       </w:r>
       <w:hyperlink r:id="rId31">
         <w:r>
           <w:rPr>
+            <w:lang w:val="pt_PT" w:bidi="pt_PT"/>
+          </w:rPr>
+          <w:rPr>
             <w:color w:val="0000EE"/>
             <w:u w:val="single"/>
           </w:rPr>
@@ -535,31 +972,65 @@
         </w:r>
       </w:hyperlink>
       <w:r>
+        <w:rPr>
+          <w:lang w:val="pt_PT" w:bidi="pt_PT"/>
+        </w:rPr>
         <w:t>) — suas crenças religiosas os cegaram para a iluminação espiritual que poderiam ter recebido de Cristo. Da mesma forma, esses mestres gnósticos pensavam estar iluminados, mas estavam na verdade obscurecidos por suas chamadas iluminações. Eles alegavam ter experiências espirituais de Deus, mas rejeitavam a comunhão com aqueles que realmente tinham visto Deus em carne, a saber, João e os outros apóstolos.</w:t>
       </w:r>
-      <w:r/>
-      <w:r/>
-    </w:p>
-    <w:p>
-      <w:r/>
+      <w:r>
+        <w:rPr>
+          <w:lang w:val="pt_PT" w:bidi="pt_PT"/>
+        </w:rPr>
+      </w:r>
+      <w:r>
+        <w:rPr>
+          <w:lang w:val="pt_PT" w:bidi="pt_PT"/>
+        </w:rPr>
+      </w:r>
+    </w:p>
+    <w:p>
+      <w:pPr/>
+      <w:r>
+        <w:rPr>
+          <w:lang w:val="pt_PT" w:bidi="pt_PT"/>
+        </w:rPr>
+      </w:r>
     </w:p>
     <w:p>
       <w:pPr>
         <w:pStyle w:val="Heading2"/>
       </w:pPr>
       <w:r>
+        <w:rPr>
+          <w:lang w:val="pt_PT" w:bidi="pt_PT"/>
+        </w:rPr>
         <w:t>1 João 1.7</w:t>
       </w:r>
-      <w:r/>
-    </w:p>
-    <w:p>
-      <w:r/>
-      <w:r>
+      <w:r>
+        <w:rPr>
+          <w:lang w:val="pt_PT" w:bidi="pt_PT"/>
+        </w:rPr>
+      </w:r>
+    </w:p>
+    <w:p>
+      <w:pPr/>
+      <w:r>
+        <w:rPr>
+          <w:lang w:val="pt_PT" w:bidi="pt_PT"/>
+        </w:rPr>
+      </w:r>
+      <w:r>
+        <w:rPr>
+          <w:lang w:val="pt_PT" w:bidi="pt_PT"/>
+        </w:rPr>
         <w:t>Os crentes têm comunhão uns com os outros e com Deus enquanto vivem na luz. As pessoas não podem afirmar que têm comunhão com Deus e depois se recusarem a ter comunhão com o povo de Deus. Este era o caso dos gnósticos. Os apóstolos de Cristo conheceram Jesus Cristo como Deus em carne e continuavam a ter comunhão espiritual com ele (</w:t>
       </w:r>
       <w:hyperlink r:id="rId21">
         <w:r>
           <w:rPr>
+            <w:lang w:val="pt_PT" w:bidi="pt_PT"/>
+          </w:rPr>
+          <w:rPr>
             <w:color w:val="0000EE"/>
             <w:u w:val="single"/>
           </w:rPr>
@@ -567,31 +1038,65 @@
         </w:r>
       </w:hyperlink>
       <w:r>
+        <w:rPr>
+          <w:lang w:val="pt_PT" w:bidi="pt_PT"/>
+        </w:rPr>
         <w:t>).</w:t>
       </w:r>
-      <w:r/>
-      <w:r/>
-    </w:p>
-    <w:p>
-      <w:r/>
+      <w:r>
+        <w:rPr>
+          <w:lang w:val="pt_PT" w:bidi="pt_PT"/>
+        </w:rPr>
+      </w:r>
+      <w:r>
+        <w:rPr>
+          <w:lang w:val="pt_PT" w:bidi="pt_PT"/>
+        </w:rPr>
+      </w:r>
+    </w:p>
+    <w:p>
+      <w:pPr/>
+      <w:r>
+        <w:rPr>
+          <w:lang w:val="pt_PT" w:bidi="pt_PT"/>
+        </w:rPr>
+      </w:r>
     </w:p>
     <w:p>
       <w:pPr>
         <w:pStyle w:val="Heading2"/>
       </w:pPr>
       <w:r>
+        <w:rPr>
+          <w:lang w:val="pt_PT" w:bidi="pt_PT"/>
+        </w:rPr>
         <w:t>1 João 1.8</w:t>
       </w:r>
-      <w:r/>
-    </w:p>
-    <w:p>
-      <w:r/>
-      <w:r>
+      <w:r>
+        <w:rPr>
+          <w:lang w:val="pt_PT" w:bidi="pt_PT"/>
+        </w:rPr>
+      </w:r>
+    </w:p>
+    <w:p>
+      <w:pPr/>
+      <w:r>
+        <w:rPr>
+          <w:lang w:val="pt_PT" w:bidi="pt_PT"/>
+        </w:rPr>
+      </w:r>
+      <w:r>
+        <w:rPr>
+          <w:lang w:val="pt_PT" w:bidi="pt_PT"/>
+        </w:rPr>
         <w:t xml:space="preserve">Se afirmarmos que não temos pecado: Esta é a segunda falsa afirmação dos gnósticos (veja </w:t>
       </w:r>
       <w:hyperlink r:id="rId29">
         <w:r>
           <w:rPr>
+            <w:lang w:val="pt_PT" w:bidi="pt_PT"/>
+          </w:rPr>
+          <w:rPr>
             <w:color w:val="0000EE"/>
             <w:u w:val="single"/>
           </w:rPr>
@@ -599,11 +1104,17 @@
         </w:r>
       </w:hyperlink>
       <w:r>
+        <w:rPr>
+          <w:lang w:val="pt_PT" w:bidi="pt_PT"/>
+        </w:rPr>
         <w:t xml:space="preserve">). Eles afirmavam que eram ou poderiam ser sem pecado, já que Cristo havia abolido seus pecados de uma vez por todas — seu conhecimento superior os elevaria acima do reino do pecado. Mas os cristãos ainda pecam quando vivem em sua velha natureza (veja </w:t>
       </w:r>
       <w:hyperlink r:id="rId32">
         <w:r>
           <w:rPr>
+            <w:lang w:val="pt_PT" w:bidi="pt_PT"/>
+          </w:rPr>
+          <w:rPr>
             <w:color w:val="0000EE"/>
             <w:u w:val="single"/>
           </w:rPr>
@@ -611,11 +1122,17 @@
         </w:r>
       </w:hyperlink>
       <w:r>
+        <w:rPr>
+          <w:lang w:val="pt_PT" w:bidi="pt_PT"/>
+        </w:rPr>
         <w:t>). O verdadeiro cristão tanto reconhece esse pecado (</w:t>
       </w:r>
       <w:hyperlink r:id="rId33">
         <w:r>
           <w:rPr>
+            <w:lang w:val="pt_PT" w:bidi="pt_PT"/>
+          </w:rPr>
+          <w:rPr>
             <w:color w:val="0000EE"/>
             <w:u w:val="single"/>
           </w:rPr>
@@ -623,77 +1140,173 @@
         </w:r>
       </w:hyperlink>
       <w:r>
+        <w:rPr>
+          <w:lang w:val="pt_PT" w:bidi="pt_PT"/>
+        </w:rPr>
         <w:t>) quanto confia em Cristo para removê-lo.</w:t>
       </w:r>
-      <w:r/>
-      <w:r/>
-    </w:p>
-    <w:p>
-      <w:r/>
+      <w:r>
+        <w:rPr>
+          <w:lang w:val="pt_PT" w:bidi="pt_PT"/>
+        </w:rPr>
+      </w:r>
+      <w:r>
+        <w:rPr>
+          <w:lang w:val="pt_PT" w:bidi="pt_PT"/>
+        </w:rPr>
+      </w:r>
+    </w:p>
+    <w:p>
+      <w:pPr/>
+      <w:r>
+        <w:rPr>
+          <w:lang w:val="pt_PT" w:bidi="pt_PT"/>
+        </w:rPr>
+      </w:r>
     </w:p>
     <w:p>
       <w:pPr>
         <w:pStyle w:val="Heading2"/>
       </w:pPr>
       <w:r>
+        <w:rPr>
+          <w:lang w:val="pt_PT" w:bidi="pt_PT"/>
+        </w:rPr>
         <w:t>1 João 1.9</w:t>
       </w:r>
-      <w:r/>
-    </w:p>
-    <w:p>
-      <w:r/>
-      <w:r>
+      <w:r>
+        <w:rPr>
+          <w:lang w:val="pt_PT" w:bidi="pt_PT"/>
+        </w:rPr>
+      </w:r>
+    </w:p>
+    <w:p>
+      <w:pPr/>
+      <w:r>
+        <w:rPr>
+          <w:lang w:val="pt_PT" w:bidi="pt_PT"/>
+        </w:rPr>
+      </w:r>
+      <w:r>
+        <w:rPr>
+          <w:lang w:val="pt_PT" w:bidi="pt_PT"/>
+        </w:rPr>
         <w:t>Para manter uma comunhão contínua com Deus, precisamos confessar nossos pecados a Ele. O perdão e a purificação são garantidos porque Deus é fiel às suas promessas e age com base em sua justiça. A morte de Cristo pelos nossos pecados cumpre a justiça de Deus e nos absolve de nossa culpa.</w:t>
       </w:r>
-      <w:r/>
-      <w:r/>
-    </w:p>
-    <w:p>
-      <w:r/>
+      <w:r>
+        <w:rPr>
+          <w:lang w:val="pt_PT" w:bidi="pt_PT"/>
+        </w:rPr>
+      </w:r>
+      <w:r>
+        <w:rPr>
+          <w:lang w:val="pt_PT" w:bidi="pt_PT"/>
+        </w:rPr>
+      </w:r>
+    </w:p>
+    <w:p>
+      <w:pPr/>
+      <w:r>
+        <w:rPr>
+          <w:lang w:val="pt_PT" w:bidi="pt_PT"/>
+        </w:rPr>
+      </w:r>
     </w:p>
     <w:p>
       <w:pPr>
         <w:pStyle w:val="Heading2"/>
       </w:pPr>
       <w:r>
+        <w:rPr>
+          <w:lang w:val="pt_PT" w:bidi="pt_PT"/>
+        </w:rPr>
         <w:t>1 João 1.10</w:t>
       </w:r>
-      <w:r/>
-    </w:p>
-    <w:p>
-      <w:r/>
-      <w:r>
+      <w:r>
+        <w:rPr>
+          <w:lang w:val="pt_PT" w:bidi="pt_PT"/>
+        </w:rPr>
+      </w:r>
+    </w:p>
+    <w:p>
+      <w:pPr/>
+      <w:r>
+        <w:rPr>
+          <w:lang w:val="pt_PT" w:bidi="pt_PT"/>
+        </w:rPr>
+      </w:r>
+      <w:r>
+        <w:rPr>
+          <w:lang w:val="pt_PT" w:bidi="pt_PT"/>
+        </w:rPr>
         <w:t xml:space="preserve">Se afirmamos que não pecamos, estamos chamando Deus de mentiroso: a palavra de Deus enfatiza a natureza abrangente e penetrante do pecado (veja </w:t>
       </w:r>
       <w:r>
+        <w:rPr>
+          <w:lang w:val="pt_PT" w:bidi="pt_PT"/>
+        </w:rPr>
         <w:t>nota de estudo em 1.8</w:t>
       </w:r>
       <w:r>
+        <w:rPr>
+          <w:lang w:val="pt_PT" w:bidi="pt_PT"/>
+        </w:rPr>
         <w:t>).</w:t>
       </w:r>
-      <w:r/>
-      <w:r/>
-    </w:p>
-    <w:p>
-      <w:r/>
+      <w:r>
+        <w:rPr>
+          <w:lang w:val="pt_PT" w:bidi="pt_PT"/>
+        </w:rPr>
+      </w:r>
+      <w:r>
+        <w:rPr>
+          <w:lang w:val="pt_PT" w:bidi="pt_PT"/>
+        </w:rPr>
+      </w:r>
+    </w:p>
+    <w:p>
+      <w:pPr/>
+      <w:r>
+        <w:rPr>
+          <w:lang w:val="pt_PT" w:bidi="pt_PT"/>
+        </w:rPr>
+      </w:r>
     </w:p>
     <w:p>
       <w:pPr>
         <w:pStyle w:val="Heading2"/>
       </w:pPr>
       <w:r>
+        <w:rPr>
+          <w:lang w:val="pt_PT" w:bidi="pt_PT"/>
+        </w:rPr>
         <w:t>1 João 2.1</w:t>
       </w:r>
-      <w:r/>
-    </w:p>
-    <w:p>
-      <w:r/>
-      <w:r>
+      <w:r>
+        <w:rPr>
+          <w:lang w:val="pt_PT" w:bidi="pt_PT"/>
+        </w:rPr>
+      </w:r>
+    </w:p>
+    <w:p>
+      <w:pPr/>
+      <w:r>
+        <w:rPr>
+          <w:lang w:val="pt_PT" w:bidi="pt_PT"/>
+        </w:rPr>
+      </w:r>
+      <w:r>
+        <w:rPr>
+          <w:lang w:val="pt_PT" w:bidi="pt_PT"/>
+        </w:rPr>
         <w:t>Para viver "na luz" (</w:t>
       </w:r>
       <w:hyperlink r:id="rId34">
         <w:r>
           <w:rPr>
+            <w:lang w:val="pt_PT" w:bidi="pt_PT"/>
+          </w:rPr>
+          <w:rPr>
             <w:color w:val="0000EE"/>
             <w:u w:val="single"/>
           </w:rPr>
@@ -701,11 +1314,17 @@
         </w:r>
       </w:hyperlink>
       <w:r>
+        <w:rPr>
+          <w:lang w:val="pt_PT" w:bidi="pt_PT"/>
+        </w:rPr>
         <w:t>), é necessário confessar o pecado (</w:t>
       </w:r>
       <w:hyperlink r:id="rId33">
         <w:r>
           <w:rPr>
+            <w:lang w:val="pt_PT" w:bidi="pt_PT"/>
+          </w:rPr>
+          <w:rPr>
             <w:color w:val="0000EE"/>
             <w:u w:val="single"/>
           </w:rPr>
@@ -713,11 +1332,17 @@
         </w:r>
       </w:hyperlink>
       <w:r>
+        <w:rPr>
+          <w:lang w:val="pt_PT" w:bidi="pt_PT"/>
+        </w:rPr>
         <w:t xml:space="preserve">) e parar de pecar. João enfatiza o pecado no capítulo </w:t>
       </w:r>
       <w:hyperlink r:id="rId35">
         <w:r>
           <w:rPr>
+            <w:lang w:val="pt_PT" w:bidi="pt_PT"/>
+          </w:rPr>
+          <w:rPr>
             <w:color w:val="0000EE"/>
             <w:u w:val="single"/>
           </w:rPr>
@@ -725,20 +1350,30 @@
         </w:r>
       </w:hyperlink>
       <w:r>
+        <w:rPr>
+          <w:lang w:val="pt_PT" w:bidi="pt_PT"/>
+        </w:rPr>
         <w:t xml:space="preserve"> para fazer os crentes desprezarem seu pecado e evitá-lo. • se alguém pecar: Os crentes devem repudiar o pecado, mas não devem temer confessar seus pecados a Deus. • Advogado (grego paraklētos</w:t>
       </w:r>
       <w:r>
         <w:rPr>
           <w:i/>
+          <w:lang w:val="pt_PT" w:bidi="pt_PT"/>
         </w:rPr>
         <w:t>,</w:t>
       </w:r>
       <w:r>
+        <w:rPr>
+          <w:lang w:val="pt_PT" w:bidi="pt_PT"/>
+        </w:rPr>
         <w:t xml:space="preserve"> "aquele que é chamado ao nosso lado" como consolador ou Advogado): Cristo é nosso advogado de defesa, representando-nos perante o Pai no céu (veja </w:t>
       </w:r>
       <w:hyperlink r:id="rId36">
         <w:r>
           <w:rPr>
+            <w:lang w:val="pt_PT" w:bidi="pt_PT"/>
+          </w:rPr>
+          <w:rPr>
             <w:color w:val="0000EE"/>
             <w:u w:val="single"/>
           </w:rPr>
@@ -746,11 +1381,17 @@
         </w:r>
       </w:hyperlink>
       <w:r>
+        <w:rPr>
+          <w:lang w:val="pt_PT" w:bidi="pt_PT"/>
+        </w:rPr>
         <w:t xml:space="preserve">; cp. </w:t>
       </w:r>
       <w:hyperlink r:id="rId37">
         <w:r>
           <w:rPr>
+            <w:lang w:val="pt_PT" w:bidi="pt_PT"/>
+          </w:rPr>
+          <w:rPr>
             <w:color w:val="0000EE"/>
             <w:u w:val="single"/>
           </w:rPr>
@@ -758,11 +1399,17 @@
         </w:r>
       </w:hyperlink>
       <w:r>
+        <w:rPr>
+          <w:lang w:val="pt_PT" w:bidi="pt_PT"/>
+        </w:rPr>
         <w:t xml:space="preserve">). • Jesus Cristo, o... justo: Nós, em contraste, somos pecadores. Porque Cristo cumpriu a lei e pagou a penalidade do pecado por nós, ele pode pleitear por nós com base na justiça, bem como na misericórdia. Quando Deus ressuscitou Cristo dos mortos, ele aceitou de uma vez por todas o pedido de Cristo pela nossa absolvição (veja </w:t>
       </w:r>
       <w:hyperlink r:id="rId38">
         <w:r>
           <w:rPr>
+            <w:lang w:val="pt_PT" w:bidi="pt_PT"/>
+          </w:rPr>
+          <w:rPr>
             <w:color w:val="0000EE"/>
             <w:u w:val="single"/>
           </w:rPr>
@@ -770,31 +1417,65 @@
         </w:r>
       </w:hyperlink>
       <w:r>
+        <w:rPr>
+          <w:lang w:val="pt_PT" w:bidi="pt_PT"/>
+        </w:rPr>
         <w:t>). "A justiça de Cristo está do nosso lado; pois a justiça de Deus é, em Jesus Cristo, nossa" (Martinho Lutero).</w:t>
       </w:r>
-      <w:r/>
-      <w:r/>
-    </w:p>
-    <w:p>
-      <w:r/>
+      <w:r>
+        <w:rPr>
+          <w:lang w:val="pt_PT" w:bidi="pt_PT"/>
+        </w:rPr>
+      </w:r>
+      <w:r>
+        <w:rPr>
+          <w:lang w:val="pt_PT" w:bidi="pt_PT"/>
+        </w:rPr>
+      </w:r>
+    </w:p>
+    <w:p>
+      <w:pPr/>
+      <w:r>
+        <w:rPr>
+          <w:lang w:val="pt_PT" w:bidi="pt_PT"/>
+        </w:rPr>
+      </w:r>
     </w:p>
     <w:p>
       <w:pPr>
         <w:pStyle w:val="Heading2"/>
       </w:pPr>
       <w:r>
+        <w:rPr>
+          <w:lang w:val="pt_PT" w:bidi="pt_PT"/>
+        </w:rPr>
         <w:t>1 João 2.2</w:t>
       </w:r>
-      <w:r/>
-    </w:p>
-    <w:p>
-      <w:r/>
-      <w:r>
+      <w:r>
+        <w:rPr>
+          <w:lang w:val="pt_PT" w:bidi="pt_PT"/>
+        </w:rPr>
+      </w:r>
+    </w:p>
+    <w:p>
+      <w:pPr/>
+      <w:r>
+        <w:rPr>
+          <w:lang w:val="pt_PT" w:bidi="pt_PT"/>
+        </w:rPr>
+      </w:r>
+      <w:r>
+        <w:rPr>
+          <w:lang w:val="pt_PT" w:bidi="pt_PT"/>
+        </w:rPr>
         <w:t xml:space="preserve">sacrifício que expia: A palavra grega hilasmos significa “apaziguamento por meio de sacrifício” (cp. </w:t>
       </w:r>
       <w:hyperlink r:id="rId39">
         <w:r>
           <w:rPr>
+            <w:lang w:val="pt_PT" w:bidi="pt_PT"/>
+          </w:rPr>
+          <w:rPr>
             <w:color w:val="0000EE"/>
             <w:u w:val="single"/>
           </w:rPr>
@@ -802,11 +1483,17 @@
         </w:r>
       </w:hyperlink>
       <w:r>
+        <w:rPr>
+          <w:lang w:val="pt_PT" w:bidi="pt_PT"/>
+        </w:rPr>
         <w:t>). Cristo satisfez a justiça de Deus morrendo em nosso lugar (</w:t>
       </w:r>
       <w:hyperlink r:id="rId40">
         <w:r>
           <w:rPr>
+            <w:lang w:val="pt_PT" w:bidi="pt_PT"/>
+          </w:rPr>
+          <w:rPr>
             <w:color w:val="0000EE"/>
             <w:u w:val="single"/>
           </w:rPr>
@@ -814,78 +1501,152 @@
         </w:r>
       </w:hyperlink>
       <w:r>
+        <w:rPr>
+          <w:lang w:val="pt_PT" w:bidi="pt_PT"/>
+        </w:rPr>
         <w:t>).</w:t>
       </w:r>
-      <w:r/>
-      <w:r/>
-    </w:p>
-    <w:p>
-      <w:r/>
+      <w:r>
+        <w:rPr>
+          <w:lang w:val="pt_PT" w:bidi="pt_PT"/>
+        </w:rPr>
+      </w:r>
+      <w:r>
+        <w:rPr>
+          <w:lang w:val="pt_PT" w:bidi="pt_PT"/>
+        </w:rPr>
+      </w:r>
+    </w:p>
+    <w:p>
+      <w:pPr/>
+      <w:r>
+        <w:rPr>
+          <w:lang w:val="pt_PT" w:bidi="pt_PT"/>
+        </w:rPr>
+      </w:r>
     </w:p>
     <w:p>
       <w:pPr>
         <w:pStyle w:val="Heading2"/>
       </w:pPr>
       <w:r>
+        <w:rPr>
+          <w:lang w:val="pt_PT" w:bidi="pt_PT"/>
+        </w:rPr>
         <w:t>1 João 2.3–6</w:t>
       </w:r>
-      <w:r/>
-    </w:p>
-    <w:p>
-      <w:r/>
-      <w:r>
+      <w:r>
+        <w:rPr>
+          <w:lang w:val="pt_PT" w:bidi="pt_PT"/>
+        </w:rPr>
+      </w:r>
+    </w:p>
+    <w:p>
+      <w:pPr/>
+      <w:r>
+        <w:rPr>
+          <w:lang w:val="pt_PT" w:bidi="pt_PT"/>
+        </w:rPr>
+      </w:r>
+      <w:r>
+        <w:rPr>
+          <w:lang w:val="pt_PT" w:bidi="pt_PT"/>
+        </w:rPr>
         <w:t>A obediência é uma indicação clara de que conhecemos Cristo e pertencemos a ele. Se não obedecemos a Cristo, é óbvio que não pertencemos a ele nem o amamos. • À medida que obedecemos a Cristo e seus mandamentos</w:t>
       </w:r>
       <w:r>
         <w:rPr>
           <w:i/>
+          <w:lang w:val="pt_PT" w:bidi="pt_PT"/>
         </w:rPr>
         <w:t>,</w:t>
       </w:r>
       <w:r>
+        <w:rPr>
+          <w:lang w:val="pt_PT" w:bidi="pt_PT"/>
+        </w:rPr>
         <w:t xml:space="preserve"> nosso amor por Deus e nosso conhecimento dele crescerão em direção à completude e maturidade. Viveremos</w:t>
       </w:r>
       <w:r>
         <w:rPr>
           <w:i/>
+          <w:lang w:val="pt_PT" w:bidi="pt_PT"/>
         </w:rPr>
         <w:t>...</w:t>
       </w:r>
       <w:r>
+        <w:rPr>
+          <w:lang w:val="pt_PT" w:bidi="pt_PT"/>
+        </w:rPr>
         <w:t xml:space="preserve"> como Jesus viveu</w:t>
       </w:r>
       <w:r>
         <w:rPr>
           <w:i/>
+          <w:lang w:val="pt_PT" w:bidi="pt_PT"/>
         </w:rPr>
         <w:t>,</w:t>
       </w:r>
       <w:r>
+        <w:rPr>
+          <w:lang w:val="pt_PT" w:bidi="pt_PT"/>
+        </w:rPr>
         <w:t xml:space="preserve"> em união com Deus e demonstrando amor pelos outros.</w:t>
       </w:r>
-      <w:r/>
-      <w:r/>
-    </w:p>
-    <w:p>
-      <w:r/>
+      <w:r>
+        <w:rPr>
+          <w:lang w:val="pt_PT" w:bidi="pt_PT"/>
+        </w:rPr>
+      </w:r>
+      <w:r>
+        <w:rPr>
+          <w:lang w:val="pt_PT" w:bidi="pt_PT"/>
+        </w:rPr>
+      </w:r>
+    </w:p>
+    <w:p>
+      <w:pPr/>
+      <w:r>
+        <w:rPr>
+          <w:lang w:val="pt_PT" w:bidi="pt_PT"/>
+        </w:rPr>
+      </w:r>
     </w:p>
     <w:p>
       <w:pPr>
         <w:pStyle w:val="Heading2"/>
       </w:pPr>
       <w:r>
+        <w:rPr>
+          <w:lang w:val="pt_PT" w:bidi="pt_PT"/>
+        </w:rPr>
         <w:t>1 João 2.7–11</w:t>
       </w:r>
-      <w:r/>
-    </w:p>
-    <w:p>
-      <w:r/>
-      <w:r>
+      <w:r>
+        <w:rPr>
+          <w:lang w:val="pt_PT" w:bidi="pt_PT"/>
+        </w:rPr>
+      </w:r>
+    </w:p>
+    <w:p>
+      <w:pPr/>
+      <w:r>
+        <w:rPr>
+          <w:lang w:val="pt_PT" w:bidi="pt_PT"/>
+        </w:rPr>
+      </w:r>
+      <w:r>
+        <w:rPr>
+          <w:lang w:val="pt_PT" w:bidi="pt_PT"/>
+        </w:rPr>
         <w:t>Os discípulos tinham o antigo mandamento de amar uns aos outros desde o princípio, do próprio Jesus (</w:t>
       </w:r>
       <w:hyperlink r:id="rId41">
         <w:r>
           <w:rPr>
+            <w:lang w:val="pt_PT" w:bidi="pt_PT"/>
+          </w:rPr>
+          <w:rPr>
             <w:color w:val="0000EE"/>
             <w:u w:val="single"/>
           </w:rPr>
@@ -893,11 +1654,17 @@
         </w:r>
       </w:hyperlink>
       <w:r>
+        <w:rPr>
+          <w:lang w:val="pt_PT" w:bidi="pt_PT"/>
+        </w:rPr>
         <w:t>) e do Antigo Testamento (</w:t>
       </w:r>
       <w:hyperlink r:id="rId42">
         <w:r>
           <w:rPr>
+            <w:lang w:val="pt_PT" w:bidi="pt_PT"/>
+          </w:rPr>
+          <w:rPr>
             <w:color w:val="0000EE"/>
             <w:u w:val="single"/>
           </w:rPr>
@@ -905,11 +1672,17 @@
         </w:r>
       </w:hyperlink>
       <w:r>
+        <w:rPr>
+          <w:lang w:val="pt_PT" w:bidi="pt_PT"/>
+        </w:rPr>
         <w:t>,</w:t>
       </w:r>
       <w:hyperlink r:id="rId43">
         <w:r>
           <w:rPr>
+            <w:lang w:val="pt_PT" w:bidi="pt_PT"/>
+          </w:rPr>
+          <w:rPr>
             <w:color w:val="0000EE"/>
             <w:u w:val="single"/>
           </w:rPr>
@@ -917,31 +1690,65 @@
         </w:r>
       </w:hyperlink>
       <w:r>
+        <w:rPr>
+          <w:lang w:val="pt_PT" w:bidi="pt_PT"/>
+        </w:rPr>
         <w:t>).</w:t>
       </w:r>
-      <w:r/>
-      <w:r/>
-    </w:p>
-    <w:p>
-      <w:r/>
+      <w:r>
+        <w:rPr>
+          <w:lang w:val="pt_PT" w:bidi="pt_PT"/>
+        </w:rPr>
+      </w:r>
+      <w:r>
+        <w:rPr>
+          <w:lang w:val="pt_PT" w:bidi="pt_PT"/>
+        </w:rPr>
+      </w:r>
+    </w:p>
+    <w:p>
+      <w:pPr/>
+      <w:r>
+        <w:rPr>
+          <w:lang w:val="pt_PT" w:bidi="pt_PT"/>
+        </w:rPr>
+      </w:r>
     </w:p>
     <w:p>
       <w:pPr>
         <w:pStyle w:val="Heading2"/>
       </w:pPr>
       <w:r>
+        <w:rPr>
+          <w:lang w:val="pt_PT" w:bidi="pt_PT"/>
+        </w:rPr>
         <w:t>1 João 2.8</w:t>
       </w:r>
-      <w:r/>
-    </w:p>
-    <w:p>
-      <w:r/>
-      <w:r>
+      <w:r>
+        <w:rPr>
+          <w:lang w:val="pt_PT" w:bidi="pt_PT"/>
+        </w:rPr>
+      </w:r>
+    </w:p>
+    <w:p>
+      <w:pPr/>
+      <w:r>
+        <w:rPr>
+          <w:lang w:val="pt_PT" w:bidi="pt_PT"/>
+        </w:rPr>
+      </w:r>
+      <w:r>
+        <w:rPr>
+          <w:lang w:val="pt_PT" w:bidi="pt_PT"/>
+        </w:rPr>
         <w:t>No entanto, também é novo: o mandamento de Jesus forneceu a nova base para o amor deles em sua própria demonstração de amor aos discípulos (</w:t>
       </w:r>
       <w:hyperlink r:id="rId44">
         <w:r>
           <w:rPr>
+            <w:lang w:val="pt_PT" w:bidi="pt_PT"/>
+          </w:rPr>
+          <w:rPr>
             <w:color w:val="0000EE"/>
             <w:u w:val="single"/>
           </w:rPr>
@@ -949,40 +1756,78 @@
         </w:r>
       </w:hyperlink>
       <w:r>
+        <w:rPr>
+          <w:lang w:val="pt_PT" w:bidi="pt_PT"/>
+        </w:rPr>
         <w:t>). • a escuridão está desaparecendo e a verdadeira luz já está brilhando: A luz das boas-novas expulsa a escuridão. A escuridão não pode superá-la, especialmente onde os crentes estão vivendo o amor que está em Cristo.</w:t>
       </w:r>
-      <w:r/>
-      <w:r/>
-    </w:p>
-    <w:p>
-      <w:r/>
+      <w:r>
+        <w:rPr>
+          <w:lang w:val="pt_PT" w:bidi="pt_PT"/>
+        </w:rPr>
+      </w:r>
+      <w:r>
+        <w:rPr>
+          <w:lang w:val="pt_PT" w:bidi="pt_PT"/>
+        </w:rPr>
+      </w:r>
+    </w:p>
+    <w:p>
+      <w:pPr/>
+      <w:r>
+        <w:rPr>
+          <w:lang w:val="pt_PT" w:bidi="pt_PT"/>
+        </w:rPr>
+      </w:r>
     </w:p>
     <w:p>
       <w:pPr>
         <w:pStyle w:val="Heading2"/>
       </w:pPr>
       <w:r>
+        <w:rPr>
+          <w:lang w:val="pt_PT" w:bidi="pt_PT"/>
+        </w:rPr>
         <w:t>1 João 2.9</w:t>
       </w:r>
-      <w:r/>
-    </w:p>
-    <w:p>
-      <w:r/>
-      <w:r>
+      <w:r>
+        <w:rPr>
+          <w:lang w:val="pt_PT" w:bidi="pt_PT"/>
+        </w:rPr>
+      </w:r>
+    </w:p>
+    <w:p>
+      <w:pPr/>
+      <w:r>
+        <w:rPr>
+          <w:lang w:val="pt_PT" w:bidi="pt_PT"/>
+        </w:rPr>
+      </w:r>
+      <w:r>
+        <w:rPr>
+          <w:lang w:val="pt_PT" w:bidi="pt_PT"/>
+        </w:rPr>
         <w:t xml:space="preserve">um companheiro crente: Literalmente </w:t>
       </w:r>
       <w:r>
         <w:rPr>
           <w:i/>
+          <w:lang w:val="pt_PT" w:bidi="pt_PT"/>
         </w:rPr>
         <w:t>seu irmão.</w:t>
       </w:r>
       <w:r>
+        <w:rPr>
+          <w:lang w:val="pt_PT" w:bidi="pt_PT"/>
+        </w:rPr>
         <w:t xml:space="preserve"> A palavra grega adelphos (também em </w:t>
       </w:r>
       <w:hyperlink r:id="rId45">
         <w:r>
           <w:rPr>
+            <w:lang w:val="pt_PT" w:bidi="pt_PT"/>
+          </w:rPr>
+          <w:rPr>
             <w:color w:val="0000EE"/>
             <w:u w:val="single"/>
           </w:rPr>
@@ -990,118 +1835,248 @@
         </w:r>
       </w:hyperlink>
       <w:r>
+        <w:rPr>
+          <w:lang w:val="pt_PT" w:bidi="pt_PT"/>
+        </w:rPr>
         <w:t>) é um termo genérico frequentemente usado para se referir a membros masculinos e femininos da mesma família.</w:t>
       </w:r>
-      <w:r/>
-      <w:r/>
-    </w:p>
-    <w:p>
-      <w:r/>
+      <w:r>
+        <w:rPr>
+          <w:lang w:val="pt_PT" w:bidi="pt_PT"/>
+        </w:rPr>
+      </w:r>
+      <w:r>
+        <w:rPr>
+          <w:lang w:val="pt_PT" w:bidi="pt_PT"/>
+        </w:rPr>
+      </w:r>
+    </w:p>
+    <w:p>
+      <w:pPr/>
+      <w:r>
+        <w:rPr>
+          <w:lang w:val="pt_PT" w:bidi="pt_PT"/>
+        </w:rPr>
+      </w:r>
     </w:p>
     <w:p>
       <w:pPr>
         <w:pStyle w:val="Heading2"/>
       </w:pPr>
       <w:r>
+        <w:rPr>
+          <w:lang w:val="pt_PT" w:bidi="pt_PT"/>
+        </w:rPr>
         <w:t>1 João 2.9–11</w:t>
       </w:r>
-      <w:r/>
-    </w:p>
-    <w:p>
-      <w:r/>
-      <w:r>
+      <w:r>
+        <w:rPr>
+          <w:lang w:val="pt_PT" w:bidi="pt_PT"/>
+        </w:rPr>
+      </w:r>
+    </w:p>
+    <w:p>
+      <w:pPr/>
+      <w:r>
+        <w:rPr>
+          <w:lang w:val="pt_PT" w:bidi="pt_PT"/>
+        </w:rPr>
+      </w:r>
+      <w:r>
+        <w:rPr>
+          <w:lang w:val="pt_PT" w:bidi="pt_PT"/>
+        </w:rPr>
         <w:t>Outra indicação de realmente conhecer Cristo é o tratamento dado a outros cristãos. João está novamente apontando para aqueles que afirmam ser espiritualmente iluminados, mas se afastam de outros cristãos com uma atitude de superioridade. João define essa atitude como ódio.</w:t>
       </w:r>
-      <w:r/>
-      <w:r/>
-    </w:p>
-    <w:p>
-      <w:r/>
+      <w:r>
+        <w:rPr>
+          <w:lang w:val="pt_PT" w:bidi="pt_PT"/>
+        </w:rPr>
+      </w:r>
+      <w:r>
+        <w:rPr>
+          <w:lang w:val="pt_PT" w:bidi="pt_PT"/>
+        </w:rPr>
+      </w:r>
+    </w:p>
+    <w:p>
+      <w:pPr/>
+      <w:r>
+        <w:rPr>
+          <w:lang w:val="pt_PT" w:bidi="pt_PT"/>
+        </w:rPr>
+      </w:r>
     </w:p>
     <w:p>
       <w:pPr>
         <w:pStyle w:val="Heading2"/>
       </w:pPr>
       <w:r>
+        <w:rPr>
+          <w:lang w:val="pt_PT" w:bidi="pt_PT"/>
+        </w:rPr>
         <w:t>1 João 2.10</w:t>
       </w:r>
-      <w:r/>
-    </w:p>
-    <w:p>
-      <w:r/>
-      <w:r>
+      <w:r>
+        <w:rPr>
+          <w:lang w:val="pt_PT" w:bidi="pt_PT"/>
+        </w:rPr>
+      </w:r>
+    </w:p>
+    <w:p>
+      <w:pPr/>
+      <w:r>
+        <w:rPr>
+          <w:lang w:val="pt_PT" w:bidi="pt_PT"/>
+        </w:rPr>
+      </w:r>
+      <w:r>
+        <w:rPr>
+          <w:lang w:val="pt_PT" w:bidi="pt_PT"/>
+        </w:rPr>
         <w:t>Fazer com que outros tropecem também pode significar enredá-los ou armar. A palavra grega skandalon significa uma armadilha ou um obstáculo no caminho de alguém. Os gnósticos, que ensinavam falsidades sobre Cristo, estavam impedindo as pessoas ao enredá-las no erro e na escuridão. • Viver na luz: Uma vida piedosa ajudará, e não prejudicará, a fé de outros cristãos.</w:t>
       </w:r>
-      <w:r/>
-      <w:r/>
-    </w:p>
-    <w:p>
-      <w:r/>
+      <w:r>
+        <w:rPr>
+          <w:lang w:val="pt_PT" w:bidi="pt_PT"/>
+        </w:rPr>
+      </w:r>
+      <w:r>
+        <w:rPr>
+          <w:lang w:val="pt_PT" w:bidi="pt_PT"/>
+        </w:rPr>
+      </w:r>
+    </w:p>
+    <w:p>
+      <w:pPr/>
+      <w:r>
+        <w:rPr>
+          <w:lang w:val="pt_PT" w:bidi="pt_PT"/>
+        </w:rPr>
+      </w:r>
     </w:p>
     <w:p>
       <w:pPr>
         <w:pStyle w:val="Heading2"/>
       </w:pPr>
       <w:r>
+        <w:rPr>
+          <w:lang w:val="pt_PT" w:bidi="pt_PT"/>
+        </w:rPr>
         <w:t>1 João 2.12–14</w:t>
       </w:r>
-      <w:r/>
-    </w:p>
-    <w:p>
-      <w:r/>
-      <w:r>
+      <w:r>
+        <w:rPr>
+          <w:lang w:val="pt_PT" w:bidi="pt_PT"/>
+        </w:rPr>
+      </w:r>
+    </w:p>
+    <w:p>
+      <w:pPr/>
+      <w:r>
+        <w:rPr>
+          <w:lang w:val="pt_PT" w:bidi="pt_PT"/>
+        </w:rPr>
+      </w:r>
+      <w:r>
+        <w:rPr>
+          <w:lang w:val="pt_PT" w:bidi="pt_PT"/>
+        </w:rPr>
         <w:t>João apresenta três classes de crentes em vários estágios de maturidade espiritual: os filhos de Deus</w:t>
       </w:r>
       <w:r>
         <w:rPr>
           <w:i/>
+          <w:lang w:val="pt_PT" w:bidi="pt_PT"/>
         </w:rPr>
         <w:t>,</w:t>
       </w:r>
       <w:r>
+        <w:rPr>
+          <w:lang w:val="pt_PT" w:bidi="pt_PT"/>
+        </w:rPr>
         <w:t xml:space="preserve"> os jovens na fé (literalmente </w:t>
       </w:r>
       <w:r>
         <w:rPr>
           <w:i/>
+          <w:lang w:val="pt_PT" w:bidi="pt_PT"/>
         </w:rPr>
         <w:t>jovens</w:t>
       </w:r>
       <w:r>
+        <w:rPr>
+          <w:lang w:val="pt_PT" w:bidi="pt_PT"/>
+        </w:rPr>
         <w:t xml:space="preserve">) e os maduros na fé (literalmente </w:t>
       </w:r>
       <w:r>
         <w:rPr>
           <w:i/>
+          <w:lang w:val="pt_PT" w:bidi="pt_PT"/>
         </w:rPr>
         <w:t>pais</w:t>
       </w:r>
       <w:r>
+        <w:rPr>
+          <w:lang w:val="pt_PT" w:bidi="pt_PT"/>
+        </w:rPr>
         <w:t>).</w:t>
       </w:r>
-      <w:r/>
-      <w:r/>
-    </w:p>
-    <w:p>
-      <w:r/>
+      <w:r>
+        <w:rPr>
+          <w:lang w:val="pt_PT" w:bidi="pt_PT"/>
+        </w:rPr>
+      </w:r>
+      <w:r>
+        <w:rPr>
+          <w:lang w:val="pt_PT" w:bidi="pt_PT"/>
+        </w:rPr>
+      </w:r>
+    </w:p>
+    <w:p>
+      <w:pPr/>
+      <w:r>
+        <w:rPr>
+          <w:lang w:val="pt_PT" w:bidi="pt_PT"/>
+        </w:rPr>
+      </w:r>
     </w:p>
     <w:p>
       <w:pPr>
         <w:pStyle w:val="Heading2"/>
       </w:pPr>
       <w:r>
+        <w:rPr>
+          <w:lang w:val="pt_PT" w:bidi="pt_PT"/>
+        </w:rPr>
         <w:t>1 João 2.15–17</w:t>
       </w:r>
-      <w:r/>
-    </w:p>
-    <w:p>
-      <w:r/>
-      <w:r>
+      <w:r>
+        <w:rPr>
+          <w:lang w:val="pt_PT" w:bidi="pt_PT"/>
+        </w:rPr>
+      </w:r>
+    </w:p>
+    <w:p>
+      <w:pPr/>
+      <w:r>
+        <w:rPr>
+          <w:lang w:val="pt_PT" w:bidi="pt_PT"/>
+        </w:rPr>
+      </w:r>
+      <w:r>
+        <w:rPr>
+          <w:lang w:val="pt_PT" w:bidi="pt_PT"/>
+        </w:rPr>
         <w:t>O mundo é um sistema moralmente maligno que está sob a influência de Satanás e se opõe a Deus e ao Reino de Cristo nesta terra (</w:t>
       </w:r>
       <w:hyperlink r:id="rId46">
         <w:r>
           <w:rPr>
+            <w:lang w:val="pt_PT" w:bidi="pt_PT"/>
+          </w:rPr>
+          <w:rPr>
             <w:color w:val="0000EE"/>
             <w:u w:val="single"/>
           </w:rPr>
@@ -1109,11 +2084,17 @@
         </w:r>
       </w:hyperlink>
       <w:r>
+        <w:rPr>
+          <w:lang w:val="pt_PT" w:bidi="pt_PT"/>
+        </w:rPr>
         <w:t xml:space="preserve">; </w:t>
       </w:r>
       <w:hyperlink r:id="rId47">
         <w:r>
           <w:rPr>
+            <w:lang w:val="pt_PT" w:bidi="pt_PT"/>
+          </w:rPr>
+          <w:rPr>
             <w:color w:val="0000EE"/>
             <w:u w:val="single"/>
           </w:rPr>
@@ -1121,11 +2102,17 @@
         </w:r>
       </w:hyperlink>
       <w:r>
+        <w:rPr>
+          <w:lang w:val="pt_PT" w:bidi="pt_PT"/>
+        </w:rPr>
         <w:t xml:space="preserve">; </w:t>
       </w:r>
       <w:hyperlink r:id="rId48">
         <w:r>
           <w:rPr>
+            <w:lang w:val="pt_PT" w:bidi="pt_PT"/>
+          </w:rPr>
+          <w:rPr>
             <w:color w:val="0000EE"/>
             <w:u w:val="single"/>
           </w:rPr>
@@ -1133,11 +2120,17 @@
         </w:r>
       </w:hyperlink>
       <w:r>
+        <w:rPr>
+          <w:lang w:val="pt_PT" w:bidi="pt_PT"/>
+        </w:rPr>
         <w:t xml:space="preserve">; </w:t>
       </w:r>
       <w:hyperlink r:id="rId49">
         <w:r>
           <w:rPr>
+            <w:lang w:val="pt_PT" w:bidi="pt_PT"/>
+          </w:rPr>
+          <w:rPr>
             <w:color w:val="0000EE"/>
             <w:u w:val="single"/>
           </w:rPr>
@@ -1145,11 +2138,17 @@
         </w:r>
       </w:hyperlink>
       <w:r>
+        <w:rPr>
+          <w:lang w:val="pt_PT" w:bidi="pt_PT"/>
+        </w:rPr>
         <w:t xml:space="preserve">; </w:t>
       </w:r>
       <w:hyperlink r:id="rId50">
         <w:r>
           <w:rPr>
+            <w:lang w:val="pt_PT" w:bidi="pt_PT"/>
+          </w:rPr>
+          <w:rPr>
             <w:color w:val="0000EE"/>
             <w:u w:val="single"/>
           </w:rPr>
@@ -1157,11 +2156,17 @@
         </w:r>
       </w:hyperlink>
       <w:r>
+        <w:rPr>
+          <w:lang w:val="pt_PT" w:bidi="pt_PT"/>
+        </w:rPr>
         <w:t xml:space="preserve">; </w:t>
       </w:r>
       <w:hyperlink r:id="rId51">
         <w:r>
           <w:rPr>
+            <w:lang w:val="pt_PT" w:bidi="pt_PT"/>
+          </w:rPr>
+          <w:rPr>
             <w:color w:val="0000EE"/>
             <w:u w:val="single"/>
           </w:rPr>
@@ -1169,11 +2174,17 @@
         </w:r>
       </w:hyperlink>
       <w:r>
+        <w:rPr>
+          <w:lang w:val="pt_PT" w:bidi="pt_PT"/>
+        </w:rPr>
         <w:t xml:space="preserve">; </w:t>
       </w:r>
       <w:hyperlink r:id="rId52">
         <w:r>
           <w:rPr>
+            <w:lang w:val="pt_PT" w:bidi="pt_PT"/>
+          </w:rPr>
+          <w:rPr>
             <w:color w:val="0000EE"/>
             <w:u w:val="single"/>
           </w:rPr>
@@ -1181,11 +2192,17 @@
         </w:r>
       </w:hyperlink>
       <w:r>
+        <w:rPr>
+          <w:lang w:val="pt_PT" w:bidi="pt_PT"/>
+        </w:rPr>
         <w:t xml:space="preserve">; </w:t>
       </w:r>
       <w:hyperlink r:id="rId53">
         <w:r>
           <w:rPr>
+            <w:lang w:val="pt_PT" w:bidi="pt_PT"/>
+          </w:rPr>
+          <w:rPr>
             <w:color w:val="0000EE"/>
             <w:u w:val="single"/>
           </w:rPr>
@@ -1193,31 +2210,65 @@
         </w:r>
       </w:hyperlink>
       <w:r>
+        <w:rPr>
+          <w:lang w:val="pt_PT" w:bidi="pt_PT"/>
+        </w:rPr>
         <w:t>). O mundo apela aos desejos carnais das pessoas e, assim, as desvia de Deus. Aqueles que são deste mundo precisam que Deus os redima dele.</w:t>
       </w:r>
-      <w:r/>
-      <w:r/>
-    </w:p>
-    <w:p>
-      <w:r/>
+      <w:r>
+        <w:rPr>
+          <w:lang w:val="pt_PT" w:bidi="pt_PT"/>
+        </w:rPr>
+      </w:r>
+      <w:r>
+        <w:rPr>
+          <w:lang w:val="pt_PT" w:bidi="pt_PT"/>
+        </w:rPr>
+      </w:r>
+    </w:p>
+    <w:p>
+      <w:pPr/>
+      <w:r>
+        <w:rPr>
+          <w:lang w:val="pt_PT" w:bidi="pt_PT"/>
+        </w:rPr>
+      </w:r>
     </w:p>
     <w:p>
       <w:pPr>
         <w:pStyle w:val="Heading2"/>
       </w:pPr>
       <w:r>
+        <w:rPr>
+          <w:lang w:val="pt_PT" w:bidi="pt_PT"/>
+        </w:rPr>
         <w:t>1 João 2.18</w:t>
       </w:r>
-      <w:r/>
-    </w:p>
-    <w:p>
-      <w:r/>
-      <w:r>
+      <w:r>
+        <w:rPr>
+          <w:lang w:val="pt_PT" w:bidi="pt_PT"/>
+        </w:rPr>
+      </w:r>
+    </w:p>
+    <w:p>
+      <w:pPr/>
+      <w:r>
+        <w:rPr>
+          <w:lang w:val="pt_PT" w:bidi="pt_PT"/>
+        </w:rPr>
+      </w:r>
+      <w:r>
+        <w:rPr>
+          <w:lang w:val="pt_PT" w:bidi="pt_PT"/>
+        </w:rPr>
         <w:t xml:space="preserve">Anticristo literalmente significa “em vez de Cristo”; ele reivindica para si o que pertence a Cristo e se apresenta como um substituto de Cristo (cp. </w:t>
       </w:r>
       <w:hyperlink r:id="rId54">
         <w:r>
           <w:rPr>
+            <w:lang w:val="pt_PT" w:bidi="pt_PT"/>
+          </w:rPr>
+          <w:rPr>
             <w:color w:val="0000EE"/>
             <w:u w:val="single"/>
           </w:rPr>
@@ -1225,11 +2276,17 @@
         </w:r>
       </w:hyperlink>
       <w:r>
+        <w:rPr>
+          <w:lang w:val="pt_PT" w:bidi="pt_PT"/>
+        </w:rPr>
         <w:t xml:space="preserve"> e </w:t>
       </w:r>
       <w:hyperlink r:id="rId55">
         <w:r>
           <w:rPr>
+            <w:lang w:val="pt_PT" w:bidi="pt_PT"/>
+          </w:rPr>
+          <w:rPr>
             <w:color w:val="0000EE"/>
             <w:u w:val="single"/>
           </w:rPr>
@@ -1237,11 +2294,17 @@
         </w:r>
       </w:hyperlink>
       <w:r>
+        <w:rPr>
+          <w:lang w:val="pt_PT" w:bidi="pt_PT"/>
+        </w:rPr>
         <w:t>). • muitos desses anticristos já apareceram: Eles são os falsos mestres que negam que Jesus é o Cristo, Filho de Deus (</w:t>
       </w:r>
       <w:hyperlink r:id="rId56">
         <w:r>
           <w:rPr>
+            <w:lang w:val="pt_PT" w:bidi="pt_PT"/>
+          </w:rPr>
+          <w:rPr>
             <w:color w:val="0000EE"/>
             <w:u w:val="single"/>
           </w:rPr>
@@ -1249,11 +2312,17 @@
         </w:r>
       </w:hyperlink>
       <w:r>
+        <w:rPr>
+          <w:lang w:val="pt_PT" w:bidi="pt_PT"/>
+        </w:rPr>
         <w:t>), Deus em carne (</w:t>
       </w:r>
       <w:hyperlink r:id="rId57">
         <w:r>
           <w:rPr>
+            <w:lang w:val="pt_PT" w:bidi="pt_PT"/>
+          </w:rPr>
+          <w:rPr>
             <w:color w:val="0000EE"/>
             <w:u w:val="single"/>
           </w:rPr>
@@ -1261,11 +2330,17 @@
         </w:r>
       </w:hyperlink>
       <w:r>
+        <w:rPr>
+          <w:lang w:val="pt_PT" w:bidi="pt_PT"/>
+        </w:rPr>
         <w:t xml:space="preserve">; </w:t>
       </w:r>
       <w:hyperlink r:id="rId58">
         <w:r>
           <w:rPr>
+            <w:lang w:val="pt_PT" w:bidi="pt_PT"/>
+          </w:rPr>
+          <w:rPr>
             <w:color w:val="0000EE"/>
             <w:u w:val="single"/>
           </w:rPr>
@@ -1273,31 +2348,65 @@
         </w:r>
       </w:hyperlink>
       <w:r>
+        <w:rPr>
+          <w:lang w:val="pt_PT" w:bidi="pt_PT"/>
+        </w:rPr>
         <w:t>).</w:t>
       </w:r>
-      <w:r/>
-      <w:r/>
-    </w:p>
-    <w:p>
-      <w:r/>
+      <w:r>
+        <w:rPr>
+          <w:lang w:val="pt_PT" w:bidi="pt_PT"/>
+        </w:rPr>
+      </w:r>
+      <w:r>
+        <w:rPr>
+          <w:lang w:val="pt_PT" w:bidi="pt_PT"/>
+        </w:rPr>
+      </w:r>
+    </w:p>
+    <w:p>
+      <w:pPr/>
+      <w:r>
+        <w:rPr>
+          <w:lang w:val="pt_PT" w:bidi="pt_PT"/>
+        </w:rPr>
+      </w:r>
     </w:p>
     <w:p>
       <w:pPr>
         <w:pStyle w:val="Heading2"/>
       </w:pPr>
       <w:r>
+        <w:rPr>
+          <w:lang w:val="pt_PT" w:bidi="pt_PT"/>
+        </w:rPr>
         <w:t>1 João 2.19</w:t>
       </w:r>
-      <w:r/>
-    </w:p>
-    <w:p>
-      <w:r/>
-      <w:r>
+      <w:r>
+        <w:rPr>
+          <w:lang w:val="pt_PT" w:bidi="pt_PT"/>
+        </w:rPr>
+      </w:r>
+    </w:p>
+    <w:p>
+      <w:pPr/>
+      <w:r>
+        <w:rPr>
+          <w:lang w:val="pt_PT" w:bidi="pt_PT"/>
+        </w:rPr>
+      </w:r>
+      <w:r>
+        <w:rPr>
+          <w:lang w:val="pt_PT" w:bidi="pt_PT"/>
+        </w:rPr>
         <w:t xml:space="preserve">Essas pessoas deixaram nossas igrejas: Esta é a primeira declaração direta de João sobre os falsos mestres. Em um momento, eles fizeram parte da comunidade da igreja, em comunhão com João e os outros apóstolos. Depois, eles deixaram essa comunhão e evidentemente formaram uma comunidade separada e exclusiva baseada em seus falsos ensinamentos sobre Jesus (veja </w:t>
       </w:r>
       <w:hyperlink r:id="rId59">
         <w:r>
           <w:rPr>
+            <w:lang w:val="pt_PT" w:bidi="pt_PT"/>
+          </w:rPr>
+          <w:rPr>
             <w:color w:val="0000EE"/>
             <w:u w:val="single"/>
           </w:rPr>
@@ -1305,11 +2414,17 @@
         </w:r>
       </w:hyperlink>
       <w:r>
+        <w:rPr>
+          <w:lang w:val="pt_PT" w:bidi="pt_PT"/>
+        </w:rPr>
         <w:t xml:space="preserve">; </w:t>
       </w:r>
       <w:hyperlink r:id="rId58">
         <w:r>
           <w:rPr>
+            <w:lang w:val="pt_PT" w:bidi="pt_PT"/>
+          </w:rPr>
+          <w:rPr>
             <w:color w:val="0000EE"/>
             <w:u w:val="single"/>
           </w:rPr>
@@ -1317,11 +2432,17 @@
         </w:r>
       </w:hyperlink>
       <w:r>
+        <w:rPr>
+          <w:lang w:val="pt_PT" w:bidi="pt_PT"/>
+        </w:rPr>
         <w:t xml:space="preserve">; </w:t>
       </w:r>
       <w:hyperlink r:id="rId60">
         <w:r>
           <w:rPr>
+            <w:lang w:val="pt_PT" w:bidi="pt_PT"/>
+          </w:rPr>
+          <w:rPr>
             <w:color w:val="0000EE"/>
             <w:u w:val="single"/>
           </w:rPr>
@@ -1329,31 +2450,65 @@
         </w:r>
       </w:hyperlink>
       <w:r>
+        <w:rPr>
+          <w:lang w:val="pt_PT" w:bidi="pt_PT"/>
+        </w:rPr>
         <w:t>). • nunca realmente pertenceram a nós: Verdadeiros crentes teriam permanecido em comunhão com os apóstolos e se mantido fiéis aos seus ensinamentos.</w:t>
       </w:r>
-      <w:r/>
-      <w:r/>
-    </w:p>
-    <w:p>
-      <w:r/>
+      <w:r>
+        <w:rPr>
+          <w:lang w:val="pt_PT" w:bidi="pt_PT"/>
+        </w:rPr>
+      </w:r>
+      <w:r>
+        <w:rPr>
+          <w:lang w:val="pt_PT" w:bidi="pt_PT"/>
+        </w:rPr>
+      </w:r>
+    </w:p>
+    <w:p>
+      <w:pPr/>
+      <w:r>
+        <w:rPr>
+          <w:lang w:val="pt_PT" w:bidi="pt_PT"/>
+        </w:rPr>
+      </w:r>
     </w:p>
     <w:p>
       <w:pPr>
         <w:pStyle w:val="Heading2"/>
       </w:pPr>
       <w:r>
+        <w:rPr>
+          <w:lang w:val="pt_PT" w:bidi="pt_PT"/>
+        </w:rPr>
         <w:t>1 João 2.20–23</w:t>
       </w:r>
-      <w:r/>
-    </w:p>
-    <w:p>
-      <w:r/>
-      <w:r>
+      <w:r>
+        <w:rPr>
+          <w:lang w:val="pt_PT" w:bidi="pt_PT"/>
+        </w:rPr>
+      </w:r>
+    </w:p>
+    <w:p>
+      <w:pPr/>
+      <w:r>
+        <w:rPr>
+          <w:lang w:val="pt_PT" w:bidi="pt_PT"/>
+        </w:rPr>
+      </w:r>
+      <w:r>
+        <w:rPr>
+          <w:lang w:val="pt_PT" w:bidi="pt_PT"/>
+        </w:rPr>
         <w:t xml:space="preserve">pois o Santo lhe deu seu Espírito: O Espírito Santo concede aos crentes a capacidade de entender e reconhecer a verdade espiritual (veja </w:t>
       </w:r>
       <w:hyperlink r:id="rId61">
         <w:r>
           <w:rPr>
+            <w:lang w:val="pt_PT" w:bidi="pt_PT"/>
+          </w:rPr>
+          <w:rPr>
             <w:color w:val="0000EE"/>
             <w:u w:val="single"/>
           </w:rPr>
@@ -1361,11 +2516,17 @@
         </w:r>
       </w:hyperlink>
       <w:r>
+        <w:rPr>
+          <w:lang w:val="pt_PT" w:bidi="pt_PT"/>
+        </w:rPr>
         <w:t xml:space="preserve">; </w:t>
       </w:r>
       <w:hyperlink r:id="rId62">
         <w:r>
           <w:rPr>
+            <w:lang w:val="pt_PT" w:bidi="pt_PT"/>
+          </w:rPr>
+          <w:rPr>
             <w:color w:val="0000EE"/>
             <w:u w:val="single"/>
           </w:rPr>
@@ -1373,11 +2534,17 @@
         </w:r>
       </w:hyperlink>
       <w:r>
+        <w:rPr>
+          <w:lang w:val="pt_PT" w:bidi="pt_PT"/>
+        </w:rPr>
         <w:t xml:space="preserve">; </w:t>
       </w:r>
       <w:hyperlink r:id="rId63">
         <w:r>
           <w:rPr>
+            <w:lang w:val="pt_PT" w:bidi="pt_PT"/>
+          </w:rPr>
+          <w:rPr>
             <w:color w:val="0000EE"/>
             <w:u w:val="single"/>
           </w:rPr>
@@ -1385,31 +2552,65 @@
         </w:r>
       </w:hyperlink>
       <w:r>
+        <w:rPr>
+          <w:lang w:val="pt_PT" w:bidi="pt_PT"/>
+        </w:rPr>
         <w:t>). Aqueles que possuem o Espírito conhecem a verdade sobre o Pai e o Filho e podem detectar o que não está de acordo com a verdade do ensino dos apóstolos.</w:t>
       </w:r>
-      <w:r/>
-      <w:r/>
-    </w:p>
-    <w:p>
-      <w:r/>
+      <w:r>
+        <w:rPr>
+          <w:lang w:val="pt_PT" w:bidi="pt_PT"/>
+        </w:rPr>
+      </w:r>
+      <w:r>
+        <w:rPr>
+          <w:lang w:val="pt_PT" w:bidi="pt_PT"/>
+        </w:rPr>
+      </w:r>
+    </w:p>
+    <w:p>
+      <w:pPr/>
+      <w:r>
+        <w:rPr>
+          <w:lang w:val="pt_PT" w:bidi="pt_PT"/>
+        </w:rPr>
+      </w:r>
     </w:p>
     <w:p>
       <w:pPr>
         <w:pStyle w:val="Heading2"/>
       </w:pPr>
       <w:r>
+        <w:rPr>
+          <w:lang w:val="pt_PT" w:bidi="pt_PT"/>
+        </w:rPr>
         <w:t>1 João 2.22</w:t>
       </w:r>
-      <w:r/>
-    </w:p>
-    <w:p>
-      <w:r/>
-      <w:r>
+      <w:r>
+        <w:rPr>
+          <w:lang w:val="pt_PT" w:bidi="pt_PT"/>
+        </w:rPr>
+      </w:r>
+    </w:p>
+    <w:p>
+      <w:pPr/>
+      <w:r>
+        <w:rPr>
+          <w:lang w:val="pt_PT" w:bidi="pt_PT"/>
+        </w:rPr>
+      </w:r>
+      <w:r>
+        <w:rPr>
+          <w:lang w:val="pt_PT" w:bidi="pt_PT"/>
+        </w:rPr>
         <w:t>João considera mentiroso qualquer falso mestre que nega que Jesus é o Cristo, o Filho de Deus, o único revelador do Pai (</w:t>
       </w:r>
       <w:hyperlink r:id="rId57">
         <w:r>
           <w:rPr>
+            <w:lang w:val="pt_PT" w:bidi="pt_PT"/>
+          </w:rPr>
+          <w:rPr>
             <w:color w:val="0000EE"/>
             <w:u w:val="single"/>
           </w:rPr>
@@ -1417,31 +2618,65 @@
         </w:r>
       </w:hyperlink>
       <w:r>
+        <w:rPr>
+          <w:lang w:val="pt_PT" w:bidi="pt_PT"/>
+        </w:rPr>
         <w:t>).</w:t>
       </w:r>
-      <w:r/>
-      <w:r/>
-    </w:p>
-    <w:p>
-      <w:r/>
+      <w:r>
+        <w:rPr>
+          <w:lang w:val="pt_PT" w:bidi="pt_PT"/>
+        </w:rPr>
+      </w:r>
+      <w:r>
+        <w:rPr>
+          <w:lang w:val="pt_PT" w:bidi="pt_PT"/>
+        </w:rPr>
+      </w:r>
+    </w:p>
+    <w:p>
+      <w:pPr/>
+      <w:r>
+        <w:rPr>
+          <w:lang w:val="pt_PT" w:bidi="pt_PT"/>
+        </w:rPr>
+      </w:r>
     </w:p>
     <w:p>
       <w:pPr>
         <w:pStyle w:val="Heading2"/>
       </w:pPr>
       <w:r>
+        <w:rPr>
+          <w:lang w:val="pt_PT" w:bidi="pt_PT"/>
+        </w:rPr>
         <w:t>1 João 2.24–25</w:t>
       </w:r>
-      <w:r/>
-    </w:p>
-    <w:p>
-      <w:r/>
-      <w:r>
+      <w:r>
+        <w:rPr>
+          <w:lang w:val="pt_PT" w:bidi="pt_PT"/>
+        </w:rPr>
+      </w:r>
+    </w:p>
+    <w:p>
+      <w:pPr/>
+      <w:r>
+        <w:rPr>
+          <w:lang w:val="pt_PT" w:bidi="pt_PT"/>
+        </w:rPr>
+      </w:r>
+      <w:r>
+        <w:rPr>
+          <w:lang w:val="pt_PT" w:bidi="pt_PT"/>
+        </w:rPr>
         <w:t>João instrui seus leitores a resistirem às mentiras de tais anticristos e a permanecerem fiéis à verdade que ele e os outros apóstolos proclamaram a eles. Se fizerem isso, permanecerão em comunhão com o Filho e com o Pai e terão a certeza da vida eterna (</w:t>
       </w:r>
       <w:hyperlink r:id="rId64">
         <w:r>
           <w:rPr>
+            <w:lang w:val="pt_PT" w:bidi="pt_PT"/>
+          </w:rPr>
+          <w:rPr>
             <w:color w:val="0000EE"/>
             <w:u w:val="single"/>
           </w:rPr>
@@ -1449,11 +2684,17 @@
         </w:r>
       </w:hyperlink>
       <w:r>
+        <w:rPr>
+          <w:lang w:val="pt_PT" w:bidi="pt_PT"/>
+        </w:rPr>
         <w:t>,</w:t>
       </w:r>
       <w:hyperlink r:id="rId65">
         <w:r>
           <w:rPr>
+            <w:lang w:val="pt_PT" w:bidi="pt_PT"/>
+          </w:rPr>
+          <w:rPr>
             <w:color w:val="0000EE"/>
             <w:u w:val="single"/>
           </w:rPr>
@@ -1461,11 +2702,17 @@
         </w:r>
       </w:hyperlink>
       <w:r>
+        <w:rPr>
+          <w:lang w:val="pt_PT" w:bidi="pt_PT"/>
+        </w:rPr>
         <w:t xml:space="preserve">; </w:t>
       </w:r>
       <w:hyperlink r:id="rId66">
         <w:r>
           <w:rPr>
+            <w:lang w:val="pt_PT" w:bidi="pt_PT"/>
+          </w:rPr>
+          <w:rPr>
             <w:color w:val="0000EE"/>
             <w:u w:val="single"/>
           </w:rPr>
@@ -1473,11 +2720,17 @@
         </w:r>
       </w:hyperlink>
       <w:r>
+        <w:rPr>
+          <w:lang w:val="pt_PT" w:bidi="pt_PT"/>
+        </w:rPr>
         <w:t>,</w:t>
       </w:r>
       <w:hyperlink r:id="rId67">
         <w:r>
           <w:rPr>
+            <w:lang w:val="pt_PT" w:bidi="pt_PT"/>
+          </w:rPr>
+          <w:rPr>
             <w:color w:val="0000EE"/>
             <w:u w:val="single"/>
           </w:rPr>
@@ -1485,11 +2738,17 @@
         </w:r>
       </w:hyperlink>
       <w:r>
+        <w:rPr>
+          <w:lang w:val="pt_PT" w:bidi="pt_PT"/>
+        </w:rPr>
         <w:t>,</w:t>
       </w:r>
       <w:hyperlink r:id="rId68">
         <w:r>
           <w:rPr>
+            <w:lang w:val="pt_PT" w:bidi="pt_PT"/>
+          </w:rPr>
+          <w:rPr>
             <w:color w:val="0000EE"/>
             <w:u w:val="single"/>
           </w:rPr>
@@ -1497,11 +2756,17 @@
         </w:r>
       </w:hyperlink>
       <w:r>
+        <w:rPr>
+          <w:lang w:val="pt_PT" w:bidi="pt_PT"/>
+        </w:rPr>
         <w:t xml:space="preserve">; </w:t>
       </w:r>
       <w:hyperlink r:id="rId69">
         <w:r>
           <w:rPr>
+            <w:lang w:val="pt_PT" w:bidi="pt_PT"/>
+          </w:rPr>
+          <w:rPr>
             <w:color w:val="0000EE"/>
             <w:u w:val="single"/>
           </w:rPr>
@@ -1509,51 +2774,113 @@
         </w:r>
       </w:hyperlink>
       <w:r>
+        <w:rPr>
+          <w:lang w:val="pt_PT" w:bidi="pt_PT"/>
+        </w:rPr>
         <w:t>).</w:t>
       </w:r>
-      <w:r/>
-      <w:r/>
-    </w:p>
-    <w:p>
-      <w:r/>
+      <w:r>
+        <w:rPr>
+          <w:lang w:val="pt_PT" w:bidi="pt_PT"/>
+        </w:rPr>
+      </w:r>
+      <w:r>
+        <w:rPr>
+          <w:lang w:val="pt_PT" w:bidi="pt_PT"/>
+        </w:rPr>
+      </w:r>
+    </w:p>
+    <w:p>
+      <w:pPr/>
+      <w:r>
+        <w:rPr>
+          <w:lang w:val="pt_PT" w:bidi="pt_PT"/>
+        </w:rPr>
+      </w:r>
     </w:p>
     <w:p>
       <w:pPr>
         <w:pStyle w:val="Heading2"/>
       </w:pPr>
       <w:r>
+        <w:rPr>
+          <w:lang w:val="pt_PT" w:bidi="pt_PT"/>
+        </w:rPr>
         <w:t>1 João 2.28–29</w:t>
       </w:r>
-      <w:r/>
-    </w:p>
-    <w:p>
-      <w:r/>
-      <w:r>
+      <w:r>
+        <w:rPr>
+          <w:lang w:val="pt_PT" w:bidi="pt_PT"/>
+        </w:rPr>
+      </w:r>
+    </w:p>
+    <w:p>
+      <w:pPr/>
+      <w:r>
+        <w:rPr>
+          <w:lang w:val="pt_PT" w:bidi="pt_PT"/>
+        </w:rPr>
+      </w:r>
+      <w:r>
+        <w:rPr>
+          <w:lang w:val="pt_PT" w:bidi="pt_PT"/>
+        </w:rPr>
         <w:t>Permanecer em comunhão com Cristo significa, em parte, não ser enganado por falsos ensinamentos. Se os leitores de João ouvirem os falsos mestres, não estarão em comunhão com Cristo e terão motivos para se afastar dele envergonhados quando ele retornar, devido ao julgamento que virá sobre eles.</w:t>
       </w:r>
-      <w:r/>
-      <w:r/>
-    </w:p>
-    <w:p>
-      <w:r/>
+      <w:r>
+        <w:rPr>
+          <w:lang w:val="pt_PT" w:bidi="pt_PT"/>
+        </w:rPr>
+      </w:r>
+      <w:r>
+        <w:rPr>
+          <w:lang w:val="pt_PT" w:bidi="pt_PT"/>
+        </w:rPr>
+      </w:r>
+    </w:p>
+    <w:p>
+      <w:pPr/>
+      <w:r>
+        <w:rPr>
+          <w:lang w:val="pt_PT" w:bidi="pt_PT"/>
+        </w:rPr>
+      </w:r>
     </w:p>
     <w:p>
       <w:pPr>
         <w:pStyle w:val="Heading2"/>
       </w:pPr>
       <w:r>
+        <w:rPr>
+          <w:lang w:val="pt_PT" w:bidi="pt_PT"/>
+        </w:rPr>
         <w:t>1 João 3.1–3</w:t>
       </w:r>
-      <w:r/>
-    </w:p>
-    <w:p>
-      <w:r/>
-      <w:r>
+      <w:r>
+        <w:rPr>
+          <w:lang w:val="pt_PT" w:bidi="pt_PT"/>
+        </w:rPr>
+      </w:r>
+    </w:p>
+    <w:p>
+      <w:pPr/>
+      <w:r>
+        <w:rPr>
+          <w:lang w:val="pt_PT" w:bidi="pt_PT"/>
+        </w:rPr>
+      </w:r>
+      <w:r>
+        <w:rPr>
+          <w:lang w:val="pt_PT" w:bidi="pt_PT"/>
+        </w:rPr>
         <w:t xml:space="preserve">Quando Cristo retornar, seremos como ele, pois o veremos como ele realmente é. Os filhos de Deus carregam a imagem de Cristo e compartilharão de sua glória (veja </w:t>
       </w:r>
       <w:hyperlink r:id="rId70">
         <w:r>
           <w:rPr>
+            <w:lang w:val="pt_PT" w:bidi="pt_PT"/>
+          </w:rPr>
+          <w:rPr>
             <w:color w:val="0000EE"/>
             <w:u w:val="single"/>
           </w:rPr>
@@ -1561,20 +2888,30 @@
         </w:r>
       </w:hyperlink>
       <w:r>
+        <w:rPr>
+          <w:lang w:val="pt_PT" w:bidi="pt_PT"/>
+        </w:rPr>
         <w:t>). • Aqueles que têm essa esperança mantêm-se puros</w:t>
       </w:r>
       <w:r>
         <w:rPr>
           <w:i/>
+          <w:lang w:val="pt_PT" w:bidi="pt_PT"/>
         </w:rPr>
         <w:t>,</w:t>
       </w:r>
       <w:r>
+        <w:rPr>
+          <w:lang w:val="pt_PT" w:bidi="pt_PT"/>
+        </w:rPr>
         <w:t xml:space="preserve"> buscando se tornar mais como Cristo em antecipação à sua gloriosa aparição. É em parte por essa razão que os filhos de Deus não se envergonharão quando Cristo vier (</w:t>
       </w:r>
       <w:hyperlink r:id="rId71">
         <w:r>
           <w:rPr>
+            <w:lang w:val="pt_PT" w:bidi="pt_PT"/>
+          </w:rPr>
+          <w:rPr>
             <w:color w:val="0000EE"/>
             <w:u w:val="single"/>
           </w:rPr>
@@ -1582,31 +2919,65 @@
         </w:r>
       </w:hyperlink>
       <w:r>
+        <w:rPr>
+          <w:lang w:val="pt_PT" w:bidi="pt_PT"/>
+        </w:rPr>
         <w:t>).</w:t>
       </w:r>
-      <w:r/>
-      <w:r/>
-    </w:p>
-    <w:p>
-      <w:r/>
+      <w:r>
+        <w:rPr>
+          <w:lang w:val="pt_PT" w:bidi="pt_PT"/>
+        </w:rPr>
+      </w:r>
+      <w:r>
+        <w:rPr>
+          <w:lang w:val="pt_PT" w:bidi="pt_PT"/>
+        </w:rPr>
+      </w:r>
+    </w:p>
+    <w:p>
+      <w:pPr/>
+      <w:r>
+        <w:rPr>
+          <w:lang w:val="pt_PT" w:bidi="pt_PT"/>
+        </w:rPr>
+      </w:r>
     </w:p>
     <w:p>
       <w:pPr>
         <w:pStyle w:val="Heading2"/>
       </w:pPr>
       <w:r>
+        <w:rPr>
+          <w:lang w:val="pt_PT" w:bidi="pt_PT"/>
+        </w:rPr>
         <w:t>1 João 3.4–10</w:t>
       </w:r>
-      <w:r/>
-    </w:p>
-    <w:p>
-      <w:r/>
-      <w:r>
+      <w:r>
+        <w:rPr>
+          <w:lang w:val="pt_PT" w:bidi="pt_PT"/>
+        </w:rPr>
+      </w:r>
+    </w:p>
+    <w:p>
+      <w:pPr/>
+      <w:r>
+        <w:rPr>
+          <w:lang w:val="pt_PT" w:bidi="pt_PT"/>
+        </w:rPr>
+      </w:r>
+      <w:r>
+        <w:rPr>
+          <w:lang w:val="pt_PT" w:bidi="pt_PT"/>
+        </w:rPr>
         <w:t>Esta seção discute o que significa viver uma vida pura (</w:t>
       </w:r>
       <w:hyperlink r:id="rId72">
         <w:r>
           <w:rPr>
+            <w:lang w:val="pt_PT" w:bidi="pt_PT"/>
+          </w:rPr>
+          <w:rPr>
             <w:color w:val="0000EE"/>
             <w:u w:val="single"/>
           </w:rPr>
@@ -1614,20 +2985,30 @@
         </w:r>
       </w:hyperlink>
       <w:r>
+        <w:rPr>
+          <w:lang w:val="pt_PT" w:bidi="pt_PT"/>
+        </w:rPr>
         <w:t>). Nascer na família de Deus exige purificação; uma vida de pecado— uma falta contínua de pureza — é evidência de que alguém não é realmente filho de Deus. O pecado é incompatível com a nova natureza derivada do novo nascimento. João quer que os crentes façam o que é certo e, assim, demonstrem que estão unidos a Cristo e à sua justiça. Aqueles que são filhos de Deus não praticam o pecado</w:t>
       </w:r>
       <w:r>
         <w:rPr>
           <w:i/>
+          <w:lang w:val="pt_PT" w:bidi="pt_PT"/>
         </w:rPr>
         <w:t>,</w:t>
       </w:r>
       <w:r>
+        <w:rPr>
+          <w:lang w:val="pt_PT" w:bidi="pt_PT"/>
+        </w:rPr>
         <w:t xml:space="preserve"> mas isso difere do tipo de “ausência de pecado” que os falsos mestres alegavam (veja </w:t>
       </w:r>
       <w:hyperlink r:id="rId73">
         <w:r>
           <w:rPr>
+            <w:lang w:val="pt_PT" w:bidi="pt_PT"/>
+          </w:rPr>
+          <w:rPr>
             <w:color w:val="0000EE"/>
             <w:u w:val="single"/>
           </w:rPr>
@@ -1635,37 +3016,77 @@
         </w:r>
       </w:hyperlink>
       <w:r>
+        <w:rPr>
+          <w:lang w:val="pt_PT" w:bidi="pt_PT"/>
+        </w:rPr>
         <w:t xml:space="preserve"> e </w:t>
       </w:r>
       <w:r>
+        <w:rPr>
+          <w:lang w:val="pt_PT" w:bidi="pt_PT"/>
+        </w:rPr>
         <w:t>notas de estudo correspondentes</w:t>
       </w:r>
       <w:r>
+        <w:rPr>
+          <w:lang w:val="pt_PT" w:bidi="pt_PT"/>
+        </w:rPr>
         <w:t>).</w:t>
       </w:r>
-      <w:r/>
-      <w:r/>
-    </w:p>
-    <w:p>
-      <w:r/>
+      <w:r>
+        <w:rPr>
+          <w:lang w:val="pt_PT" w:bidi="pt_PT"/>
+        </w:rPr>
+      </w:r>
+      <w:r>
+        <w:rPr>
+          <w:lang w:val="pt_PT" w:bidi="pt_PT"/>
+        </w:rPr>
+      </w:r>
+    </w:p>
+    <w:p>
+      <w:pPr/>
+      <w:r>
+        <w:rPr>
+          <w:lang w:val="pt_PT" w:bidi="pt_PT"/>
+        </w:rPr>
+      </w:r>
     </w:p>
     <w:p>
       <w:pPr>
         <w:pStyle w:val="Heading2"/>
       </w:pPr>
       <w:r>
+        <w:rPr>
+          <w:lang w:val="pt_PT" w:bidi="pt_PT"/>
+        </w:rPr>
         <w:t>1 João 3.6</w:t>
       </w:r>
-      <w:r/>
-    </w:p>
-    <w:p>
-      <w:r/>
-      <w:r>
+      <w:r>
+        <w:rPr>
+          <w:lang w:val="pt_PT" w:bidi="pt_PT"/>
+        </w:rPr>
+      </w:r>
+    </w:p>
+    <w:p>
+      <w:pPr/>
+      <w:r>
+        <w:rPr>
+          <w:lang w:val="pt_PT" w:bidi="pt_PT"/>
+        </w:rPr>
+      </w:r>
+      <w:r>
+        <w:rPr>
+          <w:lang w:val="pt_PT" w:bidi="pt_PT"/>
+        </w:rPr>
         <w:t>continua a viver nele (grego menō): Isso indica “permanecer” e “ficar” (</w:t>
       </w:r>
       <w:hyperlink r:id="rId74">
         <w:r>
           <w:rPr>
+            <w:lang w:val="pt_PT" w:bidi="pt_PT"/>
+          </w:rPr>
+          <w:rPr>
             <w:color w:val="0000EE"/>
             <w:u w:val="single"/>
           </w:rPr>
@@ -1673,31 +3094,65 @@
         </w:r>
       </w:hyperlink>
       <w:r>
+        <w:rPr>
+          <w:lang w:val="pt_PT" w:bidi="pt_PT"/>
+        </w:rPr>
         <w:t>) em contraste com se desviar para a falsidade. À medida que vivemos em comunhão contínua e dependente com Cristo e na fidelidade aos ensinamentos dos apóstolos, não pecaremos. • continua pecando: Este verbo denota o pecado como uma ação contínua e repetida. João não estava dizendo que qualquer pessoa que peca uma vez não conhece a Deus (ou seja, não tem relacionamento com Deus). Mas se persistirmos no pecado, demonstramos uma falta de relacionamento com Deus.</w:t>
       </w:r>
-      <w:r/>
-      <w:r/>
-    </w:p>
-    <w:p>
-      <w:r/>
+      <w:r>
+        <w:rPr>
+          <w:lang w:val="pt_PT" w:bidi="pt_PT"/>
+        </w:rPr>
+      </w:r>
+      <w:r>
+        <w:rPr>
+          <w:lang w:val="pt_PT" w:bidi="pt_PT"/>
+        </w:rPr>
+      </w:r>
+    </w:p>
+    <w:p>
+      <w:pPr/>
+      <w:r>
+        <w:rPr>
+          <w:lang w:val="pt_PT" w:bidi="pt_PT"/>
+        </w:rPr>
+      </w:r>
     </w:p>
     <w:p>
       <w:pPr>
         <w:pStyle w:val="Heading2"/>
       </w:pPr>
       <w:r>
+        <w:rPr>
+          <w:lang w:val="pt_PT" w:bidi="pt_PT"/>
+        </w:rPr>
         <w:t>1 João 3.8</w:t>
       </w:r>
-      <w:r/>
-    </w:p>
-    <w:p>
-      <w:r/>
-      <w:r>
+      <w:r>
+        <w:rPr>
+          <w:lang w:val="pt_PT" w:bidi="pt_PT"/>
+        </w:rPr>
+      </w:r>
+    </w:p>
+    <w:p>
+      <w:pPr/>
+      <w:r>
+        <w:rPr>
+          <w:lang w:val="pt_PT" w:bidi="pt_PT"/>
+        </w:rPr>
+      </w:r>
+      <w:r>
+        <w:rPr>
+          <w:lang w:val="pt_PT" w:bidi="pt_PT"/>
+        </w:rPr>
         <w:t xml:space="preserve">destruir: Isso não significa "aniquilar", mas "derrubar" (veja </w:t>
       </w:r>
       <w:hyperlink r:id="rId75">
         <w:r>
           <w:rPr>
+            <w:lang w:val="pt_PT" w:bidi="pt_PT"/>
+          </w:rPr>
+          <w:rPr>
             <w:color w:val="0000EE"/>
             <w:u w:val="single"/>
           </w:rPr>
@@ -1705,31 +3160,65 @@
         </w:r>
       </w:hyperlink>
       <w:r>
+        <w:rPr>
+          <w:lang w:val="pt_PT" w:bidi="pt_PT"/>
+        </w:rPr>
         <w:t>), "desfazer" ou "tornar ineficaz". Cristo não obliterou Satanás; Ele veio para desfazer as obras do diabo, libertando as pessoas do pecado e de suas terríveis consequências.</w:t>
       </w:r>
-      <w:r/>
-      <w:r/>
-    </w:p>
-    <w:p>
-      <w:r/>
+      <w:r>
+        <w:rPr>
+          <w:lang w:val="pt_PT" w:bidi="pt_PT"/>
+        </w:rPr>
+      </w:r>
+      <w:r>
+        <w:rPr>
+          <w:lang w:val="pt_PT" w:bidi="pt_PT"/>
+        </w:rPr>
+      </w:r>
+    </w:p>
+    <w:p>
+      <w:pPr/>
+      <w:r>
+        <w:rPr>
+          <w:lang w:val="pt_PT" w:bidi="pt_PT"/>
+        </w:rPr>
+      </w:r>
     </w:p>
     <w:p>
       <w:pPr>
         <w:pStyle w:val="Heading2"/>
       </w:pPr>
       <w:r>
+        <w:rPr>
+          <w:lang w:val="pt_PT" w:bidi="pt_PT"/>
+        </w:rPr>
         <w:t>1 João 3.9–10</w:t>
       </w:r>
-      <w:r/>
-    </w:p>
-    <w:p>
-      <w:r/>
-      <w:r>
+      <w:r>
+        <w:rPr>
+          <w:lang w:val="pt_PT" w:bidi="pt_PT"/>
+        </w:rPr>
+      </w:r>
+    </w:p>
+    <w:p>
+      <w:pPr/>
+      <w:r>
+        <w:rPr>
+          <w:lang w:val="pt_PT" w:bidi="pt_PT"/>
+        </w:rPr>
+      </w:r>
+      <w:r>
+        <w:rPr>
+          <w:lang w:val="pt_PT" w:bidi="pt_PT"/>
+        </w:rPr>
         <w:t>Viver de forma justa significa manter um relacionamento correto com Deus. Isso contrasta com os falsos mestres, que afirmavam que a vida no espírito não poderia ser contaminada por qualquer comportamento em um corpo físico. Isso não significa que vivemos vidas perfeitas (</w:t>
       </w:r>
       <w:hyperlink r:id="rId76">
         <w:r>
           <w:rPr>
+            <w:lang w:val="pt_PT" w:bidi="pt_PT"/>
+          </w:rPr>
+          <w:rPr>
             <w:color w:val="0000EE"/>
             <w:u w:val="single"/>
           </w:rPr>
@@ -1737,11 +3226,17 @@
         </w:r>
       </w:hyperlink>
       <w:r>
+        <w:rPr>
+          <w:lang w:val="pt_PT" w:bidi="pt_PT"/>
+        </w:rPr>
         <w:t>), mas que nos mantemos em um bom relacionamento com Deus (</w:t>
       </w:r>
       <w:hyperlink r:id="rId33">
         <w:r>
           <w:rPr>
+            <w:lang w:val="pt_PT" w:bidi="pt_PT"/>
+          </w:rPr>
+          <w:rPr>
             <w:color w:val="0000EE"/>
             <w:u w:val="single"/>
           </w:rPr>
@@ -1749,31 +3244,65 @@
         </w:r>
       </w:hyperlink>
       <w:r>
+        <w:rPr>
+          <w:lang w:val="pt_PT" w:bidi="pt_PT"/>
+        </w:rPr>
         <w:t>).</w:t>
       </w:r>
-      <w:r/>
-      <w:r/>
-    </w:p>
-    <w:p>
-      <w:r/>
+      <w:r>
+        <w:rPr>
+          <w:lang w:val="pt_PT" w:bidi="pt_PT"/>
+        </w:rPr>
+      </w:r>
+      <w:r>
+        <w:rPr>
+          <w:lang w:val="pt_PT" w:bidi="pt_PT"/>
+        </w:rPr>
+      </w:r>
+    </w:p>
+    <w:p>
+      <w:pPr/>
+      <w:r>
+        <w:rPr>
+          <w:lang w:val="pt_PT" w:bidi="pt_PT"/>
+        </w:rPr>
+      </w:r>
     </w:p>
     <w:p>
       <w:pPr>
         <w:pStyle w:val="Heading2"/>
       </w:pPr>
       <w:r>
+        <w:rPr>
+          <w:lang w:val="pt_PT" w:bidi="pt_PT"/>
+        </w:rPr>
         <w:t>1 João 3.11–22</w:t>
       </w:r>
-      <w:r/>
-    </w:p>
-    <w:p>
-      <w:r/>
-      <w:r>
+      <w:r>
+        <w:rPr>
+          <w:lang w:val="pt_PT" w:bidi="pt_PT"/>
+        </w:rPr>
+      </w:r>
+    </w:p>
+    <w:p>
+      <w:pPr/>
+      <w:r>
+        <w:rPr>
+          <w:lang w:val="pt_PT" w:bidi="pt_PT"/>
+        </w:rPr>
+      </w:r>
+      <w:r>
+        <w:rPr>
+          <w:lang w:val="pt_PT" w:bidi="pt_PT"/>
+        </w:rPr>
         <w:t xml:space="preserve">João agora se concentra na necessidade dos crentes de amarem uns aos outros (veja </w:t>
       </w:r>
       <w:hyperlink r:id="rId77">
         <w:r>
           <w:rPr>
+            <w:lang w:val="pt_PT" w:bidi="pt_PT"/>
+          </w:rPr>
+          <w:rPr>
             <w:color w:val="0000EE"/>
             <w:u w:val="single"/>
           </w:rPr>
@@ -1781,31 +3310,65 @@
         </w:r>
       </w:hyperlink>
       <w:r>
+        <w:rPr>
+          <w:lang w:val="pt_PT" w:bidi="pt_PT"/>
+        </w:rPr>
         <w:t>).</w:t>
       </w:r>
-      <w:r/>
-      <w:r/>
-    </w:p>
-    <w:p>
-      <w:r/>
+      <w:r>
+        <w:rPr>
+          <w:lang w:val="pt_PT" w:bidi="pt_PT"/>
+        </w:rPr>
+      </w:r>
+      <w:r>
+        <w:rPr>
+          <w:lang w:val="pt_PT" w:bidi="pt_PT"/>
+        </w:rPr>
+      </w:r>
+    </w:p>
+    <w:p>
+      <w:pPr/>
+      <w:r>
+        <w:rPr>
+          <w:lang w:val="pt_PT" w:bidi="pt_PT"/>
+        </w:rPr>
+      </w:r>
     </w:p>
     <w:p>
       <w:pPr>
         <w:pStyle w:val="Heading2"/>
       </w:pPr>
       <w:r>
+        <w:rPr>
+          <w:lang w:val="pt_PT" w:bidi="pt_PT"/>
+        </w:rPr>
         <w:t>1 João 3.12–13</w:t>
       </w:r>
-      <w:r/>
-    </w:p>
-    <w:p>
-      <w:r/>
-      <w:r>
+      <w:r>
+        <w:rPr>
+          <w:lang w:val="pt_PT" w:bidi="pt_PT"/>
+        </w:rPr>
+      </w:r>
+    </w:p>
+    <w:p>
+      <w:pPr/>
+      <w:r>
+        <w:rPr>
+          <w:lang w:val="pt_PT" w:bidi="pt_PT"/>
+        </w:rPr>
+      </w:r>
+      <w:r>
+        <w:rPr>
+          <w:lang w:val="pt_PT" w:bidi="pt_PT"/>
+        </w:rPr>
         <w:t>Caim estava fazendo o que era mau: Caim estava com ciúmes porque Abel recebeu a aprovação de Deus; esse ciúme levou ao assassinato (</w:t>
       </w:r>
       <w:hyperlink r:id="rId78">
         <w:r>
           <w:rPr>
+            <w:lang w:val="pt_PT" w:bidi="pt_PT"/>
+          </w:rPr>
+          <w:rPr>
             <w:color w:val="0000EE"/>
             <w:u w:val="single"/>
           </w:rPr>
@@ -1813,11 +3376,17 @@
         </w:r>
       </w:hyperlink>
       <w:r>
+        <w:rPr>
+          <w:lang w:val="pt_PT" w:bidi="pt_PT"/>
+        </w:rPr>
         <w:t xml:space="preserve">). O ódio é julgado, assim como o ato externo que resulta dele (veja </w:t>
       </w:r>
       <w:hyperlink r:id="rId79">
         <w:r>
           <w:rPr>
+            <w:lang w:val="pt_PT" w:bidi="pt_PT"/>
+          </w:rPr>
+          <w:rPr>
             <w:color w:val="0000EE"/>
             <w:u w:val="single"/>
           </w:rPr>
@@ -1825,31 +3394,65 @@
         </w:r>
       </w:hyperlink>
       <w:r>
+        <w:rPr>
+          <w:lang w:val="pt_PT" w:bidi="pt_PT"/>
+        </w:rPr>
         <w:t>).</w:t>
       </w:r>
-      <w:r/>
-      <w:r/>
-    </w:p>
-    <w:p>
-      <w:r/>
+      <w:r>
+        <w:rPr>
+          <w:lang w:val="pt_PT" w:bidi="pt_PT"/>
+        </w:rPr>
+      </w:r>
+      <w:r>
+        <w:rPr>
+          <w:lang w:val="pt_PT" w:bidi="pt_PT"/>
+        </w:rPr>
+      </w:r>
+    </w:p>
+    <w:p>
+      <w:pPr/>
+      <w:r>
+        <w:rPr>
+          <w:lang w:val="pt_PT" w:bidi="pt_PT"/>
+        </w:rPr>
+      </w:r>
     </w:p>
     <w:p>
       <w:pPr>
         <w:pStyle w:val="Heading2"/>
       </w:pPr>
       <w:r>
+        <w:rPr>
+          <w:lang w:val="pt_PT" w:bidi="pt_PT"/>
+        </w:rPr>
         <w:t>1 João 3.14</w:t>
       </w:r>
-      <w:r/>
-    </w:p>
-    <w:p>
-      <w:r/>
-      <w:r>
+      <w:r>
+        <w:rPr>
+          <w:lang w:val="pt_PT" w:bidi="pt_PT"/>
+        </w:rPr>
+      </w:r>
+    </w:p>
+    <w:p>
+      <w:pPr/>
+      <w:r>
+        <w:rPr>
+          <w:lang w:val="pt_PT" w:bidi="pt_PT"/>
+        </w:rPr>
+      </w:r>
+      <w:r>
+        <w:rPr>
+          <w:lang w:val="pt_PT" w:bidi="pt_PT"/>
+        </w:rPr>
         <w:t xml:space="preserve">Ter amor por nossos irmãos e irmãs que são crentes é uma evidência tangível de que experimentamos o renascimento em Cristo e teremos vida eterna em vez de morte (ou seja, condenação; veja </w:t>
       </w:r>
       <w:hyperlink r:id="rId80">
         <w:r>
           <w:rPr>
+            <w:lang w:val="pt_PT" w:bidi="pt_PT"/>
+          </w:rPr>
+          <w:rPr>
             <w:color w:val="0000EE"/>
             <w:u w:val="single"/>
           </w:rPr>
@@ -1857,11 +3460,17 @@
         </w:r>
       </w:hyperlink>
       <w:r>
+        <w:rPr>
+          <w:lang w:val="pt_PT" w:bidi="pt_PT"/>
+        </w:rPr>
         <w:t xml:space="preserve">; </w:t>
       </w:r>
       <w:hyperlink r:id="rId81">
         <w:r>
           <w:rPr>
+            <w:lang w:val="pt_PT" w:bidi="pt_PT"/>
+          </w:rPr>
+          <w:rPr>
             <w:color w:val="0000EE"/>
             <w:u w:val="single"/>
           </w:rPr>
@@ -1869,11 +3478,17 @@
         </w:r>
       </w:hyperlink>
       <w:r>
+        <w:rPr>
+          <w:lang w:val="pt_PT" w:bidi="pt_PT"/>
+        </w:rPr>
         <w:t xml:space="preserve">; </w:t>
       </w:r>
       <w:hyperlink r:id="rId82">
         <w:r>
           <w:rPr>
+            <w:lang w:val="pt_PT" w:bidi="pt_PT"/>
+          </w:rPr>
+          <w:rPr>
             <w:color w:val="0000EE"/>
             <w:u w:val="single"/>
           </w:rPr>
@@ -1881,51 +3496,113 @@
         </w:r>
       </w:hyperlink>
       <w:r>
+        <w:rPr>
+          <w:lang w:val="pt_PT" w:bidi="pt_PT"/>
+        </w:rPr>
         <w:t>).</w:t>
       </w:r>
-      <w:r/>
-      <w:r/>
-    </w:p>
-    <w:p>
-      <w:r/>
+      <w:r>
+        <w:rPr>
+          <w:lang w:val="pt_PT" w:bidi="pt_PT"/>
+        </w:rPr>
+      </w:r>
+      <w:r>
+        <w:rPr>
+          <w:lang w:val="pt_PT" w:bidi="pt_PT"/>
+        </w:rPr>
+      </w:r>
+    </w:p>
+    <w:p>
+      <w:pPr/>
+      <w:r>
+        <w:rPr>
+          <w:lang w:val="pt_PT" w:bidi="pt_PT"/>
+        </w:rPr>
+      </w:r>
     </w:p>
     <w:p>
       <w:pPr>
         <w:pStyle w:val="Heading2"/>
       </w:pPr>
       <w:r>
+        <w:rPr>
+          <w:lang w:val="pt_PT" w:bidi="pt_PT"/>
+        </w:rPr>
         <w:t>1 João 3.16–18</w:t>
       </w:r>
-      <w:r/>
-    </w:p>
-    <w:p>
-      <w:r/>
-      <w:r>
+      <w:r>
+        <w:rPr>
+          <w:lang w:val="pt_PT" w:bidi="pt_PT"/>
+        </w:rPr>
+      </w:r>
+    </w:p>
+    <w:p>
+      <w:pPr/>
+      <w:r>
+        <w:rPr>
+          <w:lang w:val="pt_PT" w:bidi="pt_PT"/>
+        </w:rPr>
+      </w:r>
+      <w:r>
+        <w:rPr>
+          <w:lang w:val="pt_PT" w:bidi="pt_PT"/>
+        </w:rPr>
         <w:t>O exemplo de Cristo mostra que o amor verdadeiro envolve autossacrifício. Fazemos isso ao nos preocuparmos genuinamente com as necessidades dos outros e ao dedicarmos tempo, esforço, oração, posses e até mesmo nossas vidas de forma altruísta para atender a essas necessidades.</w:t>
       </w:r>
-      <w:r/>
-      <w:r/>
-    </w:p>
-    <w:p>
-      <w:r/>
+      <w:r>
+        <w:rPr>
+          <w:lang w:val="pt_PT" w:bidi="pt_PT"/>
+        </w:rPr>
+      </w:r>
+      <w:r>
+        <w:rPr>
+          <w:lang w:val="pt_PT" w:bidi="pt_PT"/>
+        </w:rPr>
+      </w:r>
+    </w:p>
+    <w:p>
+      <w:pPr/>
+      <w:r>
+        <w:rPr>
+          <w:lang w:val="pt_PT" w:bidi="pt_PT"/>
+        </w:rPr>
+      </w:r>
     </w:p>
     <w:p>
       <w:pPr>
         <w:pStyle w:val="Heading2"/>
       </w:pPr>
       <w:r>
+        <w:rPr>
+          <w:lang w:val="pt_PT" w:bidi="pt_PT"/>
+        </w:rPr>
         <w:t>1 João 3.19–22</w:t>
       </w:r>
-      <w:r/>
-    </w:p>
-    <w:p>
-      <w:r/>
-      <w:r>
+      <w:r>
+        <w:rPr>
+          <w:lang w:val="pt_PT" w:bidi="pt_PT"/>
+        </w:rPr>
+      </w:r>
+    </w:p>
+    <w:p>
+      <w:pPr/>
+      <w:r>
+        <w:rPr>
+          <w:lang w:val="pt_PT" w:bidi="pt_PT"/>
+        </w:rPr>
+      </w:r>
+      <w:r>
+        <w:rPr>
+          <w:lang w:val="pt_PT" w:bidi="pt_PT"/>
+        </w:rPr>
         <w:t>Aqueles que verdadeiramente amam (</w:t>
       </w:r>
       <w:hyperlink r:id="rId83">
         <w:r>
           <w:rPr>
+            <w:lang w:val="pt_PT" w:bidi="pt_PT"/>
+          </w:rPr>
+          <w:rPr>
             <w:color w:val="0000EE"/>
             <w:u w:val="single"/>
           </w:rPr>
@@ -1933,11 +3610,17 @@
         </w:r>
       </w:hyperlink>
       <w:r>
+        <w:rPr>
+          <w:lang w:val="pt_PT" w:bidi="pt_PT"/>
+        </w:rPr>
         <w:t xml:space="preserve">) têm confiança de que Deus os aceita, pois o amor verdadeiro é a principal evidência da fé genuína e da nova vida em Cristo (veja </w:t>
       </w:r>
       <w:hyperlink r:id="rId84">
         <w:r>
           <w:rPr>
+            <w:lang w:val="pt_PT" w:bidi="pt_PT"/>
+          </w:rPr>
+          <w:rPr>
             <w:color w:val="0000EE"/>
             <w:u w:val="single"/>
           </w:rPr>
@@ -1945,31 +3628,65 @@
         </w:r>
       </w:hyperlink>
       <w:r>
+        <w:rPr>
+          <w:lang w:val="pt_PT" w:bidi="pt_PT"/>
+        </w:rPr>
         <w:t>).</w:t>
       </w:r>
-      <w:r/>
-      <w:r/>
-    </w:p>
-    <w:p>
-      <w:r/>
+      <w:r>
+        <w:rPr>
+          <w:lang w:val="pt_PT" w:bidi="pt_PT"/>
+        </w:rPr>
+      </w:r>
+      <w:r>
+        <w:rPr>
+          <w:lang w:val="pt_PT" w:bidi="pt_PT"/>
+        </w:rPr>
+      </w:r>
+    </w:p>
+    <w:p>
+      <w:pPr/>
+      <w:r>
+        <w:rPr>
+          <w:lang w:val="pt_PT" w:bidi="pt_PT"/>
+        </w:rPr>
+      </w:r>
     </w:p>
     <w:p>
       <w:pPr>
         <w:pStyle w:val="Heading2"/>
       </w:pPr>
       <w:r>
+        <w:rPr>
+          <w:lang w:val="pt_PT" w:bidi="pt_PT"/>
+        </w:rPr>
         <w:t>1 João 3.23–24</w:t>
       </w:r>
-      <w:r/>
-    </w:p>
-    <w:p>
-      <w:r/>
-      <w:r>
+      <w:r>
+        <w:rPr>
+          <w:lang w:val="pt_PT" w:bidi="pt_PT"/>
+        </w:rPr>
+      </w:r>
+    </w:p>
+    <w:p>
+      <w:pPr/>
+      <w:r>
+        <w:rPr>
+          <w:lang w:val="pt_PT" w:bidi="pt_PT"/>
+        </w:rPr>
+      </w:r>
+      <w:r>
+        <w:rPr>
+          <w:lang w:val="pt_PT" w:bidi="pt_PT"/>
+        </w:rPr>
         <w:t>João oferece aqui um novo critério para discernir quem possui o Espírito. O Espírito não é propriedade de uma elite iluminada cujas vidas não são transformadas. Em vez disso, o Espírito vem para todos os crentes e estimula o discipulado obediente (</w:t>
       </w:r>
       <w:hyperlink r:id="rId85">
         <w:r>
           <w:rPr>
+            <w:lang w:val="pt_PT" w:bidi="pt_PT"/>
+          </w:rPr>
+          <w:rPr>
             <w:color w:val="0000EE"/>
             <w:u w:val="single"/>
           </w:rPr>
@@ -1977,49 +3694,91 @@
         </w:r>
       </w:hyperlink>
       <w:r>
+        <w:rPr>
+          <w:lang w:val="pt_PT" w:bidi="pt_PT"/>
+        </w:rPr>
         <w:t>).</w:t>
       </w:r>
-      <w:r/>
-      <w:r/>
-    </w:p>
-    <w:p>
-      <w:r/>
+      <w:r>
+        <w:rPr>
+          <w:lang w:val="pt_PT" w:bidi="pt_PT"/>
+        </w:rPr>
+      </w:r>
+      <w:r>
+        <w:rPr>
+          <w:lang w:val="pt_PT" w:bidi="pt_PT"/>
+        </w:rPr>
+      </w:r>
+    </w:p>
+    <w:p>
+      <w:pPr/>
+      <w:r>
+        <w:rPr>
+          <w:lang w:val="pt_PT" w:bidi="pt_PT"/>
+        </w:rPr>
+      </w:r>
     </w:p>
     <w:p>
       <w:pPr>
         <w:pStyle w:val="Heading2"/>
       </w:pPr>
       <w:r>
+        <w:rPr>
+          <w:lang w:val="pt_PT" w:bidi="pt_PT"/>
+        </w:rPr>
         <w:t>1 João 4.1</w:t>
       </w:r>
-      <w:r/>
-    </w:p>
-    <w:p>
-      <w:r/>
-      <w:r>
+      <w:r>
+        <w:rPr>
+          <w:lang w:val="pt_PT" w:bidi="pt_PT"/>
+        </w:rPr>
+      </w:r>
+    </w:p>
+    <w:p>
+      <w:pPr/>
+      <w:r>
+        <w:rPr>
+          <w:lang w:val="pt_PT" w:bidi="pt_PT"/>
+        </w:rPr>
+      </w:r>
+      <w:r>
+        <w:rPr>
+          <w:lang w:val="pt_PT" w:bidi="pt_PT"/>
+        </w:rPr>
         <w:t xml:space="preserve">todos que afirmam falar pelo Espírito (literalmente </w:t>
       </w:r>
       <w:r>
         <w:rPr>
           <w:i/>
+          <w:lang w:val="pt_PT" w:bidi="pt_PT"/>
         </w:rPr>
         <w:t>todo espírito</w:t>
       </w:r>
       <w:r>
+        <w:rPr>
+          <w:lang w:val="pt_PT" w:bidi="pt_PT"/>
+        </w:rPr>
         <w:t>): Os professores que deixaram as igrejas de João afirmavam ser profetas</w:t>
       </w:r>
       <w:r>
         <w:rPr>
           <w:i/>
+          <w:lang w:val="pt_PT" w:bidi="pt_PT"/>
         </w:rPr>
         <w:t>,</w:t>
       </w:r>
       <w:r>
+        <w:rPr>
+          <w:lang w:val="pt_PT" w:bidi="pt_PT"/>
+        </w:rPr>
         <w:t xml:space="preserve"> mas o verdadeiro profeta é um instrumento para as mensagens do Espírito Santo (</w:t>
       </w:r>
       <w:hyperlink r:id="rId86">
         <w:r>
           <w:rPr>
+            <w:lang w:val="pt_PT" w:bidi="pt_PT"/>
+          </w:rPr>
+          <w:rPr>
             <w:color w:val="0000EE"/>
             <w:u w:val="single"/>
           </w:rPr>
@@ -2027,11 +3786,17 @@
         </w:r>
       </w:hyperlink>
       <w:r>
+        <w:rPr>
+          <w:lang w:val="pt_PT" w:bidi="pt_PT"/>
+        </w:rPr>
         <w:t xml:space="preserve">; </w:t>
       </w:r>
       <w:hyperlink r:id="rId87">
         <w:r>
           <w:rPr>
+            <w:lang w:val="pt_PT" w:bidi="pt_PT"/>
+          </w:rPr>
+          <w:rPr>
             <w:color w:val="0000EE"/>
             <w:u w:val="single"/>
           </w:rPr>
@@ -2039,11 +3804,17 @@
         </w:r>
       </w:hyperlink>
       <w:r>
+        <w:rPr>
+          <w:lang w:val="pt_PT" w:bidi="pt_PT"/>
+        </w:rPr>
         <w:t xml:space="preserve">; </w:t>
       </w:r>
       <w:hyperlink r:id="rId88">
         <w:r>
           <w:rPr>
+            <w:lang w:val="pt_PT" w:bidi="pt_PT"/>
+          </w:rPr>
+          <w:rPr>
             <w:color w:val="0000EE"/>
             <w:u w:val="single"/>
           </w:rPr>
@@ -2051,11 +3822,17 @@
         </w:r>
       </w:hyperlink>
       <w:r>
+        <w:rPr>
+          <w:lang w:val="pt_PT" w:bidi="pt_PT"/>
+        </w:rPr>
         <w:t>). Todo orador deve ser testado em relação ao que o Espírito Santo disse através dos apóstolos (</w:t>
       </w:r>
       <w:hyperlink r:id="rId17">
         <w:r>
           <w:rPr>
+            <w:lang w:val="pt_PT" w:bidi="pt_PT"/>
+          </w:rPr>
+          <w:rPr>
             <w:color w:val="0000EE"/>
             <w:u w:val="single"/>
           </w:rPr>
@@ -2063,11 +3840,17 @@
         </w:r>
       </w:hyperlink>
       <w:r>
+        <w:rPr>
+          <w:lang w:val="pt_PT" w:bidi="pt_PT"/>
+        </w:rPr>
         <w:t xml:space="preserve">, </w:t>
       </w:r>
       <w:hyperlink r:id="rId89">
         <w:r>
           <w:rPr>
+            <w:lang w:val="pt_PT" w:bidi="pt_PT"/>
+          </w:rPr>
+          <w:rPr>
             <w:color w:val="0000EE"/>
             <w:u w:val="single"/>
           </w:rPr>
@@ -2075,31 +3858,65 @@
         </w:r>
       </w:hyperlink>
       <w:r>
+        <w:rPr>
+          <w:lang w:val="pt_PT" w:bidi="pt_PT"/>
+        </w:rPr>
         <w:t>).</w:t>
       </w:r>
-      <w:r/>
-      <w:r/>
-    </w:p>
-    <w:p>
-      <w:r/>
+      <w:r>
+        <w:rPr>
+          <w:lang w:val="pt_PT" w:bidi="pt_PT"/>
+        </w:rPr>
+      </w:r>
+      <w:r>
+        <w:rPr>
+          <w:lang w:val="pt_PT" w:bidi="pt_PT"/>
+        </w:rPr>
+      </w:r>
+    </w:p>
+    <w:p>
+      <w:pPr/>
+      <w:r>
+        <w:rPr>
+          <w:lang w:val="pt_PT" w:bidi="pt_PT"/>
+        </w:rPr>
+      </w:r>
     </w:p>
     <w:p>
       <w:pPr>
         <w:pStyle w:val="Heading2"/>
       </w:pPr>
       <w:r>
+        <w:rPr>
+          <w:lang w:val="pt_PT" w:bidi="pt_PT"/>
+        </w:rPr>
         <w:t>1 João 4.1–6</w:t>
       </w:r>
-      <w:r/>
-    </w:p>
-    <w:p>
-      <w:r/>
-      <w:r>
+      <w:r>
+        <w:rPr>
+          <w:lang w:val="pt_PT" w:bidi="pt_PT"/>
+        </w:rPr>
+      </w:r>
+    </w:p>
+    <w:p>
+      <w:pPr/>
+      <w:r>
+        <w:rPr>
+          <w:lang w:val="pt_PT" w:bidi="pt_PT"/>
+        </w:rPr>
+      </w:r>
+      <w:r>
+        <w:rPr>
+          <w:lang w:val="pt_PT" w:bidi="pt_PT"/>
+        </w:rPr>
         <w:t>Aqueles que pertencem a Deus (</w:t>
       </w:r>
       <w:hyperlink r:id="rId48">
         <w:r>
           <w:rPr>
+            <w:lang w:val="pt_PT" w:bidi="pt_PT"/>
+          </w:rPr>
+          <w:rPr>
             <w:color w:val="0000EE"/>
             <w:u w:val="single"/>
           </w:rPr>
@@ -2107,11 +3924,17 @@
         </w:r>
       </w:hyperlink>
       <w:r>
+        <w:rPr>
+          <w:lang w:val="pt_PT" w:bidi="pt_PT"/>
+        </w:rPr>
         <w:t>) podem distinguir a verdade espiritual do erro, porque a presença do Espírito (</w:t>
       </w:r>
       <w:hyperlink r:id="rId90">
         <w:r>
           <w:rPr>
+            <w:lang w:val="pt_PT" w:bidi="pt_PT"/>
+          </w:rPr>
+          <w:rPr>
             <w:color w:val="0000EE"/>
             <w:u w:val="single"/>
           </w:rPr>
@@ -2119,11 +3942,17 @@
         </w:r>
       </w:hyperlink>
       <w:r>
+        <w:rPr>
+          <w:lang w:val="pt_PT" w:bidi="pt_PT"/>
+        </w:rPr>
         <w:t xml:space="preserve">) os ensina (veja </w:t>
       </w:r>
       <w:hyperlink r:id="rId91">
         <w:r>
           <w:rPr>
+            <w:lang w:val="pt_PT" w:bidi="pt_PT"/>
+          </w:rPr>
+          <w:rPr>
             <w:color w:val="0000EE"/>
             <w:u w:val="single"/>
           </w:rPr>
@@ -2131,11 +3960,17 @@
         </w:r>
       </w:hyperlink>
       <w:r>
+        <w:rPr>
+          <w:lang w:val="pt_PT" w:bidi="pt_PT"/>
+        </w:rPr>
         <w:t>,</w:t>
       </w:r>
       <w:hyperlink r:id="rId92">
         <w:r>
           <w:rPr>
+            <w:lang w:val="pt_PT" w:bidi="pt_PT"/>
+          </w:rPr>
+          <w:rPr>
             <w:color w:val="0000EE"/>
             <w:u w:val="single"/>
           </w:rPr>
@@ -2143,11 +3978,17 @@
         </w:r>
       </w:hyperlink>
       <w:r>
+        <w:rPr>
+          <w:lang w:val="pt_PT" w:bidi="pt_PT"/>
+        </w:rPr>
         <w:t xml:space="preserve">; </w:t>
       </w:r>
       <w:hyperlink r:id="rId93">
         <w:r>
           <w:rPr>
+            <w:lang w:val="pt_PT" w:bidi="pt_PT"/>
+          </w:rPr>
+          <w:rPr>
             <w:color w:val="0000EE"/>
             <w:u w:val="single"/>
           </w:rPr>
@@ -2155,11 +3996,17 @@
         </w:r>
       </w:hyperlink>
       <w:r>
+        <w:rPr>
+          <w:lang w:val="pt_PT" w:bidi="pt_PT"/>
+        </w:rPr>
         <w:t xml:space="preserve">; </w:t>
       </w:r>
       <w:hyperlink r:id="rId94">
         <w:r>
           <w:rPr>
+            <w:lang w:val="pt_PT" w:bidi="pt_PT"/>
+          </w:rPr>
+          <w:rPr>
             <w:color w:val="0000EE"/>
             <w:u w:val="single"/>
           </w:rPr>
@@ -2167,31 +4014,65 @@
         </w:r>
       </w:hyperlink>
       <w:r>
+        <w:rPr>
+          <w:lang w:val="pt_PT" w:bidi="pt_PT"/>
+        </w:rPr>
         <w:t>). No entanto, João fornece testes concretos para que os crentes apliquem, de modo que não haja confusão. Esses testes são um ponto de partida para verdadeiros mestres, não um conjunto exaustivo; eles foram projetados para abordar os falsos ensinamentos que estavam sendo promovidos nas igrejas dos leitores de João.</w:t>
       </w:r>
-      <w:r/>
-      <w:r/>
-    </w:p>
-    <w:p>
-      <w:r/>
+      <w:r>
+        <w:rPr>
+          <w:lang w:val="pt_PT" w:bidi="pt_PT"/>
+        </w:rPr>
+      </w:r>
+      <w:r>
+        <w:rPr>
+          <w:lang w:val="pt_PT" w:bidi="pt_PT"/>
+        </w:rPr>
+      </w:r>
+    </w:p>
+    <w:p>
+      <w:pPr/>
+      <w:r>
+        <w:rPr>
+          <w:lang w:val="pt_PT" w:bidi="pt_PT"/>
+        </w:rPr>
+      </w:r>
     </w:p>
     <w:p>
       <w:pPr>
         <w:pStyle w:val="Heading2"/>
       </w:pPr>
       <w:r>
+        <w:rPr>
+          <w:lang w:val="pt_PT" w:bidi="pt_PT"/>
+        </w:rPr>
         <w:t>1 João 4.2</w:t>
       </w:r>
-      <w:r/>
-    </w:p>
-    <w:p>
-      <w:r/>
-      <w:r>
+      <w:r>
+        <w:rPr>
+          <w:lang w:val="pt_PT" w:bidi="pt_PT"/>
+        </w:rPr>
+      </w:r>
+    </w:p>
+    <w:p>
+      <w:pPr/>
+      <w:r>
+        <w:rPr>
+          <w:lang w:val="pt_PT" w:bidi="pt_PT"/>
+        </w:rPr>
+      </w:r>
+      <w:r>
+        <w:rPr>
+          <w:lang w:val="pt_PT" w:bidi="pt_PT"/>
+        </w:rPr>
         <w:t>Se uma pessoa afirmar ser um profeta: João descreve um teste doutrinário para profetas e mestres. Aqueles que têm o Espírito de Deus confessam que Jesus Cristo veio em um corpo real. Em outras palavras, eles devem afirmar a realidade de que Jesus é tanto totalmente homem quanto totalmente Deus. Profetas e mestres que negam esses ensinamentos básicos são anticristos (</w:t>
       </w:r>
       <w:hyperlink r:id="rId95">
         <w:r>
           <w:rPr>
+            <w:lang w:val="pt_PT" w:bidi="pt_PT"/>
+          </w:rPr>
+          <w:rPr>
             <w:color w:val="0000EE"/>
             <w:u w:val="single"/>
           </w:rPr>
@@ -2199,11 +4080,17 @@
         </w:r>
       </w:hyperlink>
       <w:r>
+        <w:rPr>
+          <w:lang w:val="pt_PT" w:bidi="pt_PT"/>
+        </w:rPr>
         <w:t xml:space="preserve">). Certos falsos mestres nos dias de João (os Docetistas) ensinavam que Jesus Cristo apenas parecia ter um corpo humano, mas na verdade não tinha. Assim, negavam que Deus se fez carne; veja </w:t>
       </w:r>
       <w:hyperlink r:id="rId96">
         <w:r>
           <w:rPr>
+            <w:lang w:val="pt_PT" w:bidi="pt_PT"/>
+          </w:rPr>
+          <w:rPr>
             <w:color w:val="0000EE"/>
             <w:u w:val="single"/>
           </w:rPr>
@@ -2211,11 +4098,17 @@
         </w:r>
       </w:hyperlink>
       <w:r>
+        <w:rPr>
+          <w:lang w:val="pt_PT" w:bidi="pt_PT"/>
+        </w:rPr>
         <w:t xml:space="preserve">; </w:t>
       </w:r>
       <w:hyperlink r:id="rId16">
         <w:r>
           <w:rPr>
+            <w:lang w:val="pt_PT" w:bidi="pt_PT"/>
+          </w:rPr>
+          <w:rPr>
             <w:color w:val="0000EE"/>
             <w:u w:val="single"/>
           </w:rPr>
@@ -2223,31 +4116,65 @@
         </w:r>
       </w:hyperlink>
       <w:r>
+        <w:rPr>
+          <w:lang w:val="pt_PT" w:bidi="pt_PT"/>
+        </w:rPr>
         <w:t>).</w:t>
       </w:r>
-      <w:r/>
-      <w:r/>
-    </w:p>
-    <w:p>
-      <w:r/>
+      <w:r>
+        <w:rPr>
+          <w:lang w:val="pt_PT" w:bidi="pt_PT"/>
+        </w:rPr>
+      </w:r>
+      <w:r>
+        <w:rPr>
+          <w:lang w:val="pt_PT" w:bidi="pt_PT"/>
+        </w:rPr>
+      </w:r>
+    </w:p>
+    <w:p>
+      <w:pPr/>
+      <w:r>
+        <w:rPr>
+          <w:lang w:val="pt_PT" w:bidi="pt_PT"/>
+        </w:rPr>
+      </w:r>
     </w:p>
     <w:p>
       <w:pPr>
         <w:pStyle w:val="Heading2"/>
       </w:pPr>
       <w:r>
+        <w:rPr>
+          <w:lang w:val="pt_PT" w:bidi="pt_PT"/>
+        </w:rPr>
         <w:t>1 João 4.5</w:t>
       </w:r>
-      <w:r/>
-    </w:p>
-    <w:p>
-      <w:r/>
-      <w:r>
+      <w:r>
+        <w:rPr>
+          <w:lang w:val="pt_PT" w:bidi="pt_PT"/>
+        </w:rPr>
+      </w:r>
+    </w:p>
+    <w:p>
+      <w:pPr/>
+      <w:r>
+        <w:rPr>
+          <w:lang w:val="pt_PT" w:bidi="pt_PT"/>
+        </w:rPr>
+      </w:r>
+      <w:r>
+        <w:rPr>
+          <w:lang w:val="pt_PT" w:bidi="pt_PT"/>
+        </w:rPr>
         <w:t>O ponto de vista do mundo é de um mal sistemático, oposto a Deus (</w:t>
       </w:r>
       <w:hyperlink r:id="rId97">
         <w:r>
           <w:rPr>
+            <w:lang w:val="pt_PT" w:bidi="pt_PT"/>
+          </w:rPr>
+          <w:rPr>
             <w:color w:val="0000EE"/>
             <w:u w:val="single"/>
           </w:rPr>
@@ -2255,31 +4182,65 @@
         </w:r>
       </w:hyperlink>
       <w:r>
+        <w:rPr>
+          <w:lang w:val="pt_PT" w:bidi="pt_PT"/>
+        </w:rPr>
         <w:t>).</w:t>
       </w:r>
-      <w:r/>
-      <w:r/>
-    </w:p>
-    <w:p>
-      <w:r/>
+      <w:r>
+        <w:rPr>
+          <w:lang w:val="pt_PT" w:bidi="pt_PT"/>
+        </w:rPr>
+      </w:r>
+      <w:r>
+        <w:rPr>
+          <w:lang w:val="pt_PT" w:bidi="pt_PT"/>
+        </w:rPr>
+      </w:r>
+    </w:p>
+    <w:p>
+      <w:pPr/>
+      <w:r>
+        <w:rPr>
+          <w:lang w:val="pt_PT" w:bidi="pt_PT"/>
+        </w:rPr>
+      </w:r>
     </w:p>
     <w:p>
       <w:pPr>
         <w:pStyle w:val="Heading2"/>
       </w:pPr>
       <w:r>
+        <w:rPr>
+          <w:lang w:val="pt_PT" w:bidi="pt_PT"/>
+        </w:rPr>
         <w:t>1 João 4.6</w:t>
       </w:r>
-      <w:r/>
-    </w:p>
-    <w:p>
-      <w:r/>
-      <w:r>
+      <w:r>
+        <w:rPr>
+          <w:lang w:val="pt_PT" w:bidi="pt_PT"/>
+        </w:rPr>
+      </w:r>
+    </w:p>
+    <w:p>
+      <w:pPr/>
+      <w:r>
+        <w:rPr>
+          <w:lang w:val="pt_PT" w:bidi="pt_PT"/>
+        </w:rPr>
+      </w:r>
+      <w:r>
+        <w:rPr>
+          <w:lang w:val="pt_PT" w:bidi="pt_PT"/>
+        </w:rPr>
         <w:t>João avalia a autenticidade do Cristianismo de uma pessoa verificando se elas ouvem e concordam com os ensinamentos dos apóstolos. • O Espírito da verdade é o Espírito Santo (</w:t>
       </w:r>
       <w:hyperlink r:id="rId98">
         <w:r>
           <w:rPr>
+            <w:lang w:val="pt_PT" w:bidi="pt_PT"/>
+          </w:rPr>
+          <w:rPr>
             <w:color w:val="0000EE"/>
             <w:u w:val="single"/>
           </w:rPr>
@@ -2287,11 +4248,17 @@
         </w:r>
       </w:hyperlink>
       <w:r>
+        <w:rPr>
+          <w:lang w:val="pt_PT" w:bidi="pt_PT"/>
+        </w:rPr>
         <w:t>,</w:t>
       </w:r>
       <w:hyperlink r:id="rId99">
         <w:r>
           <w:rPr>
+            <w:lang w:val="pt_PT" w:bidi="pt_PT"/>
+          </w:rPr>
+          <w:rPr>
             <w:color w:val="0000EE"/>
             <w:u w:val="single"/>
           </w:rPr>
@@ -2299,11 +4266,17 @@
         </w:r>
       </w:hyperlink>
       <w:r>
+        <w:rPr>
+          <w:lang w:val="pt_PT" w:bidi="pt_PT"/>
+        </w:rPr>
         <w:t xml:space="preserve">; </w:t>
       </w:r>
       <w:hyperlink r:id="rId100">
         <w:r>
           <w:rPr>
+            <w:lang w:val="pt_PT" w:bidi="pt_PT"/>
+          </w:rPr>
+          <w:rPr>
             <w:color w:val="0000EE"/>
             <w:u w:val="single"/>
           </w:rPr>
@@ -2311,11 +4284,17 @@
         </w:r>
       </w:hyperlink>
       <w:r>
+        <w:rPr>
+          <w:lang w:val="pt_PT" w:bidi="pt_PT"/>
+        </w:rPr>
         <w:t xml:space="preserve">; </w:t>
       </w:r>
       <w:hyperlink r:id="rId101">
         <w:r>
           <w:rPr>
+            <w:lang w:val="pt_PT" w:bidi="pt_PT"/>
+          </w:rPr>
+          <w:rPr>
             <w:color w:val="0000EE"/>
             <w:u w:val="single"/>
           </w:rPr>
@@ -2323,11 +4302,17 @@
         </w:r>
       </w:hyperlink>
       <w:r>
+        <w:rPr>
+          <w:lang w:val="pt_PT" w:bidi="pt_PT"/>
+        </w:rPr>
         <w:t>), que ensina a verdade sobre Cristo (</w:t>
       </w:r>
       <w:hyperlink r:id="rId91">
         <w:r>
           <w:rPr>
+            <w:lang w:val="pt_PT" w:bidi="pt_PT"/>
+          </w:rPr>
+          <w:rPr>
             <w:color w:val="0000EE"/>
             <w:u w:val="single"/>
           </w:rPr>
@@ -2335,11 +4320,17 @@
         </w:r>
       </w:hyperlink>
       <w:r>
+        <w:rPr>
+          <w:lang w:val="pt_PT" w:bidi="pt_PT"/>
+        </w:rPr>
         <w:t xml:space="preserve">, </w:t>
       </w:r>
       <w:hyperlink r:id="rId92">
         <w:r>
           <w:rPr>
+            <w:lang w:val="pt_PT" w:bidi="pt_PT"/>
+          </w:rPr>
+          <w:rPr>
             <w:color w:val="0000EE"/>
             <w:u w:val="single"/>
           </w:rPr>
@@ -2347,75 +4338,151 @@
         </w:r>
       </w:hyperlink>
       <w:r>
+        <w:rPr>
+          <w:lang w:val="pt_PT" w:bidi="pt_PT"/>
+        </w:rPr>
         <w:t>). • Falsos profetas possuem o espírito de engano</w:t>
       </w:r>
       <w:r>
         <w:rPr>
           <w:i/>
+          <w:lang w:val="pt_PT" w:bidi="pt_PT"/>
         </w:rPr>
         <w:t>,</w:t>
       </w:r>
       <w:r>
+        <w:rPr>
+          <w:lang w:val="pt_PT" w:bidi="pt_PT"/>
+        </w:rPr>
         <w:t xml:space="preserve"> o espírito do Anticristo, que desvia as pessoas de Cristo (veja </w:t>
       </w:r>
       <w:r>
+        <w:rPr>
+          <w:lang w:val="pt_PT" w:bidi="pt_PT"/>
+        </w:rPr>
         <w:t>nota de estudo em 2.22</w:t>
       </w:r>
       <w:r>
+        <w:rPr>
+          <w:lang w:val="pt_PT" w:bidi="pt_PT"/>
+        </w:rPr>
         <w:t>). Portanto, a união com o corpo histórico de Cristo e o consenso do ensino que começou com os apóstolos é um sinal de fidelidade à obra de Cristo no mundo.</w:t>
       </w:r>
-      <w:r/>
-      <w:r/>
-    </w:p>
-    <w:p>
-      <w:r/>
+      <w:r>
+        <w:rPr>
+          <w:lang w:val="pt_PT" w:bidi="pt_PT"/>
+        </w:rPr>
+      </w:r>
+      <w:r>
+        <w:rPr>
+          <w:lang w:val="pt_PT" w:bidi="pt_PT"/>
+        </w:rPr>
+      </w:r>
+    </w:p>
+    <w:p>
+      <w:pPr/>
+      <w:r>
+        <w:rPr>
+          <w:lang w:val="pt_PT" w:bidi="pt_PT"/>
+        </w:rPr>
+      </w:r>
     </w:p>
     <w:p>
       <w:pPr>
         <w:pStyle w:val="Heading2"/>
       </w:pPr>
       <w:r>
+        <w:rPr>
+          <w:lang w:val="pt_PT" w:bidi="pt_PT"/>
+        </w:rPr>
         <w:t>1 João 4.7–21</w:t>
       </w:r>
-      <w:r/>
-    </w:p>
-    <w:p>
-      <w:r/>
-      <w:r>
+      <w:r>
+        <w:rPr>
+          <w:lang w:val="pt_PT" w:bidi="pt_PT"/>
+        </w:rPr>
+      </w:r>
+    </w:p>
+    <w:p>
+      <w:pPr/>
+      <w:r>
+        <w:rPr>
+          <w:lang w:val="pt_PT" w:bidi="pt_PT"/>
+        </w:rPr>
+      </w:r>
+      <w:r>
+        <w:rPr>
+          <w:lang w:val="pt_PT" w:bidi="pt_PT"/>
+        </w:rPr>
         <w:t>João explica a origem do amor de um cristão e como ele se manifesta.</w:t>
       </w:r>
-      <w:r/>
-      <w:r/>
-    </w:p>
-    <w:p>
-      <w:r/>
+      <w:r>
+        <w:rPr>
+          <w:lang w:val="pt_PT" w:bidi="pt_PT"/>
+        </w:rPr>
+      </w:r>
+      <w:r>
+        <w:rPr>
+          <w:lang w:val="pt_PT" w:bidi="pt_PT"/>
+        </w:rPr>
+      </w:r>
+    </w:p>
+    <w:p>
+      <w:pPr/>
+      <w:r>
+        <w:rPr>
+          <w:lang w:val="pt_PT" w:bidi="pt_PT"/>
+        </w:rPr>
+      </w:r>
     </w:p>
     <w:p>
       <w:pPr>
         <w:pStyle w:val="Heading2"/>
       </w:pPr>
       <w:r>
+        <w:rPr>
+          <w:lang w:val="pt_PT" w:bidi="pt_PT"/>
+        </w:rPr>
         <w:t>1 João 4.8</w:t>
       </w:r>
-      <w:r/>
-    </w:p>
-    <w:p>
-      <w:r/>
-      <w:r>
+      <w:r>
+        <w:rPr>
+          <w:lang w:val="pt_PT" w:bidi="pt_PT"/>
+        </w:rPr>
+      </w:r>
+    </w:p>
+    <w:p>
+      <w:pPr/>
+      <w:r>
+        <w:rPr>
+          <w:lang w:val="pt_PT" w:bidi="pt_PT"/>
+        </w:rPr>
+      </w:r>
+      <w:r>
+        <w:rPr>
+          <w:lang w:val="pt_PT" w:bidi="pt_PT"/>
+        </w:rPr>
         <w:t>Deus é amor</w:t>
       </w:r>
       <w:r>
         <w:rPr>
           <w:i/>
+          <w:lang w:val="pt_PT" w:bidi="pt_PT"/>
         </w:rPr>
         <w:t>,</w:t>
       </w:r>
       <w:r>
+        <w:rPr>
+          <w:lang w:val="pt_PT" w:bidi="pt_PT"/>
+        </w:rPr>
         <w:t xml:space="preserve"> a fonte e a personificação de todo amor. Este conceito e o conceito de que “Deus é luz” (</w:t>
       </w:r>
       <w:hyperlink r:id="rId102">
         <w:r>
           <w:rPr>
+            <w:lang w:val="pt_PT" w:bidi="pt_PT"/>
+          </w:rPr>
+          <w:rPr>
             <w:color w:val="0000EE"/>
             <w:u w:val="single"/>
           </w:rPr>
@@ -2423,71 +4490,161 @@
         </w:r>
       </w:hyperlink>
       <w:r>
+        <w:rPr>
+          <w:lang w:val="pt_PT" w:bidi="pt_PT"/>
+        </w:rPr>
         <w:t>) formam a base sobre a qual João escreve esta carta.</w:t>
       </w:r>
-      <w:r/>
-      <w:r/>
-    </w:p>
-    <w:p>
-      <w:r/>
+      <w:r>
+        <w:rPr>
+          <w:lang w:val="pt_PT" w:bidi="pt_PT"/>
+        </w:rPr>
+      </w:r>
+      <w:r>
+        <w:rPr>
+          <w:lang w:val="pt_PT" w:bidi="pt_PT"/>
+        </w:rPr>
+      </w:r>
+    </w:p>
+    <w:p>
+      <w:pPr/>
+      <w:r>
+        <w:rPr>
+          <w:lang w:val="pt_PT" w:bidi="pt_PT"/>
+        </w:rPr>
+      </w:r>
     </w:p>
     <w:p>
       <w:pPr>
         <w:pStyle w:val="Heading2"/>
       </w:pPr>
       <w:r>
+        <w:rPr>
+          <w:lang w:val="pt_PT" w:bidi="pt_PT"/>
+        </w:rPr>
         <w:t>1 João 4.9–10</w:t>
       </w:r>
-      <w:r/>
-    </w:p>
-    <w:p>
-      <w:r/>
-      <w:r>
+      <w:r>
+        <w:rPr>
+          <w:lang w:val="pt_PT" w:bidi="pt_PT"/>
+        </w:rPr>
+      </w:r>
+    </w:p>
+    <w:p>
+      <w:pPr/>
+      <w:r>
+        <w:rPr>
+          <w:lang w:val="pt_PT" w:bidi="pt_PT"/>
+        </w:rPr>
+      </w:r>
+      <w:r>
+        <w:rPr>
+          <w:lang w:val="pt_PT" w:bidi="pt_PT"/>
+        </w:rPr>
         <w:t>Jesus Cristo, enviado por Deus Pai, incorporou e demonstrou o amor de Deus em sua vida na Terra e em sua morte sacrificial na cruz como um sacrifício expiatório.</w:t>
       </w:r>
-      <w:r/>
-      <w:r/>
-    </w:p>
-    <w:p>
-      <w:r/>
+      <w:r>
+        <w:rPr>
+          <w:lang w:val="pt_PT" w:bidi="pt_PT"/>
+        </w:rPr>
+      </w:r>
+      <w:r>
+        <w:rPr>
+          <w:lang w:val="pt_PT" w:bidi="pt_PT"/>
+        </w:rPr>
+      </w:r>
+    </w:p>
+    <w:p>
+      <w:pPr/>
+      <w:r>
+        <w:rPr>
+          <w:lang w:val="pt_PT" w:bidi="pt_PT"/>
+        </w:rPr>
+      </w:r>
     </w:p>
     <w:p>
       <w:pPr>
         <w:pStyle w:val="Heading2"/>
       </w:pPr>
       <w:r>
+        <w:rPr>
+          <w:lang w:val="pt_PT" w:bidi="pt_PT"/>
+        </w:rPr>
         <w:t>1 João 4.11–12</w:t>
       </w:r>
-      <w:r/>
-    </w:p>
-    <w:p>
-      <w:r/>
-      <w:r>
+      <w:r>
+        <w:rPr>
+          <w:lang w:val="pt_PT" w:bidi="pt_PT"/>
+        </w:rPr>
+      </w:r>
+    </w:p>
+    <w:p>
+      <w:pPr/>
+      <w:r>
+        <w:rPr>
+          <w:lang w:val="pt_PT" w:bidi="pt_PT"/>
+        </w:rPr>
+      </w:r>
+      <w:r>
+        <w:rPr>
+          <w:lang w:val="pt_PT" w:bidi="pt_PT"/>
+        </w:rPr>
         <w:t>Aqueles que receberam o amor de Deus não podem deixar de amar espontaneamente aqueles que também o receberam. À medida que esse amor flui através de nós para os outros, torna-se evidente que amamos a Deus.</w:t>
       </w:r>
-      <w:r/>
-      <w:r/>
-    </w:p>
-    <w:p>
-      <w:r/>
+      <w:r>
+        <w:rPr>
+          <w:lang w:val="pt_PT" w:bidi="pt_PT"/>
+        </w:rPr>
+      </w:r>
+      <w:r>
+        <w:rPr>
+          <w:lang w:val="pt_PT" w:bidi="pt_PT"/>
+        </w:rPr>
+      </w:r>
+    </w:p>
+    <w:p>
+      <w:pPr/>
+      <w:r>
+        <w:rPr>
+          <w:lang w:val="pt_PT" w:bidi="pt_PT"/>
+        </w:rPr>
+      </w:r>
     </w:p>
     <w:p>
       <w:pPr>
         <w:pStyle w:val="Heading2"/>
       </w:pPr>
       <w:r>
+        <w:rPr>
+          <w:lang w:val="pt_PT" w:bidi="pt_PT"/>
+        </w:rPr>
         <w:t>1 João 4.15</w:t>
       </w:r>
-      <w:r/>
-    </w:p>
-    <w:p>
-      <w:r/>
-      <w:r>
+      <w:r>
+        <w:rPr>
+          <w:lang w:val="pt_PT" w:bidi="pt_PT"/>
+        </w:rPr>
+      </w:r>
+    </w:p>
+    <w:p>
+      <w:pPr/>
+      <w:r>
+        <w:rPr>
+          <w:lang w:val="pt_PT" w:bidi="pt_PT"/>
+        </w:rPr>
+      </w:r>
+      <w:r>
+        <w:rPr>
+          <w:lang w:val="pt_PT" w:bidi="pt_PT"/>
+        </w:rPr>
         <w:t>Aqueles que acreditam em Cristo têm Deus vivendo neles, e eles vivem em Deus. O Pai e o Filho experimentam essa comunhão (</w:t>
       </w:r>
       <w:hyperlink r:id="rId103">
         <w:r>
           <w:rPr>
+            <w:lang w:val="pt_PT" w:bidi="pt_PT"/>
+          </w:rPr>
+          <w:rPr>
             <w:color w:val="0000EE"/>
             <w:u w:val="single"/>
           </w:rPr>
@@ -2495,11 +4652,17 @@
         </w:r>
       </w:hyperlink>
       <w:r>
+        <w:rPr>
+          <w:lang w:val="pt_PT" w:bidi="pt_PT"/>
+        </w:rPr>
         <w:t xml:space="preserve">; </w:t>
       </w:r>
       <w:hyperlink r:id="rId104">
         <w:r>
           <w:rPr>
+            <w:lang w:val="pt_PT" w:bidi="pt_PT"/>
+          </w:rPr>
+          <w:rPr>
             <w:color w:val="0000EE"/>
             <w:u w:val="single"/>
           </w:rPr>
@@ -2507,11 +4670,17 @@
         </w:r>
       </w:hyperlink>
       <w:r>
+        <w:rPr>
+          <w:lang w:val="pt_PT" w:bidi="pt_PT"/>
+        </w:rPr>
         <w:t xml:space="preserve">; </w:t>
       </w:r>
       <w:hyperlink r:id="rId105">
         <w:r>
           <w:rPr>
+            <w:lang w:val="pt_PT" w:bidi="pt_PT"/>
+          </w:rPr>
+          <w:rPr>
             <w:color w:val="0000EE"/>
             <w:u w:val="single"/>
           </w:rPr>
@@ -2519,11 +4688,17 @@
         </w:r>
       </w:hyperlink>
       <w:r>
+        <w:rPr>
+          <w:lang w:val="pt_PT" w:bidi="pt_PT"/>
+        </w:rPr>
         <w:t xml:space="preserve">). Experimentar Deus dessa maneira é um privilégio especial para os crentes (veja </w:t>
       </w:r>
       <w:hyperlink r:id="rId106">
         <w:r>
           <w:rPr>
+            <w:lang w:val="pt_PT" w:bidi="pt_PT"/>
+          </w:rPr>
+          <w:rPr>
             <w:color w:val="0000EE"/>
             <w:u w:val="single"/>
           </w:rPr>
@@ -2531,11 +4706,17 @@
         </w:r>
       </w:hyperlink>
       <w:r>
+        <w:rPr>
+          <w:lang w:val="pt_PT" w:bidi="pt_PT"/>
+        </w:rPr>
         <w:t xml:space="preserve">; </w:t>
       </w:r>
       <w:hyperlink r:id="rId107">
         <w:r>
           <w:rPr>
+            <w:lang w:val="pt_PT" w:bidi="pt_PT"/>
+          </w:rPr>
+          <w:rPr>
             <w:color w:val="0000EE"/>
             <w:u w:val="single"/>
           </w:rPr>
@@ -2543,11 +4724,17 @@
         </w:r>
       </w:hyperlink>
       <w:r>
+        <w:rPr>
+          <w:lang w:val="pt_PT" w:bidi="pt_PT"/>
+        </w:rPr>
         <w:t xml:space="preserve">; </w:t>
       </w:r>
       <w:hyperlink r:id="rId108">
         <w:r>
           <w:rPr>
+            <w:lang w:val="pt_PT" w:bidi="pt_PT"/>
+          </w:rPr>
+          <w:rPr>
             <w:color w:val="0000EE"/>
             <w:u w:val="single"/>
           </w:rPr>
@@ -2555,78 +4742,152 @@
         </w:r>
       </w:hyperlink>
       <w:r>
+        <w:rPr>
+          <w:lang w:val="pt_PT" w:bidi="pt_PT"/>
+        </w:rPr>
         <w:t>).</w:t>
       </w:r>
-      <w:r/>
-      <w:r/>
-    </w:p>
-    <w:p>
-      <w:r/>
+      <w:r>
+        <w:rPr>
+          <w:lang w:val="pt_PT" w:bidi="pt_PT"/>
+        </w:rPr>
+      </w:r>
+      <w:r>
+        <w:rPr>
+          <w:lang w:val="pt_PT" w:bidi="pt_PT"/>
+        </w:rPr>
+      </w:r>
+    </w:p>
+    <w:p>
+      <w:pPr/>
+      <w:r>
+        <w:rPr>
+          <w:lang w:val="pt_PT" w:bidi="pt_PT"/>
+        </w:rPr>
+      </w:r>
     </w:p>
     <w:p>
       <w:pPr>
         <w:pStyle w:val="Heading2"/>
       </w:pPr>
       <w:r>
+        <w:rPr>
+          <w:lang w:val="pt_PT" w:bidi="pt_PT"/>
+        </w:rPr>
         <w:t>1 João 4.17</w:t>
       </w:r>
-      <w:r/>
-    </w:p>
-    <w:p>
-      <w:r/>
-      <w:r>
+      <w:r>
+        <w:rPr>
+          <w:lang w:val="pt_PT" w:bidi="pt_PT"/>
+        </w:rPr>
+      </w:r>
+    </w:p>
+    <w:p>
+      <w:pPr/>
+      <w:r>
+        <w:rPr>
+          <w:lang w:val="pt_PT" w:bidi="pt_PT"/>
+        </w:rPr>
+      </w:r>
+      <w:r>
+        <w:rPr>
+          <w:lang w:val="pt_PT" w:bidi="pt_PT"/>
+        </w:rPr>
         <w:t xml:space="preserve">Nosso amor se torna mais perfeito: A palavra grega traduzida como </w:t>
       </w:r>
       <w:r>
         <w:rPr>
           <w:i/>
+          <w:lang w:val="pt_PT" w:bidi="pt_PT"/>
         </w:rPr>
         <w:t>se torna mais perfeito</w:t>
       </w:r>
       <w:r>
+        <w:rPr>
+          <w:lang w:val="pt_PT" w:bidi="pt_PT"/>
+        </w:rPr>
         <w:t xml:space="preserve"> não significa sem falhas, mas sim maduro e completo. Nós amadurecemos à medida que nosso relacionamento com Deus cresce, e o amor de Deus torna nosso amor completo. • Experimentar e expressar o amor de Deus e fazer o que ele requer não nos </w:t>
       </w:r>
       <w:r>
         <w:rPr>
           <w:i/>
+          <w:lang w:val="pt_PT" w:bidi="pt_PT"/>
         </w:rPr>
         <w:t>torna</w:t>
       </w:r>
       <w:r>
+        <w:rPr>
+          <w:lang w:val="pt_PT" w:bidi="pt_PT"/>
+        </w:rPr>
         <w:t xml:space="preserve"> aceitáveis para Deus, mas nos dá a certeza de que </w:t>
       </w:r>
       <w:r>
         <w:rPr>
           <w:i/>
+          <w:lang w:val="pt_PT" w:bidi="pt_PT"/>
         </w:rPr>
         <w:t>fomos</w:t>
       </w:r>
       <w:r>
+        <w:rPr>
+          <w:lang w:val="pt_PT" w:bidi="pt_PT"/>
+        </w:rPr>
         <w:t xml:space="preserve"> aceitos, e nossos medos do julgamento final desaparecem.</w:t>
       </w:r>
-      <w:r/>
-      <w:r/>
-    </w:p>
-    <w:p>
-      <w:r/>
+      <w:r>
+        <w:rPr>
+          <w:lang w:val="pt_PT" w:bidi="pt_PT"/>
+        </w:rPr>
+      </w:r>
+      <w:r>
+        <w:rPr>
+          <w:lang w:val="pt_PT" w:bidi="pt_PT"/>
+        </w:rPr>
+      </w:r>
+    </w:p>
+    <w:p>
+      <w:pPr/>
+      <w:r>
+        <w:rPr>
+          <w:lang w:val="pt_PT" w:bidi="pt_PT"/>
+        </w:rPr>
+      </w:r>
     </w:p>
     <w:p>
       <w:pPr>
         <w:pStyle w:val="Heading2"/>
       </w:pPr>
       <w:r>
+        <w:rPr>
+          <w:lang w:val="pt_PT" w:bidi="pt_PT"/>
+        </w:rPr>
         <w:t>1 João 4.18</w:t>
       </w:r>
-      <w:r/>
-    </w:p>
-    <w:p>
-      <w:r/>
-      <w:r>
+      <w:r>
+        <w:rPr>
+          <w:lang w:val="pt_PT" w:bidi="pt_PT"/>
+        </w:rPr>
+      </w:r>
+    </w:p>
+    <w:p>
+      <w:pPr/>
+      <w:r>
+        <w:rPr>
+          <w:lang w:val="pt_PT" w:bidi="pt_PT"/>
+        </w:rPr>
+      </w:r>
+      <w:r>
+        <w:rPr>
+          <w:lang w:val="pt_PT" w:bidi="pt_PT"/>
+        </w:rPr>
         <w:t>O amor perfeito expulsa todo medo: À medida que vivemos com Cristo e nos tornamos mais maduros e completos no amor de Deus, temos confiança em enfrentar o dia do julgamento, que será aterrorizante para aqueles que não conhecem a Deus (</w:t>
       </w:r>
       <w:hyperlink r:id="rId109">
         <w:r>
           <w:rPr>
+            <w:lang w:val="pt_PT" w:bidi="pt_PT"/>
+          </w:rPr>
+          <w:rPr>
             <w:color w:val="0000EE"/>
             <w:u w:val="single"/>
           </w:rPr>
@@ -2634,11 +4895,17 @@
         </w:r>
       </w:hyperlink>
       <w:r>
+        <w:rPr>
+          <w:lang w:val="pt_PT" w:bidi="pt_PT"/>
+        </w:rPr>
         <w:t xml:space="preserve">; </w:t>
       </w:r>
       <w:hyperlink r:id="rId110">
         <w:r>
           <w:rPr>
+            <w:lang w:val="pt_PT" w:bidi="pt_PT"/>
+          </w:rPr>
+          <w:rPr>
             <w:color w:val="0000EE"/>
             <w:u w:val="single"/>
           </w:rPr>
@@ -2646,20 +4913,30 @@
         </w:r>
       </w:hyperlink>
       <w:r>
+        <w:rPr>
+          <w:lang w:val="pt_PT" w:bidi="pt_PT"/>
+        </w:rPr>
         <w:t>). • Com base na consciência de culpa, o medo antecipa um castigo merecido</w:t>
       </w:r>
       <w:r>
         <w:rPr>
           <w:i/>
+          <w:lang w:val="pt_PT" w:bidi="pt_PT"/>
         </w:rPr>
         <w:t>,</w:t>
       </w:r>
       <w:r>
+        <w:rPr>
+          <w:lang w:val="pt_PT" w:bidi="pt_PT"/>
+        </w:rPr>
         <w:t xml:space="preserve"> produzindo um pavor que é, por si só, um prenúncio desse castigo. Cristo morreu para nos libertar desse pavor (</w:t>
       </w:r>
       <w:hyperlink r:id="rId111">
         <w:r>
           <w:rPr>
+            <w:lang w:val="pt_PT" w:bidi="pt_PT"/>
+          </w:rPr>
+          <w:rPr>
             <w:color w:val="0000EE"/>
             <w:u w:val="single"/>
           </w:rPr>
@@ -2667,40 +4944,78 @@
         </w:r>
       </w:hyperlink>
       <w:r>
+        <w:rPr>
+          <w:lang w:val="pt_PT" w:bidi="pt_PT"/>
+        </w:rPr>
         <w:t>).</w:t>
       </w:r>
-      <w:r/>
-      <w:r/>
-    </w:p>
-    <w:p>
-      <w:r/>
+      <w:r>
+        <w:rPr>
+          <w:lang w:val="pt_PT" w:bidi="pt_PT"/>
+        </w:rPr>
+      </w:r>
+      <w:r>
+        <w:rPr>
+          <w:lang w:val="pt_PT" w:bidi="pt_PT"/>
+        </w:rPr>
+      </w:r>
+    </w:p>
+    <w:p>
+      <w:pPr/>
+      <w:r>
+        <w:rPr>
+          <w:lang w:val="pt_PT" w:bidi="pt_PT"/>
+        </w:rPr>
+      </w:r>
     </w:p>
     <w:p>
       <w:pPr>
         <w:pStyle w:val="Heading2"/>
       </w:pPr>
       <w:r>
+        <w:rPr>
+          <w:lang w:val="pt_PT" w:bidi="pt_PT"/>
+        </w:rPr>
         <w:t>1 João 4.19</w:t>
       </w:r>
-      <w:r/>
-    </w:p>
-    <w:p>
-      <w:r/>
-      <w:r>
+      <w:r>
+        <w:rPr>
+          <w:lang w:val="pt_PT" w:bidi="pt_PT"/>
+        </w:rPr>
+      </w:r>
+    </w:p>
+    <w:p>
+      <w:pPr/>
+      <w:r>
+        <w:rPr>
+          <w:lang w:val="pt_PT" w:bidi="pt_PT"/>
+        </w:rPr>
+      </w:r>
+      <w:r>
+        <w:rPr>
+          <w:lang w:val="pt_PT" w:bidi="pt_PT"/>
+        </w:rPr>
         <w:t>Deus nos amou primeiro</w:t>
       </w:r>
       <w:r>
         <w:rPr>
           <w:i/>
+          <w:lang w:val="pt_PT" w:bidi="pt_PT"/>
         </w:rPr>
         <w:t>,</w:t>
       </w:r>
       <w:r>
+        <w:rPr>
+          <w:lang w:val="pt_PT" w:bidi="pt_PT"/>
+        </w:rPr>
         <w:t xml:space="preserve"> enquanto éramos pecadores, não apenas depois que abandonamos o pecado (</w:t>
       </w:r>
       <w:hyperlink r:id="rId112">
         <w:r>
           <w:rPr>
+            <w:lang w:val="pt_PT" w:bidi="pt_PT"/>
+          </w:rPr>
+          <w:rPr>
             <w:color w:val="0000EE"/>
             <w:u w:val="single"/>
           </w:rPr>
@@ -2708,31 +5023,65 @@
         </w:r>
       </w:hyperlink>
       <w:r>
+        <w:rPr>
+          <w:lang w:val="pt_PT" w:bidi="pt_PT"/>
+        </w:rPr>
         <w:t>). Deus iniciou o processo; quando Ele nos amou, Ele nos capacitou a responder a Ele com amor e a estender esse amor aos outros.</w:t>
       </w:r>
-      <w:r/>
-      <w:r/>
-    </w:p>
-    <w:p>
-      <w:r/>
+      <w:r>
+        <w:rPr>
+          <w:lang w:val="pt_PT" w:bidi="pt_PT"/>
+        </w:rPr>
+      </w:r>
+      <w:r>
+        <w:rPr>
+          <w:lang w:val="pt_PT" w:bidi="pt_PT"/>
+        </w:rPr>
+      </w:r>
+    </w:p>
+    <w:p>
+      <w:pPr/>
+      <w:r>
+        <w:rPr>
+          <w:lang w:val="pt_PT" w:bidi="pt_PT"/>
+        </w:rPr>
+      </w:r>
     </w:p>
     <w:p>
       <w:pPr>
         <w:pStyle w:val="Heading2"/>
       </w:pPr>
       <w:r>
+        <w:rPr>
+          <w:lang w:val="pt_PT" w:bidi="pt_PT"/>
+        </w:rPr>
         <w:t>1 João 5.1–5</w:t>
       </w:r>
-      <w:r/>
-    </w:p>
-    <w:p>
-      <w:r/>
-      <w:r>
+      <w:r>
+        <w:rPr>
+          <w:lang w:val="pt_PT" w:bidi="pt_PT"/>
+        </w:rPr>
+      </w:r>
+    </w:p>
+    <w:p>
+      <w:pPr/>
+      <w:r>
+        <w:rPr>
+          <w:lang w:val="pt_PT" w:bidi="pt_PT"/>
+        </w:rPr>
+      </w:r>
+      <w:r>
+        <w:rPr>
+          <w:lang w:val="pt_PT" w:bidi="pt_PT"/>
+        </w:rPr>
         <w:t xml:space="preserve">Aqueles que acreditam que Jesus é o Cristo e o Filho de Deus nasceram espiritualmente como filhos de Deus (veja </w:t>
       </w:r>
       <w:hyperlink r:id="rId113">
         <w:r>
           <w:rPr>
+            <w:lang w:val="pt_PT" w:bidi="pt_PT"/>
+          </w:rPr>
+          <w:rPr>
             <w:color w:val="0000EE"/>
             <w:u w:val="single"/>
           </w:rPr>
@@ -2740,69 +5089,139 @@
         </w:r>
       </w:hyperlink>
       <w:r>
+        <w:rPr>
+          <w:lang w:val="pt_PT" w:bidi="pt_PT"/>
+        </w:rPr>
         <w:t>). Essas pessoas são capacitadas pelo Espírito de Deus para amá-lo e amar aos outros, e por sua fé, obedecer a Deus e superar as tentações malignas do mundo. Através da fé</w:t>
       </w:r>
       <w:r>
         <w:rPr>
           <w:i/>
+          <w:lang w:val="pt_PT" w:bidi="pt_PT"/>
         </w:rPr>
         <w:t>,</w:t>
       </w:r>
       <w:r>
+        <w:rPr>
+          <w:lang w:val="pt_PT" w:bidi="pt_PT"/>
+        </w:rPr>
         <w:t xml:space="preserve"> elas podem amar a Deus e viver em obediência a Ele.</w:t>
       </w:r>
-      <w:r/>
-      <w:r/>
-    </w:p>
-    <w:p>
-      <w:r/>
+      <w:r>
+        <w:rPr>
+          <w:lang w:val="pt_PT" w:bidi="pt_PT"/>
+        </w:rPr>
+      </w:r>
+      <w:r>
+        <w:rPr>
+          <w:lang w:val="pt_PT" w:bidi="pt_PT"/>
+        </w:rPr>
+      </w:r>
+    </w:p>
+    <w:p>
+      <w:pPr/>
+      <w:r>
+        <w:rPr>
+          <w:lang w:val="pt_PT" w:bidi="pt_PT"/>
+        </w:rPr>
+      </w:r>
     </w:p>
     <w:p>
       <w:pPr>
         <w:pStyle w:val="Heading2"/>
       </w:pPr>
       <w:r>
+        <w:rPr>
+          <w:lang w:val="pt_PT" w:bidi="pt_PT"/>
+        </w:rPr>
         <w:t>1 João 5.6</w:t>
       </w:r>
-      <w:r/>
-    </w:p>
-    <w:p>
-      <w:r/>
-      <w:r>
+      <w:r>
+        <w:rPr>
+          <w:lang w:val="pt_PT" w:bidi="pt_PT"/>
+        </w:rPr>
+      </w:r>
+    </w:p>
+    <w:p>
+      <w:pPr/>
+      <w:r>
+        <w:rPr>
+          <w:lang w:val="pt_PT" w:bidi="pt_PT"/>
+        </w:rPr>
+      </w:r>
+      <w:r>
+        <w:rPr>
+          <w:lang w:val="pt_PT" w:bidi="pt_PT"/>
+        </w:rPr>
         <w:t xml:space="preserve">Jesus Cristo foi revelado como o Filho de Deus por meio de seu batismo na água e pelo derramamento de seu sangue na cruz (literalmente </w:t>
       </w:r>
       <w:r>
         <w:rPr>
           <w:i/>
+          <w:lang w:val="pt_PT" w:bidi="pt_PT"/>
         </w:rPr>
         <w:t>Este é aquele que veio por água e sangue</w:t>
       </w:r>
       <w:r>
+        <w:rPr>
+          <w:lang w:val="pt_PT" w:bidi="pt_PT"/>
+        </w:rPr>
         <w:t>): o contemporâneo de João, o herege Cerinto, ensinava que "o Cristo" desceu como um espírito sobre o homem Jesus quando ele foi batizado, mas o deixou antes de morrer. A verdade é que o batismo e a morte de Jesus confirmaram sua identidade como o Cristo, o Filho de Deus. Jesus de Nazaré foi e é verdadeiramente o Cristo, o Filho de Deus, desde o princípio e para sempre.</w:t>
       </w:r>
-      <w:r/>
-      <w:r/>
-    </w:p>
-    <w:p>
-      <w:r/>
+      <w:r>
+        <w:rPr>
+          <w:lang w:val="pt_PT" w:bidi="pt_PT"/>
+        </w:rPr>
+      </w:r>
+      <w:r>
+        <w:rPr>
+          <w:lang w:val="pt_PT" w:bidi="pt_PT"/>
+        </w:rPr>
+      </w:r>
+    </w:p>
+    <w:p>
+      <w:pPr/>
+      <w:r>
+        <w:rPr>
+          <w:lang w:val="pt_PT" w:bidi="pt_PT"/>
+        </w:rPr>
+      </w:r>
     </w:p>
     <w:p>
       <w:pPr>
         <w:pStyle w:val="Heading2"/>
       </w:pPr>
       <w:r>
+        <w:rPr>
+          <w:lang w:val="pt_PT" w:bidi="pt_PT"/>
+        </w:rPr>
         <w:t>1 João 5.7–8</w:t>
       </w:r>
-      <w:r/>
-    </w:p>
-    <w:p>
-      <w:r/>
-      <w:r>
+      <w:r>
+        <w:rPr>
+          <w:lang w:val="pt_PT" w:bidi="pt_PT"/>
+        </w:rPr>
+      </w:r>
+    </w:p>
+    <w:p>
+      <w:pPr/>
+      <w:r>
+        <w:rPr>
+          <w:lang w:val="pt_PT" w:bidi="pt_PT"/>
+        </w:rPr>
+      </w:r>
+      <w:r>
+        <w:rPr>
+          <w:lang w:val="pt_PT" w:bidi="pt_PT"/>
+        </w:rPr>
         <w:t xml:space="preserve">três testemunhas: O Espírito desceu sobre Cristo em seu batismo (veja </w:t>
       </w:r>
       <w:hyperlink r:id="rId114">
         <w:r>
           <w:rPr>
+            <w:lang w:val="pt_PT" w:bidi="pt_PT"/>
+          </w:rPr>
+          <w:rPr>
             <w:color w:val="0000EE"/>
             <w:u w:val="single"/>
           </w:rPr>
@@ -2810,11 +5229,17 @@
         </w:r>
       </w:hyperlink>
       <w:r>
+        <w:rPr>
+          <w:lang w:val="pt_PT" w:bidi="pt_PT"/>
+        </w:rPr>
         <w:t xml:space="preserve">). A água é a água na qual Cristo foi batizado (veja </w:t>
       </w:r>
       <w:hyperlink r:id="rId115">
         <w:r>
           <w:rPr>
+            <w:lang w:val="pt_PT" w:bidi="pt_PT"/>
+          </w:rPr>
+          <w:rPr>
             <w:color w:val="0000EE"/>
             <w:u w:val="single"/>
           </w:rPr>
@@ -2822,11 +5247,17 @@
         </w:r>
       </w:hyperlink>
       <w:r>
+        <w:rPr>
+          <w:lang w:val="pt_PT" w:bidi="pt_PT"/>
+        </w:rPr>
         <w:t xml:space="preserve">; </w:t>
       </w:r>
       <w:hyperlink r:id="rId116">
         <w:r>
           <w:rPr>
+            <w:lang w:val="pt_PT" w:bidi="pt_PT"/>
+          </w:rPr>
+          <w:rPr>
             <w:color w:val="0000EE"/>
             <w:u w:val="single"/>
           </w:rPr>
@@ -2834,11 +5265,17 @@
         </w:r>
       </w:hyperlink>
       <w:r>
+        <w:rPr>
+          <w:lang w:val="pt_PT" w:bidi="pt_PT"/>
+        </w:rPr>
         <w:t xml:space="preserve">). O sangue é o sangue que Cristo derramou em sua crucificação (veja </w:t>
       </w:r>
       <w:hyperlink r:id="rId117">
         <w:r>
           <w:rPr>
+            <w:lang w:val="pt_PT" w:bidi="pt_PT"/>
+          </w:rPr>
+          <w:rPr>
             <w:color w:val="0000EE"/>
             <w:u w:val="single"/>
           </w:rPr>
@@ -2846,11 +5283,17 @@
         </w:r>
       </w:hyperlink>
       <w:r>
+        <w:rPr>
+          <w:lang w:val="pt_PT" w:bidi="pt_PT"/>
+        </w:rPr>
         <w:t>). Todos os três proclamam Jesus como Filho de Deus (</w:t>
       </w:r>
       <w:hyperlink r:id="rId118">
         <w:r>
           <w:rPr>
+            <w:lang w:val="pt_PT" w:bidi="pt_PT"/>
+          </w:rPr>
+          <w:rPr>
             <w:color w:val="0000EE"/>
             <w:u w:val="single"/>
           </w:rPr>
@@ -2858,58 +5301,104 @@
         </w:r>
       </w:hyperlink>
       <w:r>
+        <w:rPr>
+          <w:lang w:val="pt_PT" w:bidi="pt_PT"/>
+        </w:rPr>
         <w:t xml:space="preserve">). • Após a frase </w:t>
       </w:r>
       <w:r>
         <w:rPr>
           <w:i/>
+          <w:lang w:val="pt_PT" w:bidi="pt_PT"/>
         </w:rPr>
         <w:t>três testemunhas,</w:t>
       </w:r>
       <w:r>
+        <w:rPr>
+          <w:lang w:val="pt_PT" w:bidi="pt_PT"/>
+        </w:rPr>
         <w:t xml:space="preserve"> alguns manuscritos muito tardios acrescentam </w:t>
       </w:r>
       <w:r>
         <w:rPr>
           <w:i/>
+          <w:lang w:val="pt_PT" w:bidi="pt_PT"/>
         </w:rPr>
         <w:t>no céu — o Pai, a Palavra e o Espírito Santo, e estes três são um. E temos três testemunhas na terra.</w:t>
       </w:r>
       <w:r>
+        <w:rPr>
+          <w:lang w:val="pt_PT" w:bidi="pt_PT"/>
+        </w:rPr>
         <w:t xml:space="preserve"> A versão mais longa foi escrita em latim vários séculos após João para explicar os três elementos (água, sangue e Espírito) como símbolos da Trindade. Esta explicação encontrou seu caminho em algumas edições latinas de 1 João, incluindo cópias posteriores da Vulgata Latina. Eventualmente, Erasmo a traduziu para o grego e a incluiu no que se tornou o </w:t>
       </w:r>
       <w:r>
         <w:rPr>
           <w:i/>
+          <w:lang w:val="pt_PT" w:bidi="pt_PT"/>
         </w:rPr>
         <w:t>Textus Receptus,</w:t>
       </w:r>
       <w:r>
+        <w:rPr>
+          <w:lang w:val="pt_PT" w:bidi="pt_PT"/>
+        </w:rPr>
         <w:t xml:space="preserve"> o “texto recebido”, razão pela qual foi incluída na Versão King James. A versão mais longa não pode ser encontrada em nenhum manuscrito grego anterior aos anos 1700 e nunca foi citada por nenhum dos primeiros pais da igreja. Por essas razões, poucas traduções modernas em inglês reconhecem a versão mais longa como parte do texto autêntico.</w:t>
       </w:r>
-      <w:r/>
-      <w:r/>
-    </w:p>
-    <w:p>
-      <w:r/>
+      <w:r>
+        <w:rPr>
+          <w:lang w:val="pt_PT" w:bidi="pt_PT"/>
+        </w:rPr>
+      </w:r>
+      <w:r>
+        <w:rPr>
+          <w:lang w:val="pt_PT" w:bidi="pt_PT"/>
+        </w:rPr>
+      </w:r>
+    </w:p>
+    <w:p>
+      <w:pPr/>
+      <w:r>
+        <w:rPr>
+          <w:lang w:val="pt_PT" w:bidi="pt_PT"/>
+        </w:rPr>
+      </w:r>
     </w:p>
     <w:p>
       <w:pPr>
         <w:pStyle w:val="Heading2"/>
       </w:pPr>
       <w:r>
+        <w:rPr>
+          <w:lang w:val="pt_PT" w:bidi="pt_PT"/>
+        </w:rPr>
         <w:t>1 João 5.11–12</w:t>
       </w:r>
-      <w:r/>
-    </w:p>
-    <w:p>
-      <w:r/>
-      <w:r>
+      <w:r>
+        <w:rPr>
+          <w:lang w:val="pt_PT" w:bidi="pt_PT"/>
+        </w:rPr>
+      </w:r>
+    </w:p>
+    <w:p>
+      <w:pPr/>
+      <w:r>
+        <w:rPr>
+          <w:lang w:val="pt_PT" w:bidi="pt_PT"/>
+        </w:rPr>
+      </w:r>
+      <w:r>
+        <w:rPr>
+          <w:lang w:val="pt_PT" w:bidi="pt_PT"/>
+        </w:rPr>
         <w:t>Quem tem o Filho tem a vida: Aqueles que têm o Filho de Deus vivendo neles possuem a vida eterna de Deus agora — eles desfrutam da presença do Espírito de Deus (</w:t>
       </w:r>
       <w:hyperlink r:id="rId91">
         <w:r>
           <w:rPr>
+            <w:lang w:val="pt_PT" w:bidi="pt_PT"/>
+          </w:rPr>
+          <w:rPr>
             <w:color w:val="0000EE"/>
             <w:u w:val="single"/>
           </w:rPr>
@@ -2917,11 +5406,17 @@
         </w:r>
       </w:hyperlink>
       <w:r>
+        <w:rPr>
+          <w:lang w:val="pt_PT" w:bidi="pt_PT"/>
+        </w:rPr>
         <w:t xml:space="preserve">, </w:t>
       </w:r>
       <w:hyperlink r:id="rId119">
         <w:r>
           <w:rPr>
+            <w:lang w:val="pt_PT" w:bidi="pt_PT"/>
+          </w:rPr>
+          <w:rPr>
             <w:color w:val="0000EE"/>
             <w:u w:val="single"/>
           </w:rPr>
@@ -2929,11 +5424,17 @@
         </w:r>
       </w:hyperlink>
       <w:r>
+        <w:rPr>
+          <w:lang w:val="pt_PT" w:bidi="pt_PT"/>
+        </w:rPr>
         <w:t>,</w:t>
       </w:r>
       <w:hyperlink r:id="rId92">
         <w:r>
           <w:rPr>
+            <w:lang w:val="pt_PT" w:bidi="pt_PT"/>
+          </w:rPr>
+          <w:rPr>
             <w:color w:val="0000EE"/>
             <w:u w:val="single"/>
           </w:rPr>
@@ -2941,11 +5442,17 @@
         </w:r>
       </w:hyperlink>
       <w:r>
+        <w:rPr>
+          <w:lang w:val="pt_PT" w:bidi="pt_PT"/>
+        </w:rPr>
         <w:t xml:space="preserve">), e têm a garantia da eternidade com Deus (veja </w:t>
       </w:r>
       <w:hyperlink r:id="rId120">
         <w:r>
           <w:rPr>
+            <w:lang w:val="pt_PT" w:bidi="pt_PT"/>
+          </w:rPr>
+          <w:rPr>
             <w:color w:val="0000EE"/>
             <w:u w:val="single"/>
           </w:rPr>
@@ -2953,31 +5460,65 @@
         </w:r>
       </w:hyperlink>
       <w:r>
+        <w:rPr>
+          <w:lang w:val="pt_PT" w:bidi="pt_PT"/>
+        </w:rPr>
         <w:t>).</w:t>
       </w:r>
-      <w:r/>
-      <w:r/>
-    </w:p>
-    <w:p>
-      <w:r/>
+      <w:r>
+        <w:rPr>
+          <w:lang w:val="pt_PT" w:bidi="pt_PT"/>
+        </w:rPr>
+      </w:r>
+      <w:r>
+        <w:rPr>
+          <w:lang w:val="pt_PT" w:bidi="pt_PT"/>
+        </w:rPr>
+      </w:r>
+    </w:p>
+    <w:p>
+      <w:pPr/>
+      <w:r>
+        <w:rPr>
+          <w:lang w:val="pt_PT" w:bidi="pt_PT"/>
+        </w:rPr>
+      </w:r>
     </w:p>
     <w:p>
       <w:pPr>
         <w:pStyle w:val="Heading2"/>
       </w:pPr>
       <w:r>
+        <w:rPr>
+          <w:lang w:val="pt_PT" w:bidi="pt_PT"/>
+        </w:rPr>
         <w:t>1 João 5.16</w:t>
       </w:r>
-      <w:r/>
-    </w:p>
-    <w:p>
-      <w:r/>
-      <w:r>
+      <w:r>
+        <w:rPr>
+          <w:lang w:val="pt_PT" w:bidi="pt_PT"/>
+        </w:rPr>
+      </w:r>
+    </w:p>
+    <w:p>
+      <w:pPr/>
+      <w:r>
+        <w:rPr>
+          <w:lang w:val="pt_PT" w:bidi="pt_PT"/>
+        </w:rPr>
+      </w:r>
+      <w:r>
+        <w:rPr>
+          <w:lang w:val="pt_PT" w:bidi="pt_PT"/>
+        </w:rPr>
         <w:t xml:space="preserve">Pecados que levam à morte são aqueles que envolvem apostasia (veja </w:t>
       </w:r>
       <w:hyperlink r:id="rId121">
         <w:r>
           <w:rPr>
+            <w:lang w:val="pt_PT" w:bidi="pt_PT"/>
+          </w:rPr>
+          <w:rPr>
             <w:color w:val="0000EE"/>
             <w:u w:val="single"/>
           </w:rPr>
@@ -2985,11 +5526,17 @@
         </w:r>
       </w:hyperlink>
       <w:r>
+        <w:rPr>
+          <w:lang w:val="pt_PT" w:bidi="pt_PT"/>
+        </w:rPr>
         <w:t xml:space="preserve">; </w:t>
       </w:r>
       <w:hyperlink r:id="rId122">
         <w:r>
           <w:rPr>
+            <w:lang w:val="pt_PT" w:bidi="pt_PT"/>
+          </w:rPr>
+          <w:rPr>
             <w:color w:val="0000EE"/>
             <w:u w:val="single"/>
           </w:rPr>
@@ -2997,31 +5544,65 @@
         </w:r>
       </w:hyperlink>
       <w:r>
+        <w:rPr>
+          <w:lang w:val="pt_PT" w:bidi="pt_PT"/>
+        </w:rPr>
         <w:t>). No contexto desta carta, apostasia envolve abandonar a fé apostólica e juntar-se a um movimento herético e anticristão, como aqueles denunciados nas cartas de João.</w:t>
       </w:r>
-      <w:r/>
-      <w:r/>
-    </w:p>
-    <w:p>
-      <w:r/>
+      <w:r>
+        <w:rPr>
+          <w:lang w:val="pt_PT" w:bidi="pt_PT"/>
+        </w:rPr>
+      </w:r>
+      <w:r>
+        <w:rPr>
+          <w:lang w:val="pt_PT" w:bidi="pt_PT"/>
+        </w:rPr>
+      </w:r>
+    </w:p>
+    <w:p>
+      <w:pPr/>
+      <w:r>
+        <w:rPr>
+          <w:lang w:val="pt_PT" w:bidi="pt_PT"/>
+        </w:rPr>
+      </w:r>
     </w:p>
     <w:p>
       <w:pPr>
         <w:pStyle w:val="Heading2"/>
       </w:pPr>
       <w:r>
+        <w:rPr>
+          <w:lang w:val="pt_PT" w:bidi="pt_PT"/>
+        </w:rPr>
         <w:t>1 João 5.17</w:t>
       </w:r>
-      <w:r/>
-    </w:p>
-    <w:p>
-      <w:r/>
-      <w:r>
+      <w:r>
+        <w:rPr>
+          <w:lang w:val="pt_PT" w:bidi="pt_PT"/>
+        </w:rPr>
+      </w:r>
+    </w:p>
+    <w:p>
+      <w:pPr/>
+      <w:r>
+        <w:rPr>
+          <w:lang w:val="pt_PT" w:bidi="pt_PT"/>
+        </w:rPr>
+      </w:r>
+      <w:r>
+        <w:rPr>
+          <w:lang w:val="pt_PT" w:bidi="pt_PT"/>
+        </w:rPr>
         <w:t xml:space="preserve">Nem todo pecado leva à morte: Aqueles pecados que não envolvem apostasia final podem resultar em arrependimento e restauração (veja </w:t>
       </w:r>
       <w:hyperlink r:id="rId81">
         <w:r>
           <w:rPr>
+            <w:lang w:val="pt_PT" w:bidi="pt_PT"/>
+          </w:rPr>
+          <w:rPr>
             <w:color w:val="0000EE"/>
             <w:u w:val="single"/>
           </w:rPr>
@@ -3029,31 +5610,65 @@
         </w:r>
       </w:hyperlink>
       <w:r>
+        <w:rPr>
+          <w:lang w:val="pt_PT" w:bidi="pt_PT"/>
+        </w:rPr>
         <w:t>).</w:t>
       </w:r>
-      <w:r/>
-      <w:r/>
-    </w:p>
-    <w:p>
-      <w:r/>
+      <w:r>
+        <w:rPr>
+          <w:lang w:val="pt_PT" w:bidi="pt_PT"/>
+        </w:rPr>
+      </w:r>
+      <w:r>
+        <w:rPr>
+          <w:lang w:val="pt_PT" w:bidi="pt_PT"/>
+        </w:rPr>
+      </w:r>
+    </w:p>
+    <w:p>
+      <w:pPr/>
+      <w:r>
+        <w:rPr>
+          <w:lang w:val="pt_PT" w:bidi="pt_PT"/>
+        </w:rPr>
+      </w:r>
     </w:p>
     <w:p>
       <w:pPr>
         <w:pStyle w:val="Heading2"/>
       </w:pPr>
       <w:r>
+        <w:rPr>
+          <w:lang w:val="pt_PT" w:bidi="pt_PT"/>
+        </w:rPr>
         <w:t>1 João 5.20</w:t>
       </w:r>
-      <w:r/>
-    </w:p>
-    <w:p>
-      <w:r/>
-      <w:r>
+      <w:r>
+        <w:rPr>
+          <w:lang w:val="pt_PT" w:bidi="pt_PT"/>
+        </w:rPr>
+      </w:r>
+    </w:p>
+    <w:p>
+      <w:pPr/>
+      <w:r>
+        <w:rPr>
+          <w:lang w:val="pt_PT" w:bidi="pt_PT"/>
+        </w:rPr>
+      </w:r>
+      <w:r>
+        <w:rPr>
+          <w:lang w:val="pt_PT" w:bidi="pt_PT"/>
+        </w:rPr>
         <w:t xml:space="preserve">A NTLH interpreta a frase o verdadeiro Deus como referindo-se a Deus, já que a próxima frase se refere a seu Filho, Jesus Cristo. João também está afirmando que Jesus Cristo é o único Deus verdadeiro (veja </w:t>
       </w:r>
       <w:hyperlink r:id="rId123">
         <w:r>
           <w:rPr>
+            <w:lang w:val="pt_PT" w:bidi="pt_PT"/>
+          </w:rPr>
+          <w:rPr>
             <w:color w:val="0000EE"/>
             <w:u w:val="single"/>
           </w:rPr>
@@ -3061,11 +5676,17 @@
         </w:r>
       </w:hyperlink>
       <w:r>
+        <w:rPr>
+          <w:lang w:val="pt_PT" w:bidi="pt_PT"/>
+        </w:rPr>
         <w:t>,</w:t>
       </w:r>
       <w:hyperlink r:id="rId124">
         <w:r>
           <w:rPr>
+            <w:lang w:val="pt_PT" w:bidi="pt_PT"/>
+          </w:rPr>
+          <w:rPr>
             <w:color w:val="0000EE"/>
             <w:u w:val="single"/>
           </w:rPr>
@@ -3073,11 +5694,17 @@
         </w:r>
       </w:hyperlink>
       <w:r>
+        <w:rPr>
+          <w:lang w:val="pt_PT" w:bidi="pt_PT"/>
+        </w:rPr>
         <w:t xml:space="preserve">; </w:t>
       </w:r>
       <w:hyperlink r:id="rId125">
         <w:r>
           <w:rPr>
+            <w:lang w:val="pt_PT" w:bidi="pt_PT"/>
+          </w:rPr>
+          <w:rPr>
             <w:color w:val="0000EE"/>
             <w:u w:val="single"/>
           </w:rPr>
@@ -3085,11 +5712,17 @@
         </w:r>
       </w:hyperlink>
       <w:r>
+        <w:rPr>
+          <w:lang w:val="pt_PT" w:bidi="pt_PT"/>
+        </w:rPr>
         <w:t xml:space="preserve">; </w:t>
       </w:r>
       <w:hyperlink r:id="rId126">
         <w:r>
           <w:rPr>
+            <w:lang w:val="pt_PT" w:bidi="pt_PT"/>
+          </w:rPr>
+          <w:rPr>
             <w:color w:val="0000EE"/>
             <w:u w:val="single"/>
           </w:rPr>
@@ -3097,11 +5730,17 @@
         </w:r>
       </w:hyperlink>
       <w:r>
+        <w:rPr>
+          <w:lang w:val="pt_PT" w:bidi="pt_PT"/>
+        </w:rPr>
         <w:t xml:space="preserve">; </w:t>
       </w:r>
       <w:hyperlink r:id="rId127">
         <w:r>
           <w:rPr>
+            <w:lang w:val="pt_PT" w:bidi="pt_PT"/>
+          </w:rPr>
+          <w:rPr>
             <w:color w:val="0000EE"/>
             <w:u w:val="single"/>
           </w:rPr>
@@ -3109,11 +5748,17 @@
         </w:r>
       </w:hyperlink>
       <w:r>
+        <w:rPr>
+          <w:lang w:val="pt_PT" w:bidi="pt_PT"/>
+        </w:rPr>
         <w:t xml:space="preserve">; </w:t>
       </w:r>
       <w:hyperlink r:id="rId128">
         <w:r>
           <w:rPr>
+            <w:lang w:val="pt_PT" w:bidi="pt_PT"/>
+          </w:rPr>
+          <w:rPr>
             <w:color w:val="0000EE"/>
             <w:u w:val="single"/>
           </w:rPr>
@@ -3121,11 +5766,17 @@
         </w:r>
       </w:hyperlink>
       <w:r>
+        <w:rPr>
+          <w:lang w:val="pt_PT" w:bidi="pt_PT"/>
+        </w:rPr>
         <w:t>). • Ter comunhão com Jesus Cristo é ter vida eterna, porque ele é a vida eterna (</w:t>
       </w:r>
       <w:hyperlink r:id="rId129">
         <w:r>
           <w:rPr>
+            <w:lang w:val="pt_PT" w:bidi="pt_PT"/>
+          </w:rPr>
+          <w:rPr>
             <w:color w:val="0000EE"/>
             <w:u w:val="single"/>
           </w:rPr>
@@ -3133,11 +5784,17 @@
         </w:r>
       </w:hyperlink>
       <w:r>
+        <w:rPr>
+          <w:lang w:val="pt_PT" w:bidi="pt_PT"/>
+        </w:rPr>
         <w:t xml:space="preserve">; veja </w:t>
       </w:r>
       <w:hyperlink r:id="rId130">
         <w:r>
           <w:rPr>
+            <w:lang w:val="pt_PT" w:bidi="pt_PT"/>
+          </w:rPr>
+          <w:rPr>
             <w:color w:val="0000EE"/>
             <w:u w:val="single"/>
           </w:rPr>
@@ -3145,11 +5802,17 @@
         </w:r>
       </w:hyperlink>
       <w:r>
+        <w:rPr>
+          <w:lang w:val="pt_PT" w:bidi="pt_PT"/>
+        </w:rPr>
         <w:t xml:space="preserve">; </w:t>
       </w:r>
       <w:hyperlink r:id="rId131">
         <w:r>
           <w:rPr>
+            <w:lang w:val="pt_PT" w:bidi="pt_PT"/>
+          </w:rPr>
+          <w:rPr>
             <w:color w:val="0000EE"/>
             <w:u w:val="single"/>
           </w:rPr>
@@ -3157,11 +5820,17 @@
         </w:r>
       </w:hyperlink>
       <w:r>
+        <w:rPr>
+          <w:lang w:val="pt_PT" w:bidi="pt_PT"/>
+        </w:rPr>
         <w:t xml:space="preserve">; </w:t>
       </w:r>
       <w:hyperlink r:id="rId132">
         <w:r>
           <w:rPr>
+            <w:lang w:val="pt_PT" w:bidi="pt_PT"/>
+          </w:rPr>
+          <w:rPr>
             <w:color w:val="0000EE"/>
             <w:u w:val="single"/>
           </w:rPr>
@@ -3169,11 +5838,17 @@
         </w:r>
       </w:hyperlink>
       <w:r>
+        <w:rPr>
+          <w:lang w:val="pt_PT" w:bidi="pt_PT"/>
+        </w:rPr>
         <w:t xml:space="preserve">; </w:t>
       </w:r>
       <w:hyperlink r:id="rId113">
         <w:r>
           <w:rPr>
+            <w:lang w:val="pt_PT" w:bidi="pt_PT"/>
+          </w:rPr>
+          <w:rPr>
             <w:color w:val="0000EE"/>
             <w:u w:val="single"/>
           </w:rPr>
@@ -3181,39 +5856,82 @@
         </w:r>
       </w:hyperlink>
       <w:r>
+        <w:rPr>
+          <w:lang w:val="pt_PT" w:bidi="pt_PT"/>
+        </w:rPr>
         <w:t>).</w:t>
       </w:r>
-      <w:r/>
-      <w:r/>
-    </w:p>
-    <w:p>
-      <w:r/>
+      <w:r>
+        <w:rPr>
+          <w:lang w:val="pt_PT" w:bidi="pt_PT"/>
+        </w:rPr>
+      </w:r>
+      <w:r>
+        <w:rPr>
+          <w:lang w:val="pt_PT" w:bidi="pt_PT"/>
+        </w:rPr>
+      </w:r>
+    </w:p>
+    <w:p>
+      <w:pPr/>
+      <w:r>
+        <w:rPr>
+          <w:lang w:val="pt_PT" w:bidi="pt_PT"/>
+        </w:rPr>
+      </w:r>
     </w:p>
     <w:p>
       <w:pPr>
         <w:pStyle w:val="Heading2"/>
       </w:pPr>
       <w:r>
+        <w:rPr>
+          <w:lang w:val="pt_PT" w:bidi="pt_PT"/>
+        </w:rPr>
         <w:t>1 João 5.21</w:t>
       </w:r>
-      <w:r/>
-    </w:p>
-    <w:p>
-      <w:r/>
-      <w:r>
+      <w:r>
+        <w:rPr>
+          <w:lang w:val="pt_PT" w:bidi="pt_PT"/>
+        </w:rPr>
+      </w:r>
+    </w:p>
+    <w:p>
+      <w:pPr/>
+      <w:r>
+        <w:rPr>
+          <w:lang w:val="pt_PT" w:bidi="pt_PT"/>
+        </w:rPr>
+      </w:r>
+      <w:r>
+        <w:rPr>
+          <w:lang w:val="pt_PT" w:bidi="pt_PT"/>
+        </w:rPr>
         <w:t xml:space="preserve">Para concluir, João exorta seu rebanho a se afastar de qualquer coisa que possa ocupar o lugar de Deus em seus corações (literalmente </w:t>
       </w:r>
       <w:r>
         <w:rPr>
           <w:i/>
+          <w:lang w:val="pt_PT" w:bidi="pt_PT"/>
         </w:rPr>
         <w:t>guardem-se dos ídolos</w:t>
       </w:r>
       <w:r>
+        <w:rPr>
+          <w:lang w:val="pt_PT" w:bidi="pt_PT"/>
+        </w:rPr>
         <w:t>). No contexto de 1 João, o principal ídolo seria qualquer falso ensinamento que desvie as pessoas de Jesus Cristo, que é ao mesmo tempo plenamente homem e plenamente Deus.</w:t>
       </w:r>
-      <w:r/>
-      <w:r/>
+      <w:r>
+        <w:rPr>
+          <w:lang w:val="pt_PT" w:bidi="pt_PT"/>
+        </w:rPr>
+      </w:r>
+      <w:r>
+        <w:rPr>
+          <w:lang w:val="pt_PT" w:bidi="pt_PT"/>
+        </w:rPr>
+      </w:r>
     </w:p>
     <w:sectPr>
       <w:footnotePr>
@@ -5115,7 +7833,7 @@
     <w:rPrDefault>
       <w:rPr>
         <w:rFonts w:ascii="Times New Roman" w:eastAsia="Times New Roman" w:hAnsi="Times New Roman" w:cs="Times New Roman"/>
-        <w:lang w:val="en-US" w:eastAsia="en-US" w:bidi="ar-SA"/>
+        <w:lang w:val="pt_PT" w:eastAsia="en-US" w:bidi="ar-SA"/>
       </w:rPr>
     </w:rPrDefault>
     <w:pPrDefault/>

--- a/por/docx/62.content.docx
+++ b/por/docx/62.content.docx
@@ -163,13 +163,6 @@
         <w:rPr>
           <w:lang w:val="pt_PT" w:bidi="pt_PT"/>
         </w:rPr>
-      </w:r>
-      <w:r>
-        <w:rPr>
-          <w:i/>
-          <w:lang w:val="pt_PT" w:bidi="pt_PT"/>
-        </w:rPr>
-        <w:t>1 João 1.1, 1 João 1.1–4, 1 João 1.2, 1 João 1.3, 1 João 1.4, 1 João 1.5, 1 João 1.5–2.6, 1 João 1.6, 1 João 1.7, 1 João 1.8, 1 João 1.9, 1 João 1.10, 1 João 2.1, 1 João 2.2, 1 João 2.3–6, 1 João 2.7–11, 1 João 2.8, 1 João 2.9, 1 João 2.9–11, 1 João 2.10, 1 João 2.12–14, 1 João 2.15–17, 1 João 2.18, 1 João 2.19, 1 João 2.20–23, 1 João 2.22, 1 João 2.24–25, 1 João 2.28–29, 1 João 3.1–3, 1 João 3.4–10, 1 João 3.6, 1 João 3.8, 1 João 3.9–10, 1 João 3.11–22, 1 João 3.12–13, 1 João 3.14, 1 João 3.16–18, 1 João 3.19–22, 1 João 3.23–24, 1 João 4.1, 1 João 4.1–6, 1 João 4.2, 1 João 4.5, 1 João 4.6, 1 João 4.7–21, 1 João 4.8, 1 João 4.9–10, 1 João 4.11–12, 1 João 4.15, 1 João 4.17, 1 João 4.18, 1 João 4.19, 1 João 5.1–5, 1 João 5.6, 1 João 5.7–8, 1 João 5.11–12, 1 João 5.16, 1 João 5.17, 1 João 5.20, 1 João 5.21</w:t>
       </w:r>
       <w:r>
         <w:rPr>

--- a/por/docx/62.content.docx
+++ b/por/docx/62.content.docx
@@ -150,19 +150,6 @@
           <w:lang w:val="pt_PT" w:bidi="pt_PT"/>
         </w:rPr>
         <w:t>1JN</w:t>
-      </w:r>
-      <w:r>
-        <w:rPr>
-          <w:lang w:val="pt_PT" w:bidi="pt_PT"/>
-        </w:rPr>
-      </w:r>
-    </w:p>
-    <w:p>
-      <w:pPr/>
-      <w:r>
-        <w:rPr>
-          <w:lang w:val="pt_PT" w:bidi="pt_PT"/>
-        </w:rPr>
       </w:r>
       <w:r>
         <w:rPr>

--- a/por/docx/62.content.docx
+++ b/por/docx/62.content.docx
@@ -19,7 +19,7 @@
         <w:rPr>
           <w:lang w:val="pt_PT" w:bidi="pt_PT"/>
         </w:rPr>
-        <w:t>Resource: Notas de Estudo (Tyndale)</w:t>
+        <w:t>Resource: Tyndale Open Study Notes</w:t>
       </w:r>
       <w:r>
         <w:rPr>
@@ -112,7 +112,7 @@
         <w:rPr>
           <w:lang w:val="pt_PT" w:bidi="pt_PT"/>
         </w:rPr>
-        <w:t>Notas de Estudo (Tyndale)</w:t>
+        <w:t>Tyndale Open Study Notes</w:t>
       </w:r>
     </w:p>
     <w:p>

--- a/por/docx/62.content.docx
+++ b/por/docx/62.content.docx
@@ -19,7 +19,7 @@
         <w:rPr>
           <w:lang w:val="pt_PT" w:bidi="pt_PT"/>
         </w:rPr>
-        <w:t>Resource: Tyndale Open Study Notes</w:t>
+        <w:t>Resource: Aquifer Open Study Notes</w:t>
       </w:r>
       <w:r>
         <w:rPr>
@@ -112,7 +112,7 @@
         <w:rPr>
           <w:lang w:val="pt_PT" w:bidi="pt_PT"/>
         </w:rPr>
-        <w:t>Tyndale Open Study Notes</w:t>
+        <w:t>Aquifer Open Study Notes</w:t>
       </w:r>
     </w:p>
     <w:p>

--- a/por/docx/62.content.docx
+++ b/por/docx/62.content.docx
@@ -233,72 +233,48 @@
         </w:rPr>
         <w:t>Proclamamos a vocês aquele que existiu desde o princípio: Ou seja, desde antes do tempo começar, eternamente (</w:t>
       </w:r>
-      <w:hyperlink r:id="rId13">
-        <w:r>
-          <w:rPr>
-            <w:lang w:val="pt_PT" w:bidi="pt_PT"/>
-          </w:rPr>
-          <w:rPr>
-            <w:color w:val="0000EE"/>
-            <w:u w:val="single"/>
-          </w:rPr>
-          <w:t>Jo 8.58</w:t>
-        </w:r>
-      </w:hyperlink>
+      <w:r>
+        <w:rPr>
+          <w:lang w:val="pt_PT" w:bidi="pt_PT"/>
+        </w:rPr>
+        <w:t>Jo 8.58</w:t>
+      </w:r>
       <w:r>
         <w:rPr>
           <w:lang w:val="pt_PT" w:bidi="pt_PT"/>
         </w:rPr>
         <w:t>). Quando Jesus veio em carne (</w:t>
       </w:r>
-      <w:hyperlink r:id="rId14">
-        <w:r>
-          <w:rPr>
-            <w:lang w:val="pt_PT" w:bidi="pt_PT"/>
-          </w:rPr>
-          <w:rPr>
-            <w:color w:val="0000EE"/>
-            <w:u w:val="single"/>
-          </w:rPr>
-          <w:t>Jo 1.14</w:t>
-        </w:r>
-      </w:hyperlink>
+      <w:r>
+        <w:rPr>
+          <w:lang w:val="pt_PT" w:bidi="pt_PT"/>
+        </w:rPr>
+        <w:t>Jo 1.14</w:t>
+      </w:r>
       <w:r>
         <w:rPr>
           <w:lang w:val="pt_PT" w:bidi="pt_PT"/>
         </w:rPr>
         <w:t xml:space="preserve">), os apóstolos o viram … e o tocaram. Esta afirmação de que eles realmente tocaram a Palavra da vida é importante porque o Gnosticismo e o Docetismo (heresias cristãs primitivas) negavam que Cristo fosse verdadeiramente um ser humano (veja </w:t>
       </w:r>
-      <w:hyperlink r:id="rId15">
-        <w:r>
-          <w:rPr>
-            <w:lang w:val="pt_PT" w:bidi="pt_PT"/>
-          </w:rPr>
-          <w:rPr>
-            <w:color w:val="0000EE"/>
-            <w:u w:val="single"/>
-          </w:rPr>
-          <w:t>1Jo 4.2–3</w:t>
-        </w:r>
-      </w:hyperlink>
+      <w:r>
+        <w:rPr>
+          <w:lang w:val="pt_PT" w:bidi="pt_PT"/>
+        </w:rPr>
+        <w:t>1Jo 4.2–3</w:t>
+      </w:r>
       <w:r>
         <w:rPr>
           <w:lang w:val="pt_PT" w:bidi="pt_PT"/>
         </w:rPr>
         <w:t>). Jesus, o Filho de Deus, é a expressão pessoal do Deus invisível e o doador da vida eterna (</w:t>
       </w:r>
-      <w:hyperlink r:id="rId16">
-        <w:r>
-          <w:rPr>
-            <w:lang w:val="pt_PT" w:bidi="pt_PT"/>
-          </w:rPr>
-          <w:rPr>
-            <w:color w:val="0000EE"/>
-            <w:u w:val="single"/>
-          </w:rPr>
-          <w:t>Jo 1.1–4</w:t>
-        </w:r>
-      </w:hyperlink>
+      <w:r>
+        <w:rPr>
+          <w:lang w:val="pt_PT" w:bidi="pt_PT"/>
+        </w:rPr>
+        <w:t>Jo 1.1–4</w:t>
+      </w:r>
       <w:r>
         <w:rPr>
           <w:lang w:val="pt_PT" w:bidi="pt_PT"/>
@@ -353,18 +329,12 @@
         </w:rPr>
         <w:t>Este prólogo poético reflete a mensagem do prólogo do Evangelho de João (</w:t>
       </w:r>
-      <w:hyperlink r:id="rId17">
-        <w:r>
-          <w:rPr>
-            <w:lang w:val="pt_PT" w:bidi="pt_PT"/>
-          </w:rPr>
-          <w:rPr>
-            <w:color w:val="0000EE"/>
-            <w:u w:val="single"/>
-          </w:rPr>
-          <w:t>Jo 1.1–18</w:t>
-        </w:r>
-      </w:hyperlink>
+      <w:r>
+        <w:rPr>
+          <w:lang w:val="pt_PT" w:bidi="pt_PT"/>
+        </w:rPr>
+        <w:t>Jo 1.1–18</w:t>
+      </w:r>
       <w:r>
         <w:rPr>
           <w:lang w:val="pt_PT" w:bidi="pt_PT"/>
@@ -419,18 +389,12 @@
         </w:rPr>
         <w:t xml:space="preserve">a própria vida (Grego zōē): Em todo o Novo Testamento, esta palavra é usada para designar a vida eterna de Deus (p.ex., </w:t>
       </w:r>
-      <w:hyperlink r:id="rId18">
-        <w:r>
-          <w:rPr>
-            <w:lang w:val="pt_PT" w:bidi="pt_PT"/>
-          </w:rPr>
-          <w:rPr>
-            <w:color w:val="0000EE"/>
-            <w:u w:val="single"/>
-          </w:rPr>
-          <w:t>Ef 4.18</w:t>
-        </w:r>
-      </w:hyperlink>
+      <w:r>
+        <w:rPr>
+          <w:lang w:val="pt_PT" w:bidi="pt_PT"/>
+        </w:rPr>
+        <w:t>Ef 4.18</w:t>
+      </w:r>
       <w:r>
         <w:rPr>
           <w:lang w:val="pt_PT" w:bidi="pt_PT"/>
@@ -546,18 +510,12 @@
         </w:rPr>
         <w:t xml:space="preserve"> que os apóstolos têm vem de sua comunhão com Deus Pai e o Filho (</w:t>
       </w:r>
-      <w:hyperlink r:id="rId19">
-        <w:r>
-          <w:rPr>
-            <w:lang w:val="pt_PT" w:bidi="pt_PT"/>
-          </w:rPr>
-          <w:rPr>
-            <w:color w:val="0000EE"/>
-            <w:u w:val="single"/>
-          </w:rPr>
-          <w:t>1.3</w:t>
-        </w:r>
-      </w:hyperlink>
+      <w:r>
+        <w:rPr>
+          <w:lang w:val="pt_PT" w:bidi="pt_PT"/>
+        </w:rPr>
+        <w:t>1.3</w:t>
+      </w:r>
       <w:r>
         <w:rPr>
           <w:lang w:val="pt_PT" w:bidi="pt_PT"/>
@@ -638,144 +596,96 @@
         </w:rPr>
         <w:t xml:space="preserve"> brilhou através de Jesus Cristo para todos com quem ele entrou em contato, para expor seus pecados e iluminar a natureza moral e o caráter de Deus (veja </w:t>
       </w:r>
-      <w:hyperlink r:id="rId20">
-        <w:r>
-          <w:rPr>
-            <w:lang w:val="pt_PT" w:bidi="pt_PT"/>
-          </w:rPr>
-          <w:rPr>
-            <w:color w:val="0000EE"/>
-            <w:u w:val="single"/>
-          </w:rPr>
-          <w:t>Jo 1.4–5</w:t>
-        </w:r>
-      </w:hyperlink>
+      <w:r>
+        <w:rPr>
+          <w:lang w:val="pt_PT" w:bidi="pt_PT"/>
+        </w:rPr>
+        <w:t>Jo 1.4–5</w:t>
+      </w:r>
       <w:r>
         <w:rPr>
           <w:lang w:val="pt_PT" w:bidi="pt_PT"/>
         </w:rPr>
         <w:t>,</w:t>
       </w:r>
-      <w:hyperlink r:id="rId21">
-        <w:r>
-          <w:rPr>
-            <w:lang w:val="pt_PT" w:bidi="pt_PT"/>
-          </w:rPr>
-          <w:rPr>
-            <w:color w:val="0000EE"/>
-            <w:u w:val="single"/>
-          </w:rPr>
-          <w:t>9</w:t>
-        </w:r>
-      </w:hyperlink>
+      <w:r>
+        <w:rPr>
+          <w:lang w:val="pt_PT" w:bidi="pt_PT"/>
+        </w:rPr>
+        <w:t>9</w:t>
+      </w:r>
       <w:r>
         <w:rPr>
           <w:lang w:val="pt_PT" w:bidi="pt_PT"/>
         </w:rPr>
         <w:t xml:space="preserve">; </w:t>
       </w:r>
-      <w:hyperlink r:id="rId22">
-        <w:r>
-          <w:rPr>
-            <w:lang w:val="pt_PT" w:bidi="pt_PT"/>
-          </w:rPr>
-          <w:rPr>
-            <w:color w:val="0000EE"/>
-            <w:u w:val="single"/>
-          </w:rPr>
-          <w:t>3.19–21</w:t>
-        </w:r>
-      </w:hyperlink>
+      <w:r>
+        <w:rPr>
+          <w:lang w:val="pt_PT" w:bidi="pt_PT"/>
+        </w:rPr>
+        <w:t>3.19–21</w:t>
+      </w:r>
       <w:r>
         <w:rPr>
           <w:lang w:val="pt_PT" w:bidi="pt_PT"/>
         </w:rPr>
         <w:t xml:space="preserve">; </w:t>
       </w:r>
-      <w:hyperlink r:id="rId23">
-        <w:r>
-          <w:rPr>
-            <w:lang w:val="pt_PT" w:bidi="pt_PT"/>
-          </w:rPr>
-          <w:rPr>
-            <w:color w:val="0000EE"/>
-            <w:u w:val="single"/>
-          </w:rPr>
-          <w:t>8.12</w:t>
-        </w:r>
-      </w:hyperlink>
+      <w:r>
+        <w:rPr>
+          <w:lang w:val="pt_PT" w:bidi="pt_PT"/>
+        </w:rPr>
+        <w:t>8.12</w:t>
+      </w:r>
       <w:r>
         <w:rPr>
           <w:lang w:val="pt_PT" w:bidi="pt_PT"/>
         </w:rPr>
         <w:t xml:space="preserve">; </w:t>
       </w:r>
-      <w:hyperlink r:id="rId24">
-        <w:r>
-          <w:rPr>
-            <w:lang w:val="pt_PT" w:bidi="pt_PT"/>
-          </w:rPr>
-          <w:rPr>
-            <w:color w:val="0000EE"/>
-            <w:u w:val="single"/>
-          </w:rPr>
-          <w:t>9.5</w:t>
-        </w:r>
-      </w:hyperlink>
+      <w:r>
+        <w:rPr>
+          <w:lang w:val="pt_PT" w:bidi="pt_PT"/>
+        </w:rPr>
+        <w:t>9.5</w:t>
+      </w:r>
       <w:r>
         <w:rPr>
           <w:lang w:val="pt_PT" w:bidi="pt_PT"/>
         </w:rPr>
         <w:t xml:space="preserve">; </w:t>
       </w:r>
-      <w:hyperlink r:id="rId25">
-        <w:r>
-          <w:rPr>
-            <w:lang w:val="pt_PT" w:bidi="pt_PT"/>
-          </w:rPr>
-          <w:rPr>
-            <w:color w:val="0000EE"/>
-            <w:u w:val="single"/>
-          </w:rPr>
-          <w:t>12.35–36</w:t>
-        </w:r>
-      </w:hyperlink>
+      <w:r>
+        <w:rPr>
+          <w:lang w:val="pt_PT" w:bidi="pt_PT"/>
+        </w:rPr>
+        <w:t>12.35–36</w:t>
+      </w:r>
       <w:r>
         <w:rPr>
           <w:lang w:val="pt_PT" w:bidi="pt_PT"/>
         </w:rPr>
         <w:t>,</w:t>
       </w:r>
-      <w:hyperlink r:id="rId26">
-        <w:r>
-          <w:rPr>
-            <w:lang w:val="pt_PT" w:bidi="pt_PT"/>
-          </w:rPr>
-          <w:rPr>
-            <w:color w:val="0000EE"/>
-            <w:u w:val="single"/>
-          </w:rPr>
-          <w:t>46</w:t>
-        </w:r>
-      </w:hyperlink>
+      <w:r>
+        <w:rPr>
+          <w:lang w:val="pt_PT" w:bidi="pt_PT"/>
+        </w:rPr>
+        <w:t>46</w:t>
+      </w:r>
       <w:r>
         <w:rPr>
           <w:lang w:val="pt_PT" w:bidi="pt_PT"/>
         </w:rPr>
         <w:t>). Nos escritos de João, “luz” representa a santidade de Deus e Apocalipse. É o oposto do falso ensino e da vida indisciplinada, que é “escuridão” (</w:t>
       </w:r>
-      <w:hyperlink r:id="rId27">
-        <w:r>
-          <w:rPr>
-            <w:lang w:val="pt_PT" w:bidi="pt_PT"/>
-          </w:rPr>
-          <w:rPr>
-            <w:color w:val="0000EE"/>
-            <w:u w:val="single"/>
-          </w:rPr>
-          <w:t>1Jo 1.6</w:t>
-        </w:r>
-      </w:hyperlink>
+      <w:r>
+        <w:rPr>
+          <w:lang w:val="pt_PT" w:bidi="pt_PT"/>
+        </w:rPr>
+        <w:t>1Jo 1.6</w:t>
+      </w:r>
       <w:r>
         <w:rPr>
           <w:lang w:val="pt_PT" w:bidi="pt_PT"/>
@@ -830,18 +740,12 @@
         </w:rPr>
         <w:t xml:space="preserve">Aqui João foca no primeiro aspecto de viver em comunhão com Deus. Viver na luz significa que os crentes reconhecerão que são pecadores, mas também perceberão que Jesus é seu Advogado para torná-los justos diante de Deus (veja </w:t>
       </w:r>
-      <w:hyperlink r:id="rId28">
-        <w:r>
-          <w:rPr>
-            <w:lang w:val="pt_PT" w:bidi="pt_PT"/>
-          </w:rPr>
-          <w:rPr>
-            <w:color w:val="0000EE"/>
-            <w:u w:val="single"/>
-          </w:rPr>
-          <w:t>Ef 5.6–13</w:t>
-        </w:r>
-      </w:hyperlink>
+      <w:r>
+        <w:rPr>
+          <w:lang w:val="pt_PT" w:bidi="pt_PT"/>
+        </w:rPr>
+        <w:t>Ef 5.6–13</w:t>
+      </w:r>
       <w:r>
         <w:rPr>
           <w:lang w:val="pt_PT" w:bidi="pt_PT"/>
@@ -896,18 +800,12 @@
         </w:rPr>
         <w:t>Esta é a primeira de várias instâncias em que João desafia as alegações dos gnósticos, que haviam se afastado da comunhão apostólica e, assim, estavam vivendo em escuridão espiritual. Eles afirmavam ter comunhão com Deus, mas não expressavam seu caráter, que é luz. Jesus havia alertado os líderes judeus de sua época para não deixarem que a luz que pensavam ter fosse escuridão (</w:t>
       </w:r>
-      <w:hyperlink r:id="rId29">
-        <w:r>
-          <w:rPr>
-            <w:lang w:val="pt_PT" w:bidi="pt_PT"/>
-          </w:rPr>
-          <w:rPr>
-            <w:color w:val="0000EE"/>
-            <w:u w:val="single"/>
-          </w:rPr>
-          <w:t>Mt 6.23</w:t>
-        </w:r>
-      </w:hyperlink>
+      <w:r>
+        <w:rPr>
+          <w:lang w:val="pt_PT" w:bidi="pt_PT"/>
+        </w:rPr>
+        <w:t>Mt 6.23</w:t>
+      </w:r>
       <w:r>
         <w:rPr>
           <w:lang w:val="pt_PT" w:bidi="pt_PT"/>
@@ -962,18 +860,12 @@
         </w:rPr>
         <w:t>Os crentes têm comunhão uns com os outros e com Deus enquanto vivem na luz. As pessoas não podem afirmar que têm comunhão com Deus e depois se recusarem a ter comunhão com o povo de Deus. Este era o caso dos gnósticos. Os apóstolos de Cristo conheceram Jesus Cristo como Deus em carne e continuavam a ter comunhão espiritual com ele (</w:t>
       </w:r>
-      <w:hyperlink r:id="rId19">
-        <w:r>
-          <w:rPr>
-            <w:lang w:val="pt_PT" w:bidi="pt_PT"/>
-          </w:rPr>
-          <w:rPr>
-            <w:color w:val="0000EE"/>
-            <w:u w:val="single"/>
-          </w:rPr>
-          <w:t>1.3</w:t>
-        </w:r>
-      </w:hyperlink>
+      <w:r>
+        <w:rPr>
+          <w:lang w:val="pt_PT" w:bidi="pt_PT"/>
+        </w:rPr>
+        <w:t>1.3</w:t>
+      </w:r>
       <w:r>
         <w:rPr>
           <w:lang w:val="pt_PT" w:bidi="pt_PT"/>
@@ -1028,54 +920,36 @@
         </w:rPr>
         <w:t xml:space="preserve">Se afirmarmos que não temos pecado: Esta é a segunda falsa afirmação dos gnósticos (veja </w:t>
       </w:r>
-      <w:hyperlink r:id="rId27">
-        <w:r>
-          <w:rPr>
-            <w:lang w:val="pt_PT" w:bidi="pt_PT"/>
-          </w:rPr>
-          <w:rPr>
-            <w:color w:val="0000EE"/>
-            <w:u w:val="single"/>
-          </w:rPr>
-          <w:t>1.6</w:t>
-        </w:r>
-      </w:hyperlink>
+      <w:r>
+        <w:rPr>
+          <w:lang w:val="pt_PT" w:bidi="pt_PT"/>
+        </w:rPr>
+        <w:t>1.6</w:t>
+      </w:r>
       <w:r>
         <w:rPr>
           <w:lang w:val="pt_PT" w:bidi="pt_PT"/>
         </w:rPr>
         <w:t xml:space="preserve">). Eles afirmavam que eram ou poderiam ser sem pecado, já que Cristo havia abolido seus pecados de uma vez por todas — seu conhecimento superior os elevaria acima do reino do pecado. Mas os cristãos ainda pecam quando vivem em sua velha natureza (veja </w:t>
       </w:r>
-      <w:hyperlink r:id="rId30">
-        <w:r>
-          <w:rPr>
-            <w:lang w:val="pt_PT" w:bidi="pt_PT"/>
-          </w:rPr>
-          <w:rPr>
-            <w:color w:val="0000EE"/>
-            <w:u w:val="single"/>
-          </w:rPr>
-          <w:t>Rm 7.14–25</w:t>
-        </w:r>
-      </w:hyperlink>
+      <w:r>
+        <w:rPr>
+          <w:lang w:val="pt_PT" w:bidi="pt_PT"/>
+        </w:rPr>
+        <w:t>Rm 7.14–25</w:t>
+      </w:r>
       <w:r>
         <w:rPr>
           <w:lang w:val="pt_PT" w:bidi="pt_PT"/>
         </w:rPr>
         <w:t>). O verdadeiro cristão tanto reconhece esse pecado (</w:t>
       </w:r>
-      <w:hyperlink r:id="rId31">
-        <w:r>
-          <w:rPr>
-            <w:lang w:val="pt_PT" w:bidi="pt_PT"/>
-          </w:rPr>
-          <w:rPr>
-            <w:color w:val="0000EE"/>
-            <w:u w:val="single"/>
-          </w:rPr>
-          <w:t>1Jo 1.9</w:t>
-        </w:r>
-      </w:hyperlink>
+      <w:r>
+        <w:rPr>
+          <w:lang w:val="pt_PT" w:bidi="pt_PT"/>
+        </w:rPr>
+        <w:t>1Jo 1.9</w:t>
+      </w:r>
       <w:r>
         <w:rPr>
           <w:lang w:val="pt_PT" w:bidi="pt_PT"/>
@@ -1238,54 +1112,36 @@
         </w:rPr>
         <w:t>Para viver "na luz" (</w:t>
       </w:r>
-      <w:hyperlink r:id="rId32">
-        <w:r>
-          <w:rPr>
-            <w:lang w:val="pt_PT" w:bidi="pt_PT"/>
-          </w:rPr>
-          <w:rPr>
-            <w:color w:val="0000EE"/>
-            <w:u w:val="single"/>
-          </w:rPr>
-          <w:t>1.5–7</w:t>
-        </w:r>
-      </w:hyperlink>
+      <w:r>
+        <w:rPr>
+          <w:lang w:val="pt_PT" w:bidi="pt_PT"/>
+        </w:rPr>
+        <w:t>1.5–7</w:t>
+      </w:r>
       <w:r>
         <w:rPr>
           <w:lang w:val="pt_PT" w:bidi="pt_PT"/>
         </w:rPr>
         <w:t>), é necessário confessar o pecado (</w:t>
       </w:r>
-      <w:hyperlink r:id="rId31">
-        <w:r>
-          <w:rPr>
-            <w:lang w:val="pt_PT" w:bidi="pt_PT"/>
-          </w:rPr>
-          <w:rPr>
-            <w:color w:val="0000EE"/>
-            <w:u w:val="single"/>
-          </w:rPr>
-          <w:t>1.9</w:t>
-        </w:r>
-      </w:hyperlink>
+      <w:r>
+        <w:rPr>
+          <w:lang w:val="pt_PT" w:bidi="pt_PT"/>
+        </w:rPr>
+        <w:t>1.9</w:t>
+      </w:r>
       <w:r>
         <w:rPr>
           <w:lang w:val="pt_PT" w:bidi="pt_PT"/>
         </w:rPr>
         <w:t xml:space="preserve">) e parar de pecar. João enfatiza o pecado no capítulo </w:t>
       </w:r>
-      <w:hyperlink r:id="rId33">
-        <w:r>
-          <w:rPr>
-            <w:lang w:val="pt_PT" w:bidi="pt_PT"/>
-          </w:rPr>
-          <w:rPr>
-            <w:color w:val="0000EE"/>
-            <w:u w:val="single"/>
-          </w:rPr>
-          <w:t>1</w:t>
-        </w:r>
-      </w:hyperlink>
+      <w:r>
+        <w:rPr>
+          <w:lang w:val="pt_PT" w:bidi="pt_PT"/>
+        </w:rPr>
+        <w:t>1</w:t>
+      </w:r>
       <w:r>
         <w:rPr>
           <w:lang w:val="pt_PT" w:bidi="pt_PT"/>
@@ -1305,54 +1161,36 @@
         </w:rPr>
         <w:t xml:space="preserve"> "aquele que é chamado ao nosso lado" como consolador ou Advogado): Cristo é nosso advogado de defesa, representando-nos perante o Pai no céu (veja </w:t>
       </w:r>
-      <w:hyperlink r:id="rId34">
-        <w:r>
-          <w:rPr>
-            <w:lang w:val="pt_PT" w:bidi="pt_PT"/>
-          </w:rPr>
-          <w:rPr>
-            <w:color w:val="0000EE"/>
-            <w:u w:val="single"/>
-          </w:rPr>
-          <w:t>Rm 8.26–34</w:t>
-        </w:r>
-      </w:hyperlink>
+      <w:r>
+        <w:rPr>
+          <w:lang w:val="pt_PT" w:bidi="pt_PT"/>
+        </w:rPr>
+        <w:t>Rm 8.26–34</w:t>
+      </w:r>
       <w:r>
         <w:rPr>
           <w:lang w:val="pt_PT" w:bidi="pt_PT"/>
         </w:rPr>
         <w:t xml:space="preserve">; cp. </w:t>
       </w:r>
-      <w:hyperlink r:id="rId35">
-        <w:r>
-          <w:rPr>
-            <w:lang w:val="pt_PT" w:bidi="pt_PT"/>
-          </w:rPr>
-          <w:rPr>
-            <w:color w:val="0000EE"/>
-            <w:u w:val="single"/>
-          </w:rPr>
-          <w:t>Jo 14.16</w:t>
-        </w:r>
-      </w:hyperlink>
+      <w:r>
+        <w:rPr>
+          <w:lang w:val="pt_PT" w:bidi="pt_PT"/>
+        </w:rPr>
+        <w:t>Jo 14.16</w:t>
+      </w:r>
       <w:r>
         <w:rPr>
           <w:lang w:val="pt_PT" w:bidi="pt_PT"/>
         </w:rPr>
         <w:t xml:space="preserve">). • Jesus Cristo, o... justo: Nós, em contraste, somos pecadores. Porque Cristo cumpriu a lei e pagou a penalidade do pecado por nós, ele pode pleitear por nós com base na justiça, bem como na misericórdia. Quando Deus ressuscitou Cristo dos mortos, ele aceitou de uma vez por todas o pedido de Cristo pela nossa absolvição (veja </w:t>
       </w:r>
-      <w:hyperlink r:id="rId36">
-        <w:r>
-          <w:rPr>
-            <w:lang w:val="pt_PT" w:bidi="pt_PT"/>
-          </w:rPr>
-          <w:rPr>
-            <w:color w:val="0000EE"/>
-            <w:u w:val="single"/>
-          </w:rPr>
-          <w:t>Rm 4.23–25</w:t>
-        </w:r>
-      </w:hyperlink>
+      <w:r>
+        <w:rPr>
+          <w:lang w:val="pt_PT" w:bidi="pt_PT"/>
+        </w:rPr>
+        <w:t>Rm 4.23–25</w:t>
+      </w:r>
       <w:r>
         <w:rPr>
           <w:lang w:val="pt_PT" w:bidi="pt_PT"/>
@@ -1407,36 +1245,24 @@
         </w:rPr>
         <w:t xml:space="preserve">sacrifício que expia: A palavra grega hilasmos significa “apaziguamento por meio de sacrifício” (cp. </w:t>
       </w:r>
-      <w:hyperlink r:id="rId37">
-        <w:r>
-          <w:rPr>
-            <w:lang w:val="pt_PT" w:bidi="pt_PT"/>
-          </w:rPr>
-          <w:rPr>
-            <w:color w:val="0000EE"/>
-            <w:u w:val="single"/>
-          </w:rPr>
-          <w:t>4.10</w:t>
-        </w:r>
-      </w:hyperlink>
+      <w:r>
+        <w:rPr>
+          <w:lang w:val="pt_PT" w:bidi="pt_PT"/>
+        </w:rPr>
+        <w:t>4.10</w:t>
+      </w:r>
       <w:r>
         <w:rPr>
           <w:lang w:val="pt_PT" w:bidi="pt_PT"/>
         </w:rPr>
         <w:t>). Cristo satisfez a justiça de Deus morrendo em nosso lugar (</w:t>
       </w:r>
-      <w:hyperlink r:id="rId38">
-        <w:r>
-          <w:rPr>
-            <w:lang w:val="pt_PT" w:bidi="pt_PT"/>
-          </w:rPr>
-          <w:rPr>
-            <w:color w:val="0000EE"/>
-            <w:u w:val="single"/>
-          </w:rPr>
-          <w:t>Rm 3.25</w:t>
-        </w:r>
-      </w:hyperlink>
+      <w:r>
+        <w:rPr>
+          <w:lang w:val="pt_PT" w:bidi="pt_PT"/>
+        </w:rPr>
+        <w:t>Rm 3.25</w:t>
+      </w:r>
       <w:r>
         <w:rPr>
           <w:lang w:val="pt_PT" w:bidi="pt_PT"/>
@@ -1578,54 +1404,36 @@
         </w:rPr>
         <w:t>Os discípulos tinham o antigo mandamento de amar uns aos outros desde o princípio, do próprio Jesus (</w:t>
       </w:r>
-      <w:hyperlink r:id="rId39">
-        <w:r>
-          <w:rPr>
-            <w:lang w:val="pt_PT" w:bidi="pt_PT"/>
-          </w:rPr>
-          <w:rPr>
-            <w:color w:val="0000EE"/>
-            <w:u w:val="single"/>
-          </w:rPr>
-          <w:t>Jo 13.34–35</w:t>
-        </w:r>
-      </w:hyperlink>
+      <w:r>
+        <w:rPr>
+          <w:lang w:val="pt_PT" w:bidi="pt_PT"/>
+        </w:rPr>
+        <w:t>Jo 13.34–35</w:t>
+      </w:r>
       <w:r>
         <w:rPr>
           <w:lang w:val="pt_PT" w:bidi="pt_PT"/>
         </w:rPr>
         <w:t>) e do Antigo Testamento (</w:t>
       </w:r>
-      <w:hyperlink r:id="rId40">
-        <w:r>
-          <w:rPr>
-            <w:lang w:val="pt_PT" w:bidi="pt_PT"/>
-          </w:rPr>
-          <w:rPr>
-            <w:color w:val="0000EE"/>
-            <w:u w:val="single"/>
-          </w:rPr>
-          <w:t>Lv 19.18</w:t>
-        </w:r>
-      </w:hyperlink>
+      <w:r>
+        <w:rPr>
+          <w:lang w:val="pt_PT" w:bidi="pt_PT"/>
+        </w:rPr>
+        <w:t>Lv 19.18</w:t>
+      </w:r>
       <w:r>
         <w:rPr>
           <w:lang w:val="pt_PT" w:bidi="pt_PT"/>
         </w:rPr>
         <w:t>,</w:t>
       </w:r>
-      <w:hyperlink r:id="rId41">
-        <w:r>
-          <w:rPr>
-            <w:lang w:val="pt_PT" w:bidi="pt_PT"/>
-          </w:rPr>
-          <w:rPr>
-            <w:color w:val="0000EE"/>
-            <w:u w:val="single"/>
-          </w:rPr>
-          <w:t>33–34</w:t>
-        </w:r>
-      </w:hyperlink>
+      <w:r>
+        <w:rPr>
+          <w:lang w:val="pt_PT" w:bidi="pt_PT"/>
+        </w:rPr>
+        <w:t>33–34</w:t>
+      </w:r>
       <w:r>
         <w:rPr>
           <w:lang w:val="pt_PT" w:bidi="pt_PT"/>
@@ -1680,18 +1488,12 @@
         </w:rPr>
         <w:t>No entanto, também é novo: o mandamento de Jesus forneceu a nova base para o amor deles em sua própria demonstração de amor aos discípulos (</w:t>
       </w:r>
-      <w:hyperlink r:id="rId42">
-        <w:r>
-          <w:rPr>
-            <w:lang w:val="pt_PT" w:bidi="pt_PT"/>
-          </w:rPr>
-          <w:rPr>
-            <w:color w:val="0000EE"/>
-            <w:u w:val="single"/>
-          </w:rPr>
-          <w:t>Jo 13.1–17</w:t>
-        </w:r>
-      </w:hyperlink>
+      <w:r>
+        <w:rPr>
+          <w:lang w:val="pt_PT" w:bidi="pt_PT"/>
+        </w:rPr>
+        <w:t>Jo 13.1–17</w:t>
+      </w:r>
       <w:r>
         <w:rPr>
           <w:lang w:val="pt_PT" w:bidi="pt_PT"/>
@@ -1759,18 +1561,12 @@
         </w:rPr>
         <w:t xml:space="preserve"> A palavra grega adelphos (também em </w:t>
       </w:r>
-      <w:hyperlink r:id="rId43">
-        <w:r>
-          <w:rPr>
-            <w:lang w:val="pt_PT" w:bidi="pt_PT"/>
-          </w:rPr>
-          <w:rPr>
-            <w:color w:val="0000EE"/>
-            <w:u w:val="single"/>
-          </w:rPr>
-          <w:t>2.11</w:t>
-        </w:r>
-      </w:hyperlink>
+      <w:r>
+        <w:rPr>
+          <w:lang w:val="pt_PT" w:bidi="pt_PT"/>
+        </w:rPr>
+        <w:t>2.11</w:t>
+      </w:r>
       <w:r>
         <w:rPr>
           <w:lang w:val="pt_PT" w:bidi="pt_PT"/>
@@ -2008,144 +1804,96 @@
         </w:rPr>
         <w:t>O mundo é um sistema moralmente maligno que está sob a influência de Satanás e se opõe a Deus e ao Reino de Cristo nesta terra (</w:t>
       </w:r>
-      <w:hyperlink r:id="rId44">
-        <w:r>
-          <w:rPr>
-            <w:lang w:val="pt_PT" w:bidi="pt_PT"/>
-          </w:rPr>
-          <w:rPr>
-            <w:color w:val="0000EE"/>
-            <w:u w:val="single"/>
-          </w:rPr>
-          <w:t>2.16</w:t>
-        </w:r>
-      </w:hyperlink>
+      <w:r>
+        <w:rPr>
+          <w:lang w:val="pt_PT" w:bidi="pt_PT"/>
+        </w:rPr>
+        <w:t>2.16</w:t>
+      </w:r>
       <w:r>
         <w:rPr>
           <w:lang w:val="pt_PT" w:bidi="pt_PT"/>
         </w:rPr>
         <w:t xml:space="preserve">; </w:t>
       </w:r>
-      <w:hyperlink r:id="rId45">
-        <w:r>
-          <w:rPr>
-            <w:lang w:val="pt_PT" w:bidi="pt_PT"/>
-          </w:rPr>
-          <w:rPr>
-            <w:color w:val="0000EE"/>
-            <w:u w:val="single"/>
-          </w:rPr>
-          <w:t>3.1</w:t>
-        </w:r>
-      </w:hyperlink>
+      <w:r>
+        <w:rPr>
+          <w:lang w:val="pt_PT" w:bidi="pt_PT"/>
+        </w:rPr>
+        <w:t>3.1</w:t>
+      </w:r>
       <w:r>
         <w:rPr>
           <w:lang w:val="pt_PT" w:bidi="pt_PT"/>
         </w:rPr>
         <w:t xml:space="preserve">; </w:t>
       </w:r>
-      <w:hyperlink r:id="rId46">
-        <w:r>
-          <w:rPr>
-            <w:lang w:val="pt_PT" w:bidi="pt_PT"/>
-          </w:rPr>
-          <w:rPr>
-            <w:color w:val="0000EE"/>
-            <w:u w:val="single"/>
-          </w:rPr>
-          <w:t>4.4</w:t>
-        </w:r>
-      </w:hyperlink>
+      <w:r>
+        <w:rPr>
+          <w:lang w:val="pt_PT" w:bidi="pt_PT"/>
+        </w:rPr>
+        <w:t>4.4</w:t>
+      </w:r>
       <w:r>
         <w:rPr>
           <w:lang w:val="pt_PT" w:bidi="pt_PT"/>
         </w:rPr>
         <w:t xml:space="preserve">; </w:t>
       </w:r>
-      <w:hyperlink r:id="rId47">
-        <w:r>
-          <w:rPr>
-            <w:lang w:val="pt_PT" w:bidi="pt_PT"/>
-          </w:rPr>
-          <w:rPr>
-            <w:color w:val="0000EE"/>
-            <w:u w:val="single"/>
-          </w:rPr>
-          <w:t>5.19</w:t>
-        </w:r>
-      </w:hyperlink>
+      <w:r>
+        <w:rPr>
+          <w:lang w:val="pt_PT" w:bidi="pt_PT"/>
+        </w:rPr>
+        <w:t>5.19</w:t>
+      </w:r>
       <w:r>
         <w:rPr>
           <w:lang w:val="pt_PT" w:bidi="pt_PT"/>
         </w:rPr>
         <w:t xml:space="preserve">; </w:t>
       </w:r>
-      <w:hyperlink r:id="rId48">
-        <w:r>
-          <w:rPr>
-            <w:lang w:val="pt_PT" w:bidi="pt_PT"/>
-          </w:rPr>
-          <w:rPr>
-            <w:color w:val="0000EE"/>
-            <w:u w:val="single"/>
-          </w:rPr>
-          <w:t>Jo 12.31</w:t>
-        </w:r>
-      </w:hyperlink>
+      <w:r>
+        <w:rPr>
+          <w:lang w:val="pt_PT" w:bidi="pt_PT"/>
+        </w:rPr>
+        <w:t>Jo 12.31</w:t>
+      </w:r>
       <w:r>
         <w:rPr>
           <w:lang w:val="pt_PT" w:bidi="pt_PT"/>
         </w:rPr>
         <w:t xml:space="preserve">; </w:t>
       </w:r>
-      <w:hyperlink r:id="rId49">
-        <w:r>
-          <w:rPr>
-            <w:lang w:val="pt_PT" w:bidi="pt_PT"/>
-          </w:rPr>
-          <w:rPr>
-            <w:color w:val="0000EE"/>
-            <w:u w:val="single"/>
-          </w:rPr>
-          <w:t>15.18</w:t>
-        </w:r>
-      </w:hyperlink>
+      <w:r>
+        <w:rPr>
+          <w:lang w:val="pt_PT" w:bidi="pt_PT"/>
+        </w:rPr>
+        <w:t>15.18</w:t>
+      </w:r>
       <w:r>
         <w:rPr>
           <w:lang w:val="pt_PT" w:bidi="pt_PT"/>
         </w:rPr>
         <w:t xml:space="preserve">; </w:t>
       </w:r>
-      <w:hyperlink r:id="rId50">
-        <w:r>
-          <w:rPr>
-            <w:lang w:val="pt_PT" w:bidi="pt_PT"/>
-          </w:rPr>
-          <w:rPr>
-            <w:color w:val="0000EE"/>
-            <w:u w:val="single"/>
-          </w:rPr>
-          <w:t>Ef 6.11–12</w:t>
-        </w:r>
-      </w:hyperlink>
+      <w:r>
+        <w:rPr>
+          <w:lang w:val="pt_PT" w:bidi="pt_PT"/>
+        </w:rPr>
+        <w:t>Ef 6.11–12</w:t>
+      </w:r>
       <w:r>
         <w:rPr>
           <w:lang w:val="pt_PT" w:bidi="pt_PT"/>
         </w:rPr>
         <w:t xml:space="preserve">; </w:t>
       </w:r>
-      <w:hyperlink r:id="rId51">
-        <w:r>
-          <w:rPr>
-            <w:lang w:val="pt_PT" w:bidi="pt_PT"/>
-          </w:rPr>
-          <w:rPr>
-            <w:color w:val="0000EE"/>
-            <w:u w:val="single"/>
-          </w:rPr>
-          <w:t>Tg 4.4</w:t>
-        </w:r>
-      </w:hyperlink>
+      <w:r>
+        <w:rPr>
+          <w:lang w:val="pt_PT" w:bidi="pt_PT"/>
+        </w:rPr>
+        <w:t>Tg 4.4</w:t>
+      </w:r>
       <w:r>
         <w:rPr>
           <w:lang w:val="pt_PT" w:bidi="pt_PT"/>
@@ -2200,90 +1948,60 @@
         </w:rPr>
         <w:t xml:space="preserve">Anticristo literalmente significa “em vez de Cristo”; ele reivindica para si o que pertence a Cristo e se apresenta como um substituto de Cristo (cp. </w:t>
       </w:r>
-      <w:hyperlink r:id="rId52">
-        <w:r>
-          <w:rPr>
-            <w:lang w:val="pt_PT" w:bidi="pt_PT"/>
-          </w:rPr>
-          <w:rPr>
-            <w:color w:val="0000EE"/>
-            <w:u w:val="single"/>
-          </w:rPr>
-          <w:t>2Ts 2.3</w:t>
-        </w:r>
-      </w:hyperlink>
+      <w:r>
+        <w:rPr>
+          <w:lang w:val="pt_PT" w:bidi="pt_PT"/>
+        </w:rPr>
+        <w:t>2Ts 2.3</w:t>
+      </w:r>
       <w:r>
         <w:rPr>
           <w:lang w:val="pt_PT" w:bidi="pt_PT"/>
         </w:rPr>
         <w:t xml:space="preserve"> e </w:t>
       </w:r>
-      <w:hyperlink r:id="rId53">
-        <w:r>
-          <w:rPr>
-            <w:lang w:val="pt_PT" w:bidi="pt_PT"/>
-          </w:rPr>
-          <w:rPr>
-            <w:color w:val="0000EE"/>
-            <w:u w:val="single"/>
-          </w:rPr>
-          <w:t>Ap 13.1–10</w:t>
-        </w:r>
-      </w:hyperlink>
+      <w:r>
+        <w:rPr>
+          <w:lang w:val="pt_PT" w:bidi="pt_PT"/>
+        </w:rPr>
+        <w:t>Ap 13.1–10</w:t>
+      </w:r>
       <w:r>
         <w:rPr>
           <w:lang w:val="pt_PT" w:bidi="pt_PT"/>
         </w:rPr>
         <w:t>). • muitos desses anticristos já apareceram: Eles são os falsos mestres que negam que Jesus é o Cristo, Filho de Deus (</w:t>
       </w:r>
-      <w:hyperlink r:id="rId54">
-        <w:r>
-          <w:rPr>
-            <w:lang w:val="pt_PT" w:bidi="pt_PT"/>
-          </w:rPr>
-          <w:rPr>
-            <w:color w:val="0000EE"/>
-            <w:u w:val="single"/>
-          </w:rPr>
-          <w:t>1Jo 2.22–23</w:t>
-        </w:r>
-      </w:hyperlink>
+      <w:r>
+        <w:rPr>
+          <w:lang w:val="pt_PT" w:bidi="pt_PT"/>
+        </w:rPr>
+        <w:t>1Jo 2.22–23</w:t>
+      </w:r>
       <w:r>
         <w:rPr>
           <w:lang w:val="pt_PT" w:bidi="pt_PT"/>
         </w:rPr>
         <w:t>), Deus em carne (</w:t>
       </w:r>
-      <w:hyperlink r:id="rId55">
-        <w:r>
-          <w:rPr>
-            <w:lang w:val="pt_PT" w:bidi="pt_PT"/>
-          </w:rPr>
-          <w:rPr>
-            <w:color w:val="0000EE"/>
-            <w:u w:val="single"/>
-          </w:rPr>
-          <w:t>4.2</w:t>
-        </w:r>
-      </w:hyperlink>
+      <w:r>
+        <w:rPr>
+          <w:lang w:val="pt_PT" w:bidi="pt_PT"/>
+        </w:rPr>
+        <w:t>4.2</w:t>
+      </w:r>
       <w:r>
         <w:rPr>
           <w:lang w:val="pt_PT" w:bidi="pt_PT"/>
         </w:rPr>
         <w:t xml:space="preserve">; </w:t>
       </w:r>
-      <w:hyperlink r:id="rId56">
-        <w:r>
-          <w:rPr>
-            <w:lang w:val="pt_PT" w:bidi="pt_PT"/>
-          </w:rPr>
-          <w:rPr>
-            <w:color w:val="0000EE"/>
-            <w:u w:val="single"/>
-          </w:rPr>
-          <w:t>2Jo 1.7</w:t>
-        </w:r>
-      </w:hyperlink>
+      <w:r>
+        <w:rPr>
+          <w:lang w:val="pt_PT" w:bidi="pt_PT"/>
+        </w:rPr>
+        <w:t>2Jo 1.7</w:t>
+      </w:r>
       <w:r>
         <w:rPr>
           <w:lang w:val="pt_PT" w:bidi="pt_PT"/>
@@ -2338,54 +2056,36 @@
         </w:rPr>
         <w:t xml:space="preserve">Essas pessoas deixaram nossas igrejas: Esta é a primeira declaração direta de João sobre os falsos mestres. Em um momento, eles fizeram parte da comunidade da igreja, em comunhão com João e os outros apóstolos. Depois, eles deixaram essa comunhão e evidentemente formaram uma comunidade separada e exclusiva baseada em seus falsos ensinamentos sobre Jesus (veja </w:t>
       </w:r>
-      <w:hyperlink r:id="rId57">
-        <w:r>
-          <w:rPr>
-            <w:lang w:val="pt_PT" w:bidi="pt_PT"/>
-          </w:rPr>
-          <w:rPr>
-            <w:color w:val="0000EE"/>
-            <w:u w:val="single"/>
-          </w:rPr>
-          <w:t>4.1</w:t>
-        </w:r>
-      </w:hyperlink>
+      <w:r>
+        <w:rPr>
+          <w:lang w:val="pt_PT" w:bidi="pt_PT"/>
+        </w:rPr>
+        <w:t>4.1</w:t>
+      </w:r>
       <w:r>
         <w:rPr>
           <w:lang w:val="pt_PT" w:bidi="pt_PT"/>
         </w:rPr>
         <w:t xml:space="preserve">; </w:t>
       </w:r>
-      <w:hyperlink r:id="rId56">
-        <w:r>
-          <w:rPr>
-            <w:lang w:val="pt_PT" w:bidi="pt_PT"/>
-          </w:rPr>
-          <w:rPr>
-            <w:color w:val="0000EE"/>
-            <w:u w:val="single"/>
-          </w:rPr>
-          <w:t>2Jo 1.7</w:t>
-        </w:r>
-      </w:hyperlink>
+      <w:r>
+        <w:rPr>
+          <w:lang w:val="pt_PT" w:bidi="pt_PT"/>
+        </w:rPr>
+        <w:t>2Jo 1.7</w:t>
+      </w:r>
       <w:r>
         <w:rPr>
           <w:lang w:val="pt_PT" w:bidi="pt_PT"/>
         </w:rPr>
         <w:t xml:space="preserve">; </w:t>
       </w:r>
-      <w:hyperlink r:id="rId58">
-        <w:r>
-          <w:rPr>
-            <w:lang w:val="pt_PT" w:bidi="pt_PT"/>
-          </w:rPr>
-          <w:rPr>
-            <w:color w:val="0000EE"/>
-            <w:u w:val="single"/>
-          </w:rPr>
-          <w:t>3Jo 1.9–10</w:t>
-        </w:r>
-      </w:hyperlink>
+      <w:r>
+        <w:rPr>
+          <w:lang w:val="pt_PT" w:bidi="pt_PT"/>
+        </w:rPr>
+        <w:t>3Jo 1.9–10</w:t>
+      </w:r>
       <w:r>
         <w:rPr>
           <w:lang w:val="pt_PT" w:bidi="pt_PT"/>
@@ -2440,54 +2140,36 @@
         </w:rPr>
         <w:t xml:space="preserve">pois o Santo lhe deu seu Espírito: O Espírito Santo concede aos crentes a capacidade de entender e reconhecer a verdade espiritual (veja </w:t>
       </w:r>
-      <w:hyperlink r:id="rId59">
-        <w:r>
-          <w:rPr>
-            <w:lang w:val="pt_PT" w:bidi="pt_PT"/>
-          </w:rPr>
-          <w:rPr>
-            <w:color w:val="0000EE"/>
-            <w:u w:val="single"/>
-          </w:rPr>
-          <w:t>Is 61.1</w:t>
-        </w:r>
-      </w:hyperlink>
+      <w:r>
+        <w:rPr>
+          <w:lang w:val="pt_PT" w:bidi="pt_PT"/>
+        </w:rPr>
+        <w:t>Is 61.1</w:t>
+      </w:r>
       <w:r>
         <w:rPr>
           <w:lang w:val="pt_PT" w:bidi="pt_PT"/>
         </w:rPr>
         <w:t xml:space="preserve">; </w:t>
       </w:r>
-      <w:hyperlink r:id="rId60">
-        <w:r>
-          <w:rPr>
-            <w:lang w:val="pt_PT" w:bidi="pt_PT"/>
-          </w:rPr>
-          <w:rPr>
-            <w:color w:val="0000EE"/>
-            <w:u w:val="single"/>
-          </w:rPr>
-          <w:t>At 10.38</w:t>
-        </w:r>
-      </w:hyperlink>
+      <w:r>
+        <w:rPr>
+          <w:lang w:val="pt_PT" w:bidi="pt_PT"/>
+        </w:rPr>
+        <w:t>At 10.38</w:t>
+      </w:r>
       <w:r>
         <w:rPr>
           <w:lang w:val="pt_PT" w:bidi="pt_PT"/>
         </w:rPr>
         <w:t xml:space="preserve">; </w:t>
       </w:r>
-      <w:hyperlink r:id="rId61">
-        <w:r>
-          <w:rPr>
-            <w:lang w:val="pt_PT" w:bidi="pt_PT"/>
-          </w:rPr>
-          <w:rPr>
-            <w:color w:val="0000EE"/>
-            <w:u w:val="single"/>
-          </w:rPr>
-          <w:t>2Co 1.21–22</w:t>
-        </w:r>
-      </w:hyperlink>
+      <w:r>
+        <w:rPr>
+          <w:lang w:val="pt_PT" w:bidi="pt_PT"/>
+        </w:rPr>
+        <w:t>2Co 1.21–22</w:t>
+      </w:r>
       <w:r>
         <w:rPr>
           <w:lang w:val="pt_PT" w:bidi="pt_PT"/>
@@ -2542,18 +2224,12 @@
         </w:rPr>
         <w:t>João considera mentiroso qualquer falso mestre que nega que Jesus é o Cristo, o Filho de Deus, o único revelador do Pai (</w:t>
       </w:r>
-      <w:hyperlink r:id="rId55">
-        <w:r>
-          <w:rPr>
-            <w:lang w:val="pt_PT" w:bidi="pt_PT"/>
-          </w:rPr>
-          <w:rPr>
-            <w:color w:val="0000EE"/>
-            <w:u w:val="single"/>
-          </w:rPr>
-          <w:t>4.2</w:t>
-        </w:r>
-      </w:hyperlink>
+      <w:r>
+        <w:rPr>
+          <w:lang w:val="pt_PT" w:bidi="pt_PT"/>
+        </w:rPr>
+        <w:t>4.2</w:t>
+      </w:r>
       <w:r>
         <w:rPr>
           <w:lang w:val="pt_PT" w:bidi="pt_PT"/>
@@ -2608,108 +2284,72 @@
         </w:rPr>
         <w:t>João instrui seus leitores a resistirem às mentiras de tais anticristos e a permanecerem fiéis à verdade que ele e os outros apóstolos proclamaram a eles. Se fizerem isso, permanecerão em comunhão com o Filho e com o Pai e terão a certeza da vida eterna (</w:t>
       </w:r>
-      <w:hyperlink r:id="rId62">
-        <w:r>
-          <w:rPr>
-            <w:lang w:val="pt_PT" w:bidi="pt_PT"/>
-          </w:rPr>
-          <w:rPr>
-            <w:color w:val="0000EE"/>
-            <w:u w:val="single"/>
-          </w:rPr>
-          <w:t>Jo 3.15</w:t>
-        </w:r>
-      </w:hyperlink>
+      <w:r>
+        <w:rPr>
+          <w:lang w:val="pt_PT" w:bidi="pt_PT"/>
+        </w:rPr>
+        <w:t>Jo 3.15</w:t>
+      </w:r>
       <w:r>
         <w:rPr>
           <w:lang w:val="pt_PT" w:bidi="pt_PT"/>
         </w:rPr>
         <w:t>,</w:t>
       </w:r>
-      <w:hyperlink r:id="rId63">
-        <w:r>
-          <w:rPr>
-            <w:lang w:val="pt_PT" w:bidi="pt_PT"/>
-          </w:rPr>
-          <w:rPr>
-            <w:color w:val="0000EE"/>
-            <w:u w:val="single"/>
-          </w:rPr>
-          <w:t>36</w:t>
-        </w:r>
-      </w:hyperlink>
+      <w:r>
+        <w:rPr>
+          <w:lang w:val="pt_PT" w:bidi="pt_PT"/>
+        </w:rPr>
+        <w:t>36</w:t>
+      </w:r>
       <w:r>
         <w:rPr>
           <w:lang w:val="pt_PT" w:bidi="pt_PT"/>
         </w:rPr>
         <w:t xml:space="preserve">; </w:t>
       </w:r>
-      <w:hyperlink r:id="rId64">
-        <w:r>
-          <w:rPr>
-            <w:lang w:val="pt_PT" w:bidi="pt_PT"/>
-          </w:rPr>
-          <w:rPr>
-            <w:color w:val="0000EE"/>
-            <w:u w:val="single"/>
-          </w:rPr>
-          <w:t>6.40</w:t>
-        </w:r>
-      </w:hyperlink>
+      <w:r>
+        <w:rPr>
+          <w:lang w:val="pt_PT" w:bidi="pt_PT"/>
+        </w:rPr>
+        <w:t>6.40</w:t>
+      </w:r>
       <w:r>
         <w:rPr>
           <w:lang w:val="pt_PT" w:bidi="pt_PT"/>
         </w:rPr>
         <w:t>,</w:t>
       </w:r>
-      <w:hyperlink r:id="rId65">
-        <w:r>
-          <w:rPr>
-            <w:lang w:val="pt_PT" w:bidi="pt_PT"/>
-          </w:rPr>
-          <w:rPr>
-            <w:color w:val="0000EE"/>
-            <w:u w:val="single"/>
-          </w:rPr>
-          <w:t>47</w:t>
-        </w:r>
-      </w:hyperlink>
+      <w:r>
+        <w:rPr>
+          <w:lang w:val="pt_PT" w:bidi="pt_PT"/>
+        </w:rPr>
+        <w:t>47</w:t>
+      </w:r>
       <w:r>
         <w:rPr>
           <w:lang w:val="pt_PT" w:bidi="pt_PT"/>
         </w:rPr>
         <w:t>,</w:t>
       </w:r>
-      <w:hyperlink r:id="rId66">
-        <w:r>
-          <w:rPr>
-            <w:lang w:val="pt_PT" w:bidi="pt_PT"/>
-          </w:rPr>
-          <w:rPr>
-            <w:color w:val="0000EE"/>
-            <w:u w:val="single"/>
-          </w:rPr>
-          <w:t>57</w:t>
-        </w:r>
-      </w:hyperlink>
+      <w:r>
+        <w:rPr>
+          <w:lang w:val="pt_PT" w:bidi="pt_PT"/>
+        </w:rPr>
+        <w:t>57</w:t>
+      </w:r>
       <w:r>
         <w:rPr>
           <w:lang w:val="pt_PT" w:bidi="pt_PT"/>
         </w:rPr>
         <w:t xml:space="preserve">; </w:t>
       </w:r>
-      <w:hyperlink r:id="rId67">
-        <w:r>
-          <w:rPr>
-            <w:lang w:val="pt_PT" w:bidi="pt_PT"/>
-          </w:rPr>
-          <w:rPr>
-            <w:color w:val="0000EE"/>
-            <w:u w:val="single"/>
-          </w:rPr>
-          <w:t>17.2–3</w:t>
-        </w:r>
-      </w:hyperlink>
+      <w:r>
+        <w:rPr>
+          <w:lang w:val="pt_PT" w:bidi="pt_PT"/>
+        </w:rPr>
+        <w:t>17.2–3</w:t>
+      </w:r>
       <w:r>
         <w:rPr>
           <w:lang w:val="pt_PT" w:bidi="pt_PT"/>
@@ -2812,18 +2452,12 @@
         </w:rPr>
         <w:t xml:space="preserve">Quando Cristo retornar, seremos como ele, pois o veremos como ele realmente é. Os filhos de Deus carregam a imagem de Cristo e compartilharão de sua glória (veja </w:t>
       </w:r>
-      <w:hyperlink r:id="rId68">
-        <w:r>
-          <w:rPr>
-            <w:lang w:val="pt_PT" w:bidi="pt_PT"/>
-          </w:rPr>
-          <w:rPr>
-            <w:color w:val="0000EE"/>
-            <w:u w:val="single"/>
-          </w:rPr>
-          <w:t>Rm 8.18–30</w:t>
-        </w:r>
-      </w:hyperlink>
+      <w:r>
+        <w:rPr>
+          <w:lang w:val="pt_PT" w:bidi="pt_PT"/>
+        </w:rPr>
+        <w:t>Rm 8.18–30</w:t>
+      </w:r>
       <w:r>
         <w:rPr>
           <w:lang w:val="pt_PT" w:bidi="pt_PT"/>
@@ -2843,18 +2477,12 @@
         </w:rPr>
         <w:t xml:space="preserve"> buscando se tornar mais como Cristo em antecipação à sua gloriosa aparição. É em parte por essa razão que os filhos de Deus não se envergonharão quando Cristo vier (</w:t>
       </w:r>
-      <w:hyperlink r:id="rId69">
-        <w:r>
-          <w:rPr>
-            <w:lang w:val="pt_PT" w:bidi="pt_PT"/>
-          </w:rPr>
-          <w:rPr>
-            <w:color w:val="0000EE"/>
-            <w:u w:val="single"/>
-          </w:rPr>
-          <w:t>1Jo 2.29</w:t>
-        </w:r>
-      </w:hyperlink>
+      <w:r>
+        <w:rPr>
+          <w:lang w:val="pt_PT" w:bidi="pt_PT"/>
+        </w:rPr>
+        <w:t>1Jo 2.29</w:t>
+      </w:r>
       <w:r>
         <w:rPr>
           <w:lang w:val="pt_PT" w:bidi="pt_PT"/>
@@ -2909,18 +2537,12 @@
         </w:rPr>
         <w:t>Esta seção discute o que significa viver uma vida pura (</w:t>
       </w:r>
-      <w:hyperlink r:id="rId70">
-        <w:r>
-          <w:rPr>
-            <w:lang w:val="pt_PT" w:bidi="pt_PT"/>
-          </w:rPr>
-          <w:rPr>
-            <w:color w:val="0000EE"/>
-            <w:u w:val="single"/>
-          </w:rPr>
-          <w:t>3.3</w:t>
-        </w:r>
-      </w:hyperlink>
+      <w:r>
+        <w:rPr>
+          <w:lang w:val="pt_PT" w:bidi="pt_PT"/>
+        </w:rPr>
+        <w:t>3.3</w:t>
+      </w:r>
       <w:r>
         <w:rPr>
           <w:lang w:val="pt_PT" w:bidi="pt_PT"/>
@@ -2940,18 +2562,12 @@
         </w:rPr>
         <w:t xml:space="preserve"> mas isso difere do tipo de “ausência de pecado” que os falsos mestres alegavam (veja </w:t>
       </w:r>
-      <w:hyperlink r:id="rId71">
-        <w:r>
-          <w:rPr>
-            <w:lang w:val="pt_PT" w:bidi="pt_PT"/>
-          </w:rPr>
-          <w:rPr>
-            <w:color w:val="0000EE"/>
-            <w:u w:val="single"/>
-          </w:rPr>
-          <w:t>1.5–10</w:t>
-        </w:r>
-      </w:hyperlink>
+      <w:r>
+        <w:rPr>
+          <w:lang w:val="pt_PT" w:bidi="pt_PT"/>
+        </w:rPr>
+        <w:t>1.5–10</w:t>
+      </w:r>
       <w:r>
         <w:rPr>
           <w:lang w:val="pt_PT" w:bidi="pt_PT"/>
@@ -3018,18 +2634,12 @@
         </w:rPr>
         <w:t>continua a viver nele (grego menō): Isso indica “permanecer” e “ficar” (</w:t>
       </w:r>
-      <w:hyperlink r:id="rId72">
-        <w:r>
-          <w:rPr>
-            <w:lang w:val="pt_PT" w:bidi="pt_PT"/>
-          </w:rPr>
-          <w:rPr>
-            <w:color w:val="0000EE"/>
-            <w:u w:val="single"/>
-          </w:rPr>
-          <w:t>Jo 15.1–8</w:t>
-        </w:r>
-      </w:hyperlink>
+      <w:r>
+        <w:rPr>
+          <w:lang w:val="pt_PT" w:bidi="pt_PT"/>
+        </w:rPr>
+        <w:t>Jo 15.1–8</w:t>
+      </w:r>
       <w:r>
         <w:rPr>
           <w:lang w:val="pt_PT" w:bidi="pt_PT"/>
@@ -3084,18 +2694,12 @@
         </w:rPr>
         <w:t xml:space="preserve">destruir: Isso não significa "aniquilar", mas "derrubar" (veja </w:t>
       </w:r>
-      <w:hyperlink r:id="rId73">
-        <w:r>
-          <w:rPr>
-            <w:lang w:val="pt_PT" w:bidi="pt_PT"/>
-          </w:rPr>
-          <w:rPr>
-            <w:color w:val="0000EE"/>
-            <w:u w:val="single"/>
-          </w:rPr>
-          <w:t>Ef 2.14</w:t>
-        </w:r>
-      </w:hyperlink>
+      <w:r>
+        <w:rPr>
+          <w:lang w:val="pt_PT" w:bidi="pt_PT"/>
+        </w:rPr>
+        <w:t>Ef 2.14</w:t>
+      </w:r>
       <w:r>
         <w:rPr>
           <w:lang w:val="pt_PT" w:bidi="pt_PT"/>
@@ -3150,36 +2754,24 @@
         </w:rPr>
         <w:t>Viver de forma justa significa manter um relacionamento correto com Deus. Isso contrasta com os falsos mestres, que afirmavam que a vida no espírito não poderia ser contaminada por qualquer comportamento em um corpo físico. Isso não significa que vivemos vidas perfeitas (</w:t>
       </w:r>
-      <w:hyperlink r:id="rId74">
-        <w:r>
-          <w:rPr>
-            <w:lang w:val="pt_PT" w:bidi="pt_PT"/>
-          </w:rPr>
-          <w:rPr>
-            <w:color w:val="0000EE"/>
-            <w:u w:val="single"/>
-          </w:rPr>
-          <w:t>1.8</w:t>
-        </w:r>
-      </w:hyperlink>
+      <w:r>
+        <w:rPr>
+          <w:lang w:val="pt_PT" w:bidi="pt_PT"/>
+        </w:rPr>
+        <w:t>1.8</w:t>
+      </w:r>
       <w:r>
         <w:rPr>
           <w:lang w:val="pt_PT" w:bidi="pt_PT"/>
         </w:rPr>
         <w:t>), mas que nos mantemos em um bom relacionamento com Deus (</w:t>
       </w:r>
-      <w:hyperlink r:id="rId31">
-        <w:r>
-          <w:rPr>
-            <w:lang w:val="pt_PT" w:bidi="pt_PT"/>
-          </w:rPr>
-          <w:rPr>
-            <w:color w:val="0000EE"/>
-            <w:u w:val="single"/>
-          </w:rPr>
-          <w:t>1.9</w:t>
-        </w:r>
-      </w:hyperlink>
+      <w:r>
+        <w:rPr>
+          <w:lang w:val="pt_PT" w:bidi="pt_PT"/>
+        </w:rPr>
+        <w:t>1.9</w:t>
+      </w:r>
       <w:r>
         <w:rPr>
           <w:lang w:val="pt_PT" w:bidi="pt_PT"/>
@@ -3234,18 +2826,12 @@
         </w:rPr>
         <w:t xml:space="preserve">João agora se concentra na necessidade dos crentes de amarem uns aos outros (veja </w:t>
       </w:r>
-      <w:hyperlink r:id="rId75">
-        <w:r>
-          <w:rPr>
-            <w:lang w:val="pt_PT" w:bidi="pt_PT"/>
-          </w:rPr>
-          <w:rPr>
-            <w:color w:val="0000EE"/>
-            <w:u w:val="single"/>
-          </w:rPr>
-          <w:t>Jo 13.34</w:t>
-        </w:r>
-      </w:hyperlink>
+      <w:r>
+        <w:rPr>
+          <w:lang w:val="pt_PT" w:bidi="pt_PT"/>
+        </w:rPr>
+        <w:t>Jo 13.34</w:t>
+      </w:r>
       <w:r>
         <w:rPr>
           <w:lang w:val="pt_PT" w:bidi="pt_PT"/>
@@ -3300,36 +2886,24 @@
         </w:rPr>
         <w:t>Caim estava fazendo o que era mau: Caim estava com ciúmes porque Abel recebeu a aprovação de Deus; esse ciúme levou ao assassinato (</w:t>
       </w:r>
-      <w:hyperlink r:id="rId76">
-        <w:r>
-          <w:rPr>
-            <w:lang w:val="pt_PT" w:bidi="pt_PT"/>
-          </w:rPr>
-          <w:rPr>
-            <w:color w:val="0000EE"/>
-            <w:u w:val="single"/>
-          </w:rPr>
-          <w:t>Gn 4.8</w:t>
-        </w:r>
-      </w:hyperlink>
+      <w:r>
+        <w:rPr>
+          <w:lang w:val="pt_PT" w:bidi="pt_PT"/>
+        </w:rPr>
+        <w:t>Gn 4.8</w:t>
+      </w:r>
       <w:r>
         <w:rPr>
           <w:lang w:val="pt_PT" w:bidi="pt_PT"/>
         </w:rPr>
         <w:t xml:space="preserve">). O ódio é julgado, assim como o ato externo que resulta dele (veja </w:t>
       </w:r>
-      <w:hyperlink r:id="rId77">
-        <w:r>
-          <w:rPr>
-            <w:lang w:val="pt_PT" w:bidi="pt_PT"/>
-          </w:rPr>
-          <w:rPr>
-            <w:color w:val="0000EE"/>
-            <w:u w:val="single"/>
-          </w:rPr>
-          <w:t>Mt 5.21–22</w:t>
-        </w:r>
-      </w:hyperlink>
+      <w:r>
+        <w:rPr>
+          <w:lang w:val="pt_PT" w:bidi="pt_PT"/>
+        </w:rPr>
+        <w:t>Mt 5.21–22</w:t>
+      </w:r>
       <w:r>
         <w:rPr>
           <w:lang w:val="pt_PT" w:bidi="pt_PT"/>
@@ -3384,54 +2958,36 @@
         </w:rPr>
         <w:t xml:space="preserve">Ter amor por nossos irmãos e irmãs que são crentes é uma evidência tangível de que experimentamos o renascimento em Cristo e teremos vida eterna em vez de morte (ou seja, condenação; veja </w:t>
       </w:r>
-      <w:hyperlink r:id="rId78">
-        <w:r>
-          <w:rPr>
-            <w:lang w:val="pt_PT" w:bidi="pt_PT"/>
-          </w:rPr>
-          <w:rPr>
-            <w:color w:val="0000EE"/>
-            <w:u w:val="single"/>
-          </w:rPr>
-          <w:t>Rm 6.23</w:t>
-        </w:r>
-      </w:hyperlink>
+      <w:r>
+        <w:rPr>
+          <w:lang w:val="pt_PT" w:bidi="pt_PT"/>
+        </w:rPr>
+        <w:t>Rm 6.23</w:t>
+      </w:r>
       <w:r>
         <w:rPr>
           <w:lang w:val="pt_PT" w:bidi="pt_PT"/>
         </w:rPr>
         <w:t xml:space="preserve">; </w:t>
       </w:r>
-      <w:hyperlink r:id="rId79">
-        <w:r>
-          <w:rPr>
-            <w:lang w:val="pt_PT" w:bidi="pt_PT"/>
-          </w:rPr>
-          <w:rPr>
-            <w:color w:val="0000EE"/>
-            <w:u w:val="single"/>
-          </w:rPr>
-          <w:t>Tg 5.20</w:t>
-        </w:r>
-      </w:hyperlink>
+      <w:r>
+        <w:rPr>
+          <w:lang w:val="pt_PT" w:bidi="pt_PT"/>
+        </w:rPr>
+        <w:t>Tg 5.20</w:t>
+      </w:r>
       <w:r>
         <w:rPr>
           <w:lang w:val="pt_PT" w:bidi="pt_PT"/>
         </w:rPr>
         <w:t xml:space="preserve">; </w:t>
       </w:r>
-      <w:hyperlink r:id="rId80">
-        <w:r>
-          <w:rPr>
-            <w:lang w:val="pt_PT" w:bidi="pt_PT"/>
-          </w:rPr>
-          <w:rPr>
-            <w:color w:val="0000EE"/>
-            <w:u w:val="single"/>
-          </w:rPr>
-          <w:t>Ap 21.8</w:t>
-        </w:r>
-      </w:hyperlink>
+      <w:r>
+        <w:rPr>
+          <w:lang w:val="pt_PT" w:bidi="pt_PT"/>
+        </w:rPr>
+        <w:t>Ap 21.8</w:t>
+      </w:r>
       <w:r>
         <w:rPr>
           <w:lang w:val="pt_PT" w:bidi="pt_PT"/>
@@ -3534,36 +3090,24 @@
         </w:rPr>
         <w:t>Aqueles que verdadeiramente amam (</w:t>
       </w:r>
-      <w:hyperlink r:id="rId81">
-        <w:r>
-          <w:rPr>
-            <w:lang w:val="pt_PT" w:bidi="pt_PT"/>
-          </w:rPr>
-          <w:rPr>
-            <w:color w:val="0000EE"/>
-            <w:u w:val="single"/>
-          </w:rPr>
-          <w:t>3.16–18</w:t>
-        </w:r>
-      </w:hyperlink>
+      <w:r>
+        <w:rPr>
+          <w:lang w:val="pt_PT" w:bidi="pt_PT"/>
+        </w:rPr>
+        <w:t>3.16–18</w:t>
+      </w:r>
       <w:r>
         <w:rPr>
           <w:lang w:val="pt_PT" w:bidi="pt_PT"/>
         </w:rPr>
         <w:t xml:space="preserve">) têm confiança de que Deus os aceita, pois o amor verdadeiro é a principal evidência da fé genuína e da nova vida em Cristo (veja </w:t>
       </w:r>
-      <w:hyperlink r:id="rId82">
-        <w:r>
-          <w:rPr>
-            <w:lang w:val="pt_PT" w:bidi="pt_PT"/>
-          </w:rPr>
-          <w:rPr>
-            <w:color w:val="0000EE"/>
-            <w:u w:val="single"/>
-          </w:rPr>
-          <w:t>4.7–8</w:t>
-        </w:r>
-      </w:hyperlink>
+      <w:r>
+        <w:rPr>
+          <w:lang w:val="pt_PT" w:bidi="pt_PT"/>
+        </w:rPr>
+        <w:t>4.7–8</w:t>
+      </w:r>
       <w:r>
         <w:rPr>
           <w:lang w:val="pt_PT" w:bidi="pt_PT"/>
@@ -3618,18 +3162,12 @@
         </w:rPr>
         <w:t>João oferece aqui um novo critério para discernir quem possui o Espírito. O Espírito não é propriedade de uma elite iluminada cujas vidas não são transformadas. Em vez disso, o Espírito vem para todos os crentes e estimula o discipulado obediente (</w:t>
       </w:r>
-      <w:hyperlink r:id="rId83">
-        <w:r>
-          <w:rPr>
-            <w:lang w:val="pt_PT" w:bidi="pt_PT"/>
-          </w:rPr>
-          <w:rPr>
-            <w:color w:val="0000EE"/>
-            <w:u w:val="single"/>
-          </w:rPr>
-          <w:t>Gl 5.22–23</w:t>
-        </w:r>
-      </w:hyperlink>
+      <w:r>
+        <w:rPr>
+          <w:lang w:val="pt_PT" w:bidi="pt_PT"/>
+        </w:rPr>
+        <w:t>Gl 5.22–23</w:t>
+      </w:r>
       <w:r>
         <w:rPr>
           <w:lang w:val="pt_PT" w:bidi="pt_PT"/>
@@ -3710,90 +3248,60 @@
         </w:rPr>
         <w:t xml:space="preserve"> mas o verdadeiro profeta é um instrumento para as mensagens do Espírito Santo (</w:t>
       </w:r>
-      <w:hyperlink r:id="rId84">
-        <w:r>
-          <w:rPr>
-            <w:lang w:val="pt_PT" w:bidi="pt_PT"/>
-          </w:rPr>
-          <w:rPr>
-            <w:color w:val="0000EE"/>
-            <w:u w:val="single"/>
-          </w:rPr>
-          <w:t>At 4.25</w:t>
-        </w:r>
-      </w:hyperlink>
+      <w:r>
+        <w:rPr>
+          <w:lang w:val="pt_PT" w:bidi="pt_PT"/>
+        </w:rPr>
+        <w:t>At 4.25</w:t>
+      </w:r>
       <w:r>
         <w:rPr>
           <w:lang w:val="pt_PT" w:bidi="pt_PT"/>
         </w:rPr>
         <w:t xml:space="preserve">; </w:t>
       </w:r>
-      <w:hyperlink r:id="rId85">
-        <w:r>
-          <w:rPr>
-            <w:lang w:val="pt_PT" w:bidi="pt_PT"/>
-          </w:rPr>
-          <w:rPr>
-            <w:color w:val="0000EE"/>
-            <w:u w:val="single"/>
-          </w:rPr>
-          <w:t>1Tm 4.1</w:t>
-        </w:r>
-      </w:hyperlink>
+      <w:r>
+        <w:rPr>
+          <w:lang w:val="pt_PT" w:bidi="pt_PT"/>
+        </w:rPr>
+        <w:t>1Tm 4.1</w:t>
+      </w:r>
       <w:r>
         <w:rPr>
           <w:lang w:val="pt_PT" w:bidi="pt_PT"/>
         </w:rPr>
         <w:t xml:space="preserve">; </w:t>
       </w:r>
-      <w:hyperlink r:id="rId86">
-        <w:r>
-          <w:rPr>
-            <w:lang w:val="pt_PT" w:bidi="pt_PT"/>
-          </w:rPr>
-          <w:rPr>
-            <w:color w:val="0000EE"/>
-            <w:u w:val="single"/>
-          </w:rPr>
-          <w:t>Ap 19.10</w:t>
-        </w:r>
-      </w:hyperlink>
+      <w:r>
+        <w:rPr>
+          <w:lang w:val="pt_PT" w:bidi="pt_PT"/>
+        </w:rPr>
+        <w:t>Ap 19.10</w:t>
+      </w:r>
       <w:r>
         <w:rPr>
           <w:lang w:val="pt_PT" w:bidi="pt_PT"/>
         </w:rPr>
         <w:t>). Todo orador deve ser testado em relação ao que o Espírito Santo disse através dos apóstolos (</w:t>
       </w:r>
-      <w:hyperlink r:id="rId15">
-        <w:r>
-          <w:rPr>
-            <w:lang w:val="pt_PT" w:bidi="pt_PT"/>
-          </w:rPr>
-          <w:rPr>
-            <w:color w:val="0000EE"/>
-            <w:u w:val="single"/>
-          </w:rPr>
-          <w:t>1Jo 4.2–3</w:t>
-        </w:r>
-      </w:hyperlink>
+      <w:r>
+        <w:rPr>
+          <w:lang w:val="pt_PT" w:bidi="pt_PT"/>
+        </w:rPr>
+        <w:t>1Jo 4.2–3</w:t>
+      </w:r>
       <w:r>
         <w:rPr>
           <w:lang w:val="pt_PT" w:bidi="pt_PT"/>
         </w:rPr>
         <w:t xml:space="preserve">, </w:t>
       </w:r>
-      <w:hyperlink r:id="rId87">
-        <w:r>
-          <w:rPr>
-            <w:lang w:val="pt_PT" w:bidi="pt_PT"/>
-          </w:rPr>
-          <w:rPr>
-            <w:color w:val="0000EE"/>
-            <w:u w:val="single"/>
-          </w:rPr>
-          <w:t>6</w:t>
-        </w:r>
-      </w:hyperlink>
+      <w:r>
+        <w:rPr>
+          <w:lang w:val="pt_PT" w:bidi="pt_PT"/>
+        </w:rPr>
+        <w:t>6</w:t>
+      </w:r>
       <w:r>
         <w:rPr>
           <w:lang w:val="pt_PT" w:bidi="pt_PT"/>
@@ -3848,108 +3356,72 @@
         </w:rPr>
         <w:t>Aqueles que pertencem a Deus (</w:t>
       </w:r>
-      <w:hyperlink r:id="rId46">
-        <w:r>
-          <w:rPr>
-            <w:lang w:val="pt_PT" w:bidi="pt_PT"/>
-          </w:rPr>
-          <w:rPr>
-            <w:color w:val="0000EE"/>
-            <w:u w:val="single"/>
-          </w:rPr>
-          <w:t>4.4</w:t>
-        </w:r>
-      </w:hyperlink>
+      <w:r>
+        <w:rPr>
+          <w:lang w:val="pt_PT" w:bidi="pt_PT"/>
+        </w:rPr>
+        <w:t>4.4</w:t>
+      </w:r>
       <w:r>
         <w:rPr>
           <w:lang w:val="pt_PT" w:bidi="pt_PT"/>
         </w:rPr>
         <w:t>) podem distinguir a verdade espiritual do erro, porque a presença do Espírito (</w:t>
       </w:r>
-      <w:hyperlink r:id="rId88">
-        <w:r>
-          <w:rPr>
-            <w:lang w:val="pt_PT" w:bidi="pt_PT"/>
-          </w:rPr>
-          <w:rPr>
-            <w:color w:val="0000EE"/>
-            <w:u w:val="single"/>
-          </w:rPr>
-          <w:t>3.23–24</w:t>
-        </w:r>
-      </w:hyperlink>
+      <w:r>
+        <w:rPr>
+          <w:lang w:val="pt_PT" w:bidi="pt_PT"/>
+        </w:rPr>
+        <w:t>3.23–24</w:t>
+      </w:r>
       <w:r>
         <w:rPr>
           <w:lang w:val="pt_PT" w:bidi="pt_PT"/>
         </w:rPr>
         <w:t xml:space="preserve">) os ensina (veja </w:t>
       </w:r>
-      <w:hyperlink r:id="rId89">
-        <w:r>
-          <w:rPr>
-            <w:lang w:val="pt_PT" w:bidi="pt_PT"/>
-          </w:rPr>
-          <w:rPr>
-            <w:color w:val="0000EE"/>
-            <w:u w:val="single"/>
-          </w:rPr>
-          <w:t>2.20</w:t>
-        </w:r>
-      </w:hyperlink>
+      <w:r>
+        <w:rPr>
+          <w:lang w:val="pt_PT" w:bidi="pt_PT"/>
+        </w:rPr>
+        <w:t>2.20</w:t>
+      </w:r>
       <w:r>
         <w:rPr>
           <w:lang w:val="pt_PT" w:bidi="pt_PT"/>
         </w:rPr>
         <w:t>,</w:t>
       </w:r>
-      <w:hyperlink r:id="rId90">
-        <w:r>
-          <w:rPr>
-            <w:lang w:val="pt_PT" w:bidi="pt_PT"/>
-          </w:rPr>
-          <w:rPr>
-            <w:color w:val="0000EE"/>
-            <w:u w:val="single"/>
-          </w:rPr>
-          <w:t>27</w:t>
-        </w:r>
-      </w:hyperlink>
+      <w:r>
+        <w:rPr>
+          <w:lang w:val="pt_PT" w:bidi="pt_PT"/>
+        </w:rPr>
+        <w:t>27</w:t>
+      </w:r>
       <w:r>
         <w:rPr>
           <w:lang w:val="pt_PT" w:bidi="pt_PT"/>
         </w:rPr>
         <w:t xml:space="preserve">; </w:t>
       </w:r>
-      <w:hyperlink r:id="rId91">
-        <w:r>
-          <w:rPr>
-            <w:lang w:val="pt_PT" w:bidi="pt_PT"/>
-          </w:rPr>
-          <w:rPr>
-            <w:color w:val="0000EE"/>
-            <w:u w:val="single"/>
-          </w:rPr>
-          <w:t>Jo 14.15–26</w:t>
-        </w:r>
-      </w:hyperlink>
+      <w:r>
+        <w:rPr>
+          <w:lang w:val="pt_PT" w:bidi="pt_PT"/>
+        </w:rPr>
+        <w:t>Jo 14.15–26</w:t>
+      </w:r>
       <w:r>
         <w:rPr>
           <w:lang w:val="pt_PT" w:bidi="pt_PT"/>
         </w:rPr>
         <w:t xml:space="preserve">; </w:t>
       </w:r>
-      <w:hyperlink r:id="rId92">
-        <w:r>
-          <w:rPr>
-            <w:lang w:val="pt_PT" w:bidi="pt_PT"/>
-          </w:rPr>
-          <w:rPr>
-            <w:color w:val="0000EE"/>
-            <w:u w:val="single"/>
-          </w:rPr>
-          <w:t>16.5–15</w:t>
-        </w:r>
-      </w:hyperlink>
+      <w:r>
+        <w:rPr>
+          <w:lang w:val="pt_PT" w:bidi="pt_PT"/>
+        </w:rPr>
+        <w:t>16.5–15</w:t>
+      </w:r>
       <w:r>
         <w:rPr>
           <w:lang w:val="pt_PT" w:bidi="pt_PT"/>
@@ -4004,54 +3476,36 @@
         </w:rPr>
         <w:t>Se uma pessoa afirmar ser um profeta: João descreve um teste doutrinário para profetas e mestres. Aqueles que têm o Espírito de Deus confessam que Jesus Cristo veio em um corpo real. Em outras palavras, eles devem afirmar a realidade de que Jesus é tanto totalmente homem quanto totalmente Deus. Profetas e mestres que negam esses ensinamentos básicos são anticristos (</w:t>
       </w:r>
-      <w:hyperlink r:id="rId93">
-        <w:r>
-          <w:rPr>
-            <w:lang w:val="pt_PT" w:bidi="pt_PT"/>
-          </w:rPr>
-          <w:rPr>
-            <w:color w:val="0000EE"/>
-            <w:u w:val="single"/>
-          </w:rPr>
-          <w:t>2.18</w:t>
-        </w:r>
-      </w:hyperlink>
+      <w:r>
+        <w:rPr>
+          <w:lang w:val="pt_PT" w:bidi="pt_PT"/>
+        </w:rPr>
+        <w:t>2.18</w:t>
+      </w:r>
       <w:r>
         <w:rPr>
           <w:lang w:val="pt_PT" w:bidi="pt_PT"/>
         </w:rPr>
         <w:t xml:space="preserve">). Certos falsos mestres nos dias de João (os Docetistas) ensinavam que Jesus Cristo apenas parecia ter um corpo humano, mas na verdade não tinha. Assim, negavam que Deus se fez carne; veja </w:t>
       </w:r>
-      <w:hyperlink r:id="rId94">
-        <w:r>
-          <w:rPr>
-            <w:lang w:val="pt_PT" w:bidi="pt_PT"/>
-          </w:rPr>
-          <w:rPr>
-            <w:color w:val="0000EE"/>
-            <w:u w:val="single"/>
-          </w:rPr>
-          <w:t>1.1–3</w:t>
-        </w:r>
-      </w:hyperlink>
+      <w:r>
+        <w:rPr>
+          <w:lang w:val="pt_PT" w:bidi="pt_PT"/>
+        </w:rPr>
+        <w:t>1.1–3</w:t>
+      </w:r>
       <w:r>
         <w:rPr>
           <w:lang w:val="pt_PT" w:bidi="pt_PT"/>
         </w:rPr>
         <w:t xml:space="preserve">; </w:t>
       </w:r>
-      <w:hyperlink r:id="rId14">
-        <w:r>
-          <w:rPr>
-            <w:lang w:val="pt_PT" w:bidi="pt_PT"/>
-          </w:rPr>
-          <w:rPr>
-            <w:color w:val="0000EE"/>
-            <w:u w:val="single"/>
-          </w:rPr>
-          <w:t>Jo 1.14</w:t>
-        </w:r>
-      </w:hyperlink>
+      <w:r>
+        <w:rPr>
+          <w:lang w:val="pt_PT" w:bidi="pt_PT"/>
+        </w:rPr>
+        <w:t>Jo 1.14</w:t>
+      </w:r>
       <w:r>
         <w:rPr>
           <w:lang w:val="pt_PT" w:bidi="pt_PT"/>
@@ -4106,18 +3560,12 @@
         </w:rPr>
         <w:t>O ponto de vista do mundo é de um mal sistemático, oposto a Deus (</w:t>
       </w:r>
-      <w:hyperlink r:id="rId95">
-        <w:r>
-          <w:rPr>
-            <w:lang w:val="pt_PT" w:bidi="pt_PT"/>
-          </w:rPr>
-          <w:rPr>
-            <w:color w:val="0000EE"/>
-            <w:u w:val="single"/>
-          </w:rPr>
-          <w:t>2.15–17</w:t>
-        </w:r>
-      </w:hyperlink>
+      <w:r>
+        <w:rPr>
+          <w:lang w:val="pt_PT" w:bidi="pt_PT"/>
+        </w:rPr>
+        <w:t>2.15–17</w:t>
+      </w:r>
       <w:r>
         <w:rPr>
           <w:lang w:val="pt_PT" w:bidi="pt_PT"/>
@@ -4172,108 +3620,72 @@
         </w:rPr>
         <w:t>João avalia a autenticidade do Cristianismo de uma pessoa verificando se elas ouvem e concordam com os ensinamentos dos apóstolos. • O Espírito da verdade é o Espírito Santo (</w:t>
       </w:r>
-      <w:hyperlink r:id="rId96">
-        <w:r>
-          <w:rPr>
-            <w:lang w:val="pt_PT" w:bidi="pt_PT"/>
-          </w:rPr>
-          <w:rPr>
-            <w:color w:val="0000EE"/>
-            <w:u w:val="single"/>
-          </w:rPr>
-          <w:t>Jo 14.17</w:t>
-        </w:r>
-      </w:hyperlink>
+      <w:r>
+        <w:rPr>
+          <w:lang w:val="pt_PT" w:bidi="pt_PT"/>
+        </w:rPr>
+        <w:t>Jo 14.17</w:t>
+      </w:r>
       <w:r>
         <w:rPr>
           <w:lang w:val="pt_PT" w:bidi="pt_PT"/>
         </w:rPr>
         <w:t>,</w:t>
       </w:r>
-      <w:hyperlink r:id="rId97">
-        <w:r>
-          <w:rPr>
-            <w:lang w:val="pt_PT" w:bidi="pt_PT"/>
-          </w:rPr>
-          <w:rPr>
-            <w:color w:val="0000EE"/>
-            <w:u w:val="single"/>
-          </w:rPr>
-          <w:t>26</w:t>
-        </w:r>
-      </w:hyperlink>
+      <w:r>
+        <w:rPr>
+          <w:lang w:val="pt_PT" w:bidi="pt_PT"/>
+        </w:rPr>
+        <w:t>26</w:t>
+      </w:r>
       <w:r>
         <w:rPr>
           <w:lang w:val="pt_PT" w:bidi="pt_PT"/>
         </w:rPr>
         <w:t xml:space="preserve">; </w:t>
       </w:r>
-      <w:hyperlink r:id="rId98">
-        <w:r>
-          <w:rPr>
-            <w:lang w:val="pt_PT" w:bidi="pt_PT"/>
-          </w:rPr>
-          <w:rPr>
-            <w:color w:val="0000EE"/>
-            <w:u w:val="single"/>
-          </w:rPr>
-          <w:t>15.26</w:t>
-        </w:r>
-      </w:hyperlink>
+      <w:r>
+        <w:rPr>
+          <w:lang w:val="pt_PT" w:bidi="pt_PT"/>
+        </w:rPr>
+        <w:t>15.26</w:t>
+      </w:r>
       <w:r>
         <w:rPr>
           <w:lang w:val="pt_PT" w:bidi="pt_PT"/>
         </w:rPr>
         <w:t xml:space="preserve">; </w:t>
       </w:r>
-      <w:hyperlink r:id="rId99">
-        <w:r>
-          <w:rPr>
-            <w:lang w:val="pt_PT" w:bidi="pt_PT"/>
-          </w:rPr>
-          <w:rPr>
-            <w:color w:val="0000EE"/>
-            <w:u w:val="single"/>
-          </w:rPr>
-          <w:t>16.13–15</w:t>
-        </w:r>
-      </w:hyperlink>
+      <w:r>
+        <w:rPr>
+          <w:lang w:val="pt_PT" w:bidi="pt_PT"/>
+        </w:rPr>
+        <w:t>16.13–15</w:t>
+      </w:r>
       <w:r>
         <w:rPr>
           <w:lang w:val="pt_PT" w:bidi="pt_PT"/>
         </w:rPr>
         <w:t>), que ensina a verdade sobre Cristo (</w:t>
       </w:r>
-      <w:hyperlink r:id="rId89">
-        <w:r>
-          <w:rPr>
-            <w:lang w:val="pt_PT" w:bidi="pt_PT"/>
-          </w:rPr>
-          <w:rPr>
-            <w:color w:val="0000EE"/>
-            <w:u w:val="single"/>
-          </w:rPr>
-          <w:t>1Jo 2.20</w:t>
-        </w:r>
-      </w:hyperlink>
+      <w:r>
+        <w:rPr>
+          <w:lang w:val="pt_PT" w:bidi="pt_PT"/>
+        </w:rPr>
+        <w:t>1Jo 2.20</w:t>
+      </w:r>
       <w:r>
         <w:rPr>
           <w:lang w:val="pt_PT" w:bidi="pt_PT"/>
         </w:rPr>
         <w:t xml:space="preserve">, </w:t>
       </w:r>
-      <w:hyperlink r:id="rId90">
-        <w:r>
-          <w:rPr>
-            <w:lang w:val="pt_PT" w:bidi="pt_PT"/>
-          </w:rPr>
-          <w:rPr>
-            <w:color w:val="0000EE"/>
-            <w:u w:val="single"/>
-          </w:rPr>
-          <w:t>27</w:t>
-        </w:r>
-      </w:hyperlink>
+      <w:r>
+        <w:rPr>
+          <w:lang w:val="pt_PT" w:bidi="pt_PT"/>
+        </w:rPr>
+        <w:t>27</w:t>
+      </w:r>
       <w:r>
         <w:rPr>
           <w:lang w:val="pt_PT" w:bidi="pt_PT"/>
@@ -4414,18 +3826,12 @@
         </w:rPr>
         <w:t xml:space="preserve"> a fonte e a personificação de todo amor. Este conceito e o conceito de que “Deus é luz” (</w:t>
       </w:r>
-      <w:hyperlink r:id="rId100">
-        <w:r>
-          <w:rPr>
-            <w:lang w:val="pt_PT" w:bidi="pt_PT"/>
-          </w:rPr>
-          <w:rPr>
-            <w:color w:val="0000EE"/>
-            <w:u w:val="single"/>
-          </w:rPr>
-          <w:t>1.5</w:t>
-        </w:r>
-      </w:hyperlink>
+      <w:r>
+        <w:rPr>
+          <w:lang w:val="pt_PT" w:bidi="pt_PT"/>
+        </w:rPr>
+        <w:t>1.5</w:t>
+      </w:r>
       <w:r>
         <w:rPr>
           <w:lang w:val="pt_PT" w:bidi="pt_PT"/>
@@ -4576,108 +3982,72 @@
         </w:rPr>
         <w:t>Aqueles que acreditam em Cristo têm Deus vivendo neles, e eles vivem em Deus. O Pai e o Filho experimentam essa comunhão (</w:t>
       </w:r>
-      <w:hyperlink r:id="rId101">
-        <w:r>
-          <w:rPr>
-            <w:lang w:val="pt_PT" w:bidi="pt_PT"/>
-          </w:rPr>
-          <w:rPr>
-            <w:color w:val="0000EE"/>
-            <w:u w:val="single"/>
-          </w:rPr>
-          <w:t>Jo 10.38</w:t>
-        </w:r>
-      </w:hyperlink>
+      <w:r>
+        <w:rPr>
+          <w:lang w:val="pt_PT" w:bidi="pt_PT"/>
+        </w:rPr>
+        <w:t>Jo 10.38</w:t>
+      </w:r>
       <w:r>
         <w:rPr>
           <w:lang w:val="pt_PT" w:bidi="pt_PT"/>
         </w:rPr>
         <w:t xml:space="preserve">; </w:t>
       </w:r>
-      <w:hyperlink r:id="rId102">
-        <w:r>
-          <w:rPr>
-            <w:lang w:val="pt_PT" w:bidi="pt_PT"/>
-          </w:rPr>
-          <w:rPr>
-            <w:color w:val="0000EE"/>
-            <w:u w:val="single"/>
-          </w:rPr>
-          <w:t>14.10</w:t>
-        </w:r>
-      </w:hyperlink>
+      <w:r>
+        <w:rPr>
+          <w:lang w:val="pt_PT" w:bidi="pt_PT"/>
+        </w:rPr>
+        <w:t>14.10</w:t>
+      </w:r>
       <w:r>
         <w:rPr>
           <w:lang w:val="pt_PT" w:bidi="pt_PT"/>
         </w:rPr>
         <w:t xml:space="preserve">; </w:t>
       </w:r>
-      <w:hyperlink r:id="rId103">
-        <w:r>
-          <w:rPr>
-            <w:lang w:val="pt_PT" w:bidi="pt_PT"/>
-          </w:rPr>
-          <w:rPr>
-            <w:color w:val="0000EE"/>
-            <w:u w:val="single"/>
-          </w:rPr>
-          <w:t>17.21</w:t>
-        </w:r>
-      </w:hyperlink>
+      <w:r>
+        <w:rPr>
+          <w:lang w:val="pt_PT" w:bidi="pt_PT"/>
+        </w:rPr>
+        <w:t>17.21</w:t>
+      </w:r>
       <w:r>
         <w:rPr>
           <w:lang w:val="pt_PT" w:bidi="pt_PT"/>
         </w:rPr>
         <w:t xml:space="preserve">). Experimentar Deus dessa maneira é um privilégio especial para os crentes (veja </w:t>
       </w:r>
-      <w:hyperlink r:id="rId104">
-        <w:r>
-          <w:rPr>
-            <w:lang w:val="pt_PT" w:bidi="pt_PT"/>
-          </w:rPr>
-          <w:rPr>
-            <w:color w:val="0000EE"/>
-            <w:u w:val="single"/>
-          </w:rPr>
-          <w:t>Jo 14.20</w:t>
-        </w:r>
-      </w:hyperlink>
+      <w:r>
+        <w:rPr>
+          <w:lang w:val="pt_PT" w:bidi="pt_PT"/>
+        </w:rPr>
+        <w:t>Jo 14.20</w:t>
+      </w:r>
       <w:r>
         <w:rPr>
           <w:lang w:val="pt_PT" w:bidi="pt_PT"/>
         </w:rPr>
         <w:t xml:space="preserve">; </w:t>
       </w:r>
-      <w:hyperlink r:id="rId105">
-        <w:r>
-          <w:rPr>
-            <w:lang w:val="pt_PT" w:bidi="pt_PT"/>
-          </w:rPr>
-          <w:rPr>
-            <w:color w:val="0000EE"/>
-            <w:u w:val="single"/>
-          </w:rPr>
-          <w:t>15.5</w:t>
-        </w:r>
-      </w:hyperlink>
+      <w:r>
+        <w:rPr>
+          <w:lang w:val="pt_PT" w:bidi="pt_PT"/>
+        </w:rPr>
+        <w:t>15.5</w:t>
+      </w:r>
       <w:r>
         <w:rPr>
           <w:lang w:val="pt_PT" w:bidi="pt_PT"/>
         </w:rPr>
         <w:t xml:space="preserve">; </w:t>
       </w:r>
-      <w:hyperlink r:id="rId106">
-        <w:r>
-          <w:rPr>
-            <w:lang w:val="pt_PT" w:bidi="pt_PT"/>
-          </w:rPr>
-          <w:rPr>
-            <w:color w:val="0000EE"/>
-            <w:u w:val="single"/>
-          </w:rPr>
-          <w:t>17.21–24</w:t>
-        </w:r>
-      </w:hyperlink>
+      <w:r>
+        <w:rPr>
+          <w:lang w:val="pt_PT" w:bidi="pt_PT"/>
+        </w:rPr>
+        <w:t>17.21–24</w:t>
+      </w:r>
       <w:r>
         <w:rPr>
           <w:lang w:val="pt_PT" w:bidi="pt_PT"/>
@@ -4819,36 +4189,24 @@
         </w:rPr>
         <w:t>O amor perfeito expulsa todo medo: À medida que vivemos com Cristo e nos tornamos mais maduros e completos no amor de Deus, temos confiança em enfrentar o dia do julgamento, que será aterrorizante para aqueles que não conhecem a Deus (</w:t>
       </w:r>
-      <w:hyperlink r:id="rId107">
-        <w:r>
-          <w:rPr>
-            <w:lang w:val="pt_PT" w:bidi="pt_PT"/>
-          </w:rPr>
-          <w:rPr>
-            <w:color w:val="0000EE"/>
-            <w:u w:val="single"/>
-          </w:rPr>
-          <w:t>At 24.25</w:t>
-        </w:r>
-      </w:hyperlink>
+      <w:r>
+        <w:rPr>
+          <w:lang w:val="pt_PT" w:bidi="pt_PT"/>
+        </w:rPr>
+        <w:t>At 24.25</w:t>
+      </w:r>
       <w:r>
         <w:rPr>
           <w:lang w:val="pt_PT" w:bidi="pt_PT"/>
         </w:rPr>
         <w:t xml:space="preserve">; </w:t>
       </w:r>
-      <w:hyperlink r:id="rId108">
-        <w:r>
-          <w:rPr>
-            <w:lang w:val="pt_PT" w:bidi="pt_PT"/>
-          </w:rPr>
-          <w:rPr>
-            <w:color w:val="0000EE"/>
-            <w:u w:val="single"/>
-          </w:rPr>
-          <w:t>Rm 2.16</w:t>
-        </w:r>
-      </w:hyperlink>
+      <w:r>
+        <w:rPr>
+          <w:lang w:val="pt_PT" w:bidi="pt_PT"/>
+        </w:rPr>
+        <w:t>Rm 2.16</w:t>
+      </w:r>
       <w:r>
         <w:rPr>
           <w:lang w:val="pt_PT" w:bidi="pt_PT"/>
@@ -4868,18 +4226,12 @@
         </w:rPr>
         <w:t xml:space="preserve"> produzindo um pavor que é, por si só, um prenúncio desse castigo. Cristo morreu para nos libertar desse pavor (</w:t>
       </w:r>
-      <w:hyperlink r:id="rId109">
-        <w:r>
-          <w:rPr>
-            <w:lang w:val="pt_PT" w:bidi="pt_PT"/>
-          </w:rPr>
-          <w:rPr>
-            <w:color w:val="0000EE"/>
-            <w:u w:val="single"/>
-          </w:rPr>
-          <w:t>Hb 2.14–15</w:t>
-        </w:r>
-      </w:hyperlink>
+      <w:r>
+        <w:rPr>
+          <w:lang w:val="pt_PT" w:bidi="pt_PT"/>
+        </w:rPr>
+        <w:t>Hb 2.14–15</w:t>
+      </w:r>
       <w:r>
         <w:rPr>
           <w:lang w:val="pt_PT" w:bidi="pt_PT"/>
@@ -4947,18 +4299,12 @@
         </w:rPr>
         <w:t xml:space="preserve"> enquanto éramos pecadores, não apenas depois que abandonamos o pecado (</w:t>
       </w:r>
-      <w:hyperlink r:id="rId110">
-        <w:r>
-          <w:rPr>
-            <w:lang w:val="pt_PT" w:bidi="pt_PT"/>
-          </w:rPr>
-          <w:rPr>
-            <w:color w:val="0000EE"/>
-            <w:u w:val="single"/>
-          </w:rPr>
-          <w:t>Rm 8.5–11</w:t>
-        </w:r>
-      </w:hyperlink>
+      <w:r>
+        <w:rPr>
+          <w:lang w:val="pt_PT" w:bidi="pt_PT"/>
+        </w:rPr>
+        <w:t>Rm 8.5–11</w:t>
+      </w:r>
       <w:r>
         <w:rPr>
           <w:lang w:val="pt_PT" w:bidi="pt_PT"/>
@@ -5013,18 +4359,12 @@
         </w:rPr>
         <w:t xml:space="preserve">Aqueles que acreditam que Jesus é o Cristo e o Filho de Deus nasceram espiritualmente como filhos de Deus (veja </w:t>
       </w:r>
-      <w:hyperlink r:id="rId111">
-        <w:r>
-          <w:rPr>
-            <w:lang w:val="pt_PT" w:bidi="pt_PT"/>
-          </w:rPr>
-          <w:rPr>
-            <w:color w:val="0000EE"/>
-            <w:u w:val="single"/>
-          </w:rPr>
-          <w:t>Jo 20.31</w:t>
-        </w:r>
-      </w:hyperlink>
+      <w:r>
+        <w:rPr>
+          <w:lang w:val="pt_PT" w:bidi="pt_PT"/>
+        </w:rPr>
+        <w:t>Jo 20.31</w:t>
+      </w:r>
       <w:r>
         <w:rPr>
           <w:lang w:val="pt_PT" w:bidi="pt_PT"/>
@@ -5153,90 +4493,60 @@
         </w:rPr>
         <w:t xml:space="preserve">três testemunhas: O Espírito desceu sobre Cristo em seu batismo (veja </w:t>
       </w:r>
-      <w:hyperlink r:id="rId112">
-        <w:r>
-          <w:rPr>
-            <w:lang w:val="pt_PT" w:bidi="pt_PT"/>
-          </w:rPr>
-          <w:rPr>
-            <w:color w:val="0000EE"/>
-            <w:u w:val="single"/>
-          </w:rPr>
-          <w:t>Jo 1.32–34</w:t>
-        </w:r>
-      </w:hyperlink>
+      <w:r>
+        <w:rPr>
+          <w:lang w:val="pt_PT" w:bidi="pt_PT"/>
+        </w:rPr>
+        <w:t>Jo 1.32–34</w:t>
+      </w:r>
       <w:r>
         <w:rPr>
           <w:lang w:val="pt_PT" w:bidi="pt_PT"/>
         </w:rPr>
         <w:t xml:space="preserve">). A água é a água na qual Cristo foi batizado (veja </w:t>
       </w:r>
-      <w:hyperlink r:id="rId113">
-        <w:r>
-          <w:rPr>
-            <w:lang w:val="pt_PT" w:bidi="pt_PT"/>
-          </w:rPr>
-          <w:rPr>
-            <w:color w:val="0000EE"/>
-            <w:u w:val="single"/>
-          </w:rPr>
-          <w:t>Mt 3.13–15</w:t>
-        </w:r>
-      </w:hyperlink>
+      <w:r>
+        <w:rPr>
+          <w:lang w:val="pt_PT" w:bidi="pt_PT"/>
+        </w:rPr>
+        <w:t>Mt 3.13–15</w:t>
+      </w:r>
       <w:r>
         <w:rPr>
           <w:lang w:val="pt_PT" w:bidi="pt_PT"/>
         </w:rPr>
         <w:t xml:space="preserve">; </w:t>
       </w:r>
-      <w:hyperlink r:id="rId114">
-        <w:r>
-          <w:rPr>
-            <w:lang w:val="pt_PT" w:bidi="pt_PT"/>
-          </w:rPr>
-          <w:rPr>
-            <w:color w:val="0000EE"/>
-            <w:u w:val="single"/>
-          </w:rPr>
-          <w:t>Mc 1.9–11</w:t>
-        </w:r>
-      </w:hyperlink>
+      <w:r>
+        <w:rPr>
+          <w:lang w:val="pt_PT" w:bidi="pt_PT"/>
+        </w:rPr>
+        <w:t>Mc 1.9–11</w:t>
+      </w:r>
       <w:r>
         <w:rPr>
           <w:lang w:val="pt_PT" w:bidi="pt_PT"/>
         </w:rPr>
         <w:t xml:space="preserve">). O sangue é o sangue que Cristo derramou em sua crucificação (veja </w:t>
       </w:r>
-      <w:hyperlink r:id="rId115">
-        <w:r>
-          <w:rPr>
-            <w:lang w:val="pt_PT" w:bidi="pt_PT"/>
-          </w:rPr>
-          <w:rPr>
-            <w:color w:val="0000EE"/>
-            <w:u w:val="single"/>
-          </w:rPr>
-          <w:t>Mc 15.37–39</w:t>
-        </w:r>
-      </w:hyperlink>
+      <w:r>
+        <w:rPr>
+          <w:lang w:val="pt_PT" w:bidi="pt_PT"/>
+        </w:rPr>
+        <w:t>Mc 15.37–39</w:t>
+      </w:r>
       <w:r>
         <w:rPr>
           <w:lang w:val="pt_PT" w:bidi="pt_PT"/>
         </w:rPr>
         <w:t>). Todos os três proclamam Jesus como Filho de Deus (</w:t>
       </w:r>
-      <w:hyperlink r:id="rId116">
-        <w:r>
-          <w:rPr>
-            <w:lang w:val="pt_PT" w:bidi="pt_PT"/>
-          </w:rPr>
-          <w:rPr>
-            <w:color w:val="0000EE"/>
-            <w:u w:val="single"/>
-          </w:rPr>
-          <w:t>1Jo 5.6</w:t>
-        </w:r>
-      </w:hyperlink>
+      <w:r>
+        <w:rPr>
+          <w:lang w:val="pt_PT" w:bidi="pt_PT"/>
+        </w:rPr>
+        <w:t>1Jo 5.6</w:t>
+      </w:r>
       <w:r>
         <w:rPr>
           <w:lang w:val="pt_PT" w:bidi="pt_PT"/>
@@ -5330,72 +4640,48 @@
         </w:rPr>
         <w:t>Quem tem o Filho tem a vida: Aqueles que têm o Filho de Deus vivendo neles possuem a vida eterna de Deus agora — eles desfrutam da presença do Espírito de Deus (</w:t>
       </w:r>
-      <w:hyperlink r:id="rId89">
-        <w:r>
-          <w:rPr>
-            <w:lang w:val="pt_PT" w:bidi="pt_PT"/>
-          </w:rPr>
-          <w:rPr>
-            <w:color w:val="0000EE"/>
-            <w:u w:val="single"/>
-          </w:rPr>
-          <w:t>2.20</w:t>
-        </w:r>
-      </w:hyperlink>
+      <w:r>
+        <w:rPr>
+          <w:lang w:val="pt_PT" w:bidi="pt_PT"/>
+        </w:rPr>
+        <w:t>2.20</w:t>
+      </w:r>
       <w:r>
         <w:rPr>
           <w:lang w:val="pt_PT" w:bidi="pt_PT"/>
         </w:rPr>
         <w:t xml:space="preserve">, </w:t>
       </w:r>
-      <w:hyperlink r:id="rId117">
-        <w:r>
-          <w:rPr>
-            <w:lang w:val="pt_PT" w:bidi="pt_PT"/>
-          </w:rPr>
-          <w:rPr>
-            <w:color w:val="0000EE"/>
-            <w:u w:val="single"/>
-          </w:rPr>
-          <w:t>25</w:t>
-        </w:r>
-      </w:hyperlink>
+      <w:r>
+        <w:rPr>
+          <w:lang w:val="pt_PT" w:bidi="pt_PT"/>
+        </w:rPr>
+        <w:t>25</w:t>
+      </w:r>
       <w:r>
         <w:rPr>
           <w:lang w:val="pt_PT" w:bidi="pt_PT"/>
         </w:rPr>
         <w:t>,</w:t>
       </w:r>
-      <w:hyperlink r:id="rId90">
-        <w:r>
-          <w:rPr>
-            <w:lang w:val="pt_PT" w:bidi="pt_PT"/>
-          </w:rPr>
-          <w:rPr>
-            <w:color w:val="0000EE"/>
-            <w:u w:val="single"/>
-          </w:rPr>
-          <w:t>27</w:t>
-        </w:r>
-      </w:hyperlink>
+      <w:r>
+        <w:rPr>
+          <w:lang w:val="pt_PT" w:bidi="pt_PT"/>
+        </w:rPr>
+        <w:t>27</w:t>
+      </w:r>
       <w:r>
         <w:rPr>
           <w:lang w:val="pt_PT" w:bidi="pt_PT"/>
         </w:rPr>
         <w:t xml:space="preserve">), e têm a garantia da eternidade com Deus (veja </w:t>
       </w:r>
-      <w:hyperlink r:id="rId118">
-        <w:r>
-          <w:rPr>
-            <w:lang w:val="pt_PT" w:bidi="pt_PT"/>
-          </w:rPr>
-          <w:rPr>
-            <w:color w:val="0000EE"/>
-            <w:u w:val="single"/>
-          </w:rPr>
-          <w:t>Ef 1.13–14</w:t>
-        </w:r>
-      </w:hyperlink>
+      <w:r>
+        <w:rPr>
+          <w:lang w:val="pt_PT" w:bidi="pt_PT"/>
+        </w:rPr>
+        <w:t>Ef 1.13–14</w:t>
+      </w:r>
       <w:r>
         <w:rPr>
           <w:lang w:val="pt_PT" w:bidi="pt_PT"/>
@@ -5450,36 +4736,24 @@
         </w:rPr>
         <w:t xml:space="preserve">Pecados que levam à morte são aqueles que envolvem apostasia (veja </w:t>
       </w:r>
-      <w:hyperlink r:id="rId119">
-        <w:r>
-          <w:rPr>
-            <w:lang w:val="pt_PT" w:bidi="pt_PT"/>
-          </w:rPr>
-          <w:rPr>
-            <w:color w:val="0000EE"/>
-            <w:u w:val="single"/>
-          </w:rPr>
-          <w:t>Mt 12.31–32</w:t>
-        </w:r>
-      </w:hyperlink>
+      <w:r>
+        <w:rPr>
+          <w:lang w:val="pt_PT" w:bidi="pt_PT"/>
+        </w:rPr>
+        <w:t>Mt 12.31–32</w:t>
+      </w:r>
       <w:r>
         <w:rPr>
           <w:lang w:val="pt_PT" w:bidi="pt_PT"/>
         </w:rPr>
         <w:t xml:space="preserve">; </w:t>
       </w:r>
-      <w:hyperlink r:id="rId120">
-        <w:r>
-          <w:rPr>
-            <w:lang w:val="pt_PT" w:bidi="pt_PT"/>
-          </w:rPr>
-          <w:rPr>
-            <w:color w:val="0000EE"/>
-            <w:u w:val="single"/>
-          </w:rPr>
-          <w:t>Hb 6.4–6</w:t>
-        </w:r>
-      </w:hyperlink>
+      <w:r>
+        <w:rPr>
+          <w:lang w:val="pt_PT" w:bidi="pt_PT"/>
+        </w:rPr>
+        <w:t>Hb 6.4–6</w:t>
+      </w:r>
       <w:r>
         <w:rPr>
           <w:lang w:val="pt_PT" w:bidi="pt_PT"/>
@@ -5534,18 +4808,12 @@
         </w:rPr>
         <w:t xml:space="preserve">Nem todo pecado leva à morte: Aqueles pecados que não envolvem apostasia final podem resultar em arrependimento e restauração (veja </w:t>
       </w:r>
-      <w:hyperlink r:id="rId79">
-        <w:r>
-          <w:rPr>
-            <w:lang w:val="pt_PT" w:bidi="pt_PT"/>
-          </w:rPr>
-          <w:rPr>
-            <w:color w:val="0000EE"/>
-            <w:u w:val="single"/>
-          </w:rPr>
-          <w:t>Tg 5.20</w:t>
-        </w:r>
-      </w:hyperlink>
+      <w:r>
+        <w:rPr>
+          <w:lang w:val="pt_PT" w:bidi="pt_PT"/>
+        </w:rPr>
+        <w:t>Tg 5.20</w:t>
+      </w:r>
       <w:r>
         <w:rPr>
           <w:lang w:val="pt_PT" w:bidi="pt_PT"/>
@@ -5600,198 +4868,132 @@
         </w:rPr>
         <w:t xml:space="preserve">A NTLH interpreta a frase o verdadeiro Deus como referindo-se a Deus, já que a próxima frase se refere a seu Filho, Jesus Cristo. João também está afirmando que Jesus Cristo é o único Deus verdadeiro (veja </w:t>
       </w:r>
-      <w:hyperlink r:id="rId121">
-        <w:r>
-          <w:rPr>
-            <w:lang w:val="pt_PT" w:bidi="pt_PT"/>
-          </w:rPr>
-          <w:rPr>
-            <w:color w:val="0000EE"/>
-            <w:u w:val="single"/>
-          </w:rPr>
-          <w:t>Jo 1.1</w:t>
-        </w:r>
-      </w:hyperlink>
+      <w:r>
+        <w:rPr>
+          <w:lang w:val="pt_PT" w:bidi="pt_PT"/>
+        </w:rPr>
+        <w:t>Jo 1.1</w:t>
+      </w:r>
       <w:r>
         <w:rPr>
           <w:lang w:val="pt_PT" w:bidi="pt_PT"/>
         </w:rPr>
         <w:t>,</w:t>
       </w:r>
-      <w:hyperlink r:id="rId122">
-        <w:r>
-          <w:rPr>
-            <w:lang w:val="pt_PT" w:bidi="pt_PT"/>
-          </w:rPr>
-          <w:rPr>
-            <w:color w:val="0000EE"/>
-            <w:u w:val="single"/>
-          </w:rPr>
-          <w:t>18</w:t>
-        </w:r>
-      </w:hyperlink>
+      <w:r>
+        <w:rPr>
+          <w:lang w:val="pt_PT" w:bidi="pt_PT"/>
+        </w:rPr>
+        <w:t>18</w:t>
+      </w:r>
       <w:r>
         <w:rPr>
           <w:lang w:val="pt_PT" w:bidi="pt_PT"/>
         </w:rPr>
         <w:t xml:space="preserve">; </w:t>
       </w:r>
-      <w:hyperlink r:id="rId123">
-        <w:r>
-          <w:rPr>
-            <w:lang w:val="pt_PT" w:bidi="pt_PT"/>
-          </w:rPr>
-          <w:rPr>
-            <w:color w:val="0000EE"/>
-            <w:u w:val="single"/>
-          </w:rPr>
-          <w:t>20.28</w:t>
-        </w:r>
-      </w:hyperlink>
+      <w:r>
+        <w:rPr>
+          <w:lang w:val="pt_PT" w:bidi="pt_PT"/>
+        </w:rPr>
+        <w:t>20.28</w:t>
+      </w:r>
       <w:r>
         <w:rPr>
           <w:lang w:val="pt_PT" w:bidi="pt_PT"/>
         </w:rPr>
         <w:t xml:space="preserve">; </w:t>
       </w:r>
-      <w:hyperlink r:id="rId124">
-        <w:r>
-          <w:rPr>
-            <w:lang w:val="pt_PT" w:bidi="pt_PT"/>
-          </w:rPr>
-          <w:rPr>
-            <w:color w:val="0000EE"/>
-            <w:u w:val="single"/>
-          </w:rPr>
-          <w:t>Rm 9.5</w:t>
-        </w:r>
-      </w:hyperlink>
+      <w:r>
+        <w:rPr>
+          <w:lang w:val="pt_PT" w:bidi="pt_PT"/>
+        </w:rPr>
+        <w:t>Rm 9.5</w:t>
+      </w:r>
       <w:r>
         <w:rPr>
           <w:lang w:val="pt_PT" w:bidi="pt_PT"/>
         </w:rPr>
         <w:t xml:space="preserve">; </w:t>
       </w:r>
-      <w:hyperlink r:id="rId125">
-        <w:r>
-          <w:rPr>
-            <w:lang w:val="pt_PT" w:bidi="pt_PT"/>
-          </w:rPr>
-          <w:rPr>
-            <w:color w:val="0000EE"/>
-            <w:u w:val="single"/>
-          </w:rPr>
-          <w:t>Tt 2.13</w:t>
-        </w:r>
-      </w:hyperlink>
+      <w:r>
+        <w:rPr>
+          <w:lang w:val="pt_PT" w:bidi="pt_PT"/>
+        </w:rPr>
+        <w:t>Tt 2.13</w:t>
+      </w:r>
       <w:r>
         <w:rPr>
           <w:lang w:val="pt_PT" w:bidi="pt_PT"/>
         </w:rPr>
         <w:t xml:space="preserve">; </w:t>
       </w:r>
-      <w:hyperlink r:id="rId126">
-        <w:r>
-          <w:rPr>
-            <w:lang w:val="pt_PT" w:bidi="pt_PT"/>
-          </w:rPr>
-          <w:rPr>
-            <w:color w:val="0000EE"/>
-            <w:u w:val="single"/>
-          </w:rPr>
-          <w:t>2Pe 1.1</w:t>
-        </w:r>
-      </w:hyperlink>
+      <w:r>
+        <w:rPr>
+          <w:lang w:val="pt_PT" w:bidi="pt_PT"/>
+        </w:rPr>
+        <w:t>2Pe 1.1</w:t>
+      </w:r>
       <w:r>
         <w:rPr>
           <w:lang w:val="pt_PT" w:bidi="pt_PT"/>
         </w:rPr>
         <w:t>). • Ter comunhão com Jesus Cristo é ter vida eterna, porque ele é a vida eterna (</w:t>
       </w:r>
-      <w:hyperlink r:id="rId127">
-        <w:r>
-          <w:rPr>
-            <w:lang w:val="pt_PT" w:bidi="pt_PT"/>
-          </w:rPr>
-          <w:rPr>
-            <w:color w:val="0000EE"/>
-            <w:u w:val="single"/>
-          </w:rPr>
-          <w:t>1Jo 5.12</w:t>
-        </w:r>
-      </w:hyperlink>
+      <w:r>
+        <w:rPr>
+          <w:lang w:val="pt_PT" w:bidi="pt_PT"/>
+        </w:rPr>
+        <w:t>1Jo 5.12</w:t>
+      </w:r>
       <w:r>
         <w:rPr>
           <w:lang w:val="pt_PT" w:bidi="pt_PT"/>
         </w:rPr>
         <w:t xml:space="preserve">; veja </w:t>
       </w:r>
-      <w:hyperlink r:id="rId128">
-        <w:r>
-          <w:rPr>
-            <w:lang w:val="pt_PT" w:bidi="pt_PT"/>
-          </w:rPr>
-          <w:rPr>
-            <w:color w:val="0000EE"/>
-            <w:u w:val="single"/>
-          </w:rPr>
-          <w:t>Jo 1.4</w:t>
-        </w:r>
-      </w:hyperlink>
+      <w:r>
+        <w:rPr>
+          <w:lang w:val="pt_PT" w:bidi="pt_PT"/>
+        </w:rPr>
+        <w:t>Jo 1.4</w:t>
+      </w:r>
       <w:r>
         <w:rPr>
           <w:lang w:val="pt_PT" w:bidi="pt_PT"/>
         </w:rPr>
         <w:t xml:space="preserve">; </w:t>
       </w:r>
-      <w:hyperlink r:id="rId129">
-        <w:r>
-          <w:rPr>
-            <w:lang w:val="pt_PT" w:bidi="pt_PT"/>
-          </w:rPr>
-          <w:rPr>
-            <w:color w:val="0000EE"/>
-            <w:u w:val="single"/>
-          </w:rPr>
-          <w:t>3.16</w:t>
-        </w:r>
-      </w:hyperlink>
+      <w:r>
+        <w:rPr>
+          <w:lang w:val="pt_PT" w:bidi="pt_PT"/>
+        </w:rPr>
+        <w:t>3.16</w:t>
+      </w:r>
       <w:r>
         <w:rPr>
           <w:lang w:val="pt_PT" w:bidi="pt_PT"/>
         </w:rPr>
         <w:t xml:space="preserve">; </w:t>
       </w:r>
-      <w:hyperlink r:id="rId130">
-        <w:r>
-          <w:rPr>
-            <w:lang w:val="pt_PT" w:bidi="pt_PT"/>
-          </w:rPr>
-          <w:rPr>
-            <w:color w:val="0000EE"/>
-            <w:u w:val="single"/>
-          </w:rPr>
-          <w:t>14.6</w:t>
-        </w:r>
-      </w:hyperlink>
+      <w:r>
+        <w:rPr>
+          <w:lang w:val="pt_PT" w:bidi="pt_PT"/>
+        </w:rPr>
+        <w:t>14.6</w:t>
+      </w:r>
       <w:r>
         <w:rPr>
           <w:lang w:val="pt_PT" w:bidi="pt_PT"/>
         </w:rPr>
         <w:t xml:space="preserve">; </w:t>
       </w:r>
-      <w:hyperlink r:id="rId111">
-        <w:r>
-          <w:rPr>
-            <w:lang w:val="pt_PT" w:bidi="pt_PT"/>
-          </w:rPr>
-          <w:rPr>
-            <w:color w:val="0000EE"/>
-            <w:u w:val="single"/>
-          </w:rPr>
-          <w:t>20.31</w:t>
-        </w:r>
-      </w:hyperlink>
+      <w:r>
+        <w:rPr>
+          <w:lang w:val="pt_PT" w:bidi="pt_PT"/>
+        </w:rPr>
+        <w:t>20.31</w:t>
+      </w:r>
       <w:r>
         <w:rPr>
           <w:lang w:val="pt_PT" w:bidi="pt_PT"/>
